--- a/Laminación/Documentacion/canales Genérico.docx
+++ b/Laminación/Documentacion/canales Genérico.docx
@@ -69,7 +69,7 @@
           <w:r>
             <w:fldChar w:fldCharType="separate"/>
           </w:r>
-          <w:hyperlink w:anchor="_Toc231093714" w:history="1">
+          <w:hyperlink w:anchor="_Toc242747178" w:history="1">
             <w:r>
               <w:rPr>
                 <w:rStyle w:val="Hipervnculo"/>
@@ -91,7 +91,21 @@
                 <w:rStyle w:val="Hipervnculo"/>
                 <w:noProof/>
               </w:rPr>
-              <w:t>AH REVIISAR areas</w:t>
+              <w:t>AH RE</w:t>
+            </w:r>
+            <w:r>
+              <w:rPr>
+                <w:rStyle w:val="Hipervnculo"/>
+                <w:noProof/>
+              </w:rPr>
+              <w:t>V</w:t>
+            </w:r>
+            <w:r>
+              <w:rPr>
+                <w:rStyle w:val="Hipervnculo"/>
+                <w:noProof/>
+              </w:rPr>
+              <w:t>IISAR areas</w:t>
             </w:r>
             <w:r>
               <w:rPr>
@@ -112,7 +126,7 @@
                 <w:noProof/>
                 <w:webHidden/>
               </w:rPr>
-              <w:instrText xml:space="preserve"> PAGEREF _Toc231093714 \h </w:instrText>
+              <w:instrText xml:space="preserve"> PAGEREF _Toc242747178 \h </w:instrText>
             </w:r>
             <w:r>
               <w:rPr>
@@ -157,7 +171,7 @@
               <w:lang w:eastAsia="es-ES"/>
             </w:rPr>
           </w:pPr>
-          <w:hyperlink w:anchor="_Toc231093715" w:history="1">
+          <w:hyperlink w:anchor="_Toc242747179" w:history="1">
             <w:r>
               <w:rPr>
                 <w:rStyle w:val="Hipervnculo"/>
@@ -200,7 +214,7 @@
                 <w:noProof/>
                 <w:webHidden/>
               </w:rPr>
-              <w:instrText xml:space="preserve"> PAGEREF _Toc231093715 \h </w:instrText>
+              <w:instrText xml:space="preserve"> PAGEREF _Toc242747179 \h </w:instrText>
             </w:r>
             <w:r>
               <w:rPr>
@@ -245,7 +259,7 @@
               <w:lang w:eastAsia="es-ES"/>
             </w:rPr>
           </w:pPr>
-          <w:hyperlink w:anchor="_Toc231093716" w:history="1">
+          <w:hyperlink w:anchor="_Toc242747180" w:history="1">
             <w:r>
               <w:rPr>
                 <w:rStyle w:val="Hipervnculo"/>
@@ -288,7 +302,7 @@
                 <w:noProof/>
                 <w:webHidden/>
               </w:rPr>
-              <w:instrText xml:space="preserve"> PAGEREF _Toc231093716 \h </w:instrText>
+              <w:instrText xml:space="preserve"> PAGEREF _Toc242747180 \h </w:instrText>
             </w:r>
             <w:r>
               <w:rPr>
@@ -333,7 +347,7 @@
               <w:lang w:eastAsia="es-ES"/>
             </w:rPr>
           </w:pPr>
-          <w:hyperlink w:anchor="_Toc231093717" w:history="1">
+          <w:hyperlink w:anchor="_Toc242747181" w:history="1">
             <w:r>
               <w:rPr>
                 <w:rStyle w:val="Hipervnculo"/>
@@ -376,7 +390,7 @@
                 <w:noProof/>
                 <w:webHidden/>
               </w:rPr>
-              <w:instrText xml:space="preserve"> PAGEREF _Toc231093717 \h </w:instrText>
+              <w:instrText xml:space="preserve"> PAGEREF _Toc242747181 \h </w:instrText>
             </w:r>
             <w:r>
               <w:rPr>
@@ -421,7 +435,7 @@
               <w:lang w:eastAsia="es-ES"/>
             </w:rPr>
           </w:pPr>
-          <w:hyperlink w:anchor="_Toc231093718" w:history="1">
+          <w:hyperlink w:anchor="_Toc242747182" w:history="1">
             <w:r>
               <w:rPr>
                 <w:rStyle w:val="Hipervnculo"/>
@@ -481,7 +495,7 @@
                 <w:noProof/>
                 <w:webHidden/>
               </w:rPr>
-              <w:instrText xml:space="preserve"> PAGEREF _Toc231093718 \h </w:instrText>
+              <w:instrText xml:space="preserve"> PAGEREF _Toc242747182 \h </w:instrText>
             </w:r>
             <w:r>
               <w:rPr>
@@ -526,7 +540,7 @@
               <w:lang w:eastAsia="es-ES"/>
             </w:rPr>
           </w:pPr>
-          <w:hyperlink w:anchor="_Toc231093719" w:history="1">
+          <w:hyperlink w:anchor="_Toc242747183" w:history="1">
             <w:r>
               <w:rPr>
                 <w:rStyle w:val="Hipervnculo"/>
@@ -586,7 +600,7 @@
                 <w:noProof/>
                 <w:webHidden/>
               </w:rPr>
-              <w:instrText xml:space="preserve"> PAGEREF _Toc231093719 \h </w:instrText>
+              <w:instrText xml:space="preserve"> PAGEREF _Toc242747183 \h </w:instrText>
             </w:r>
             <w:r>
               <w:rPr>
@@ -631,7 +645,7 @@
               <w:lang w:eastAsia="es-ES"/>
             </w:rPr>
           </w:pPr>
-          <w:hyperlink w:anchor="_Toc231093720" w:history="1">
+          <w:hyperlink w:anchor="_Toc242747184" w:history="1">
             <w:r>
               <w:rPr>
                 <w:rStyle w:val="Hipervnculo"/>
@@ -674,7 +688,7 @@
                 <w:noProof/>
                 <w:webHidden/>
               </w:rPr>
-              <w:instrText xml:space="preserve"> PAGEREF _Toc231093720 \h </w:instrText>
+              <w:instrText xml:space="preserve"> PAGEREF _Toc242747184 \h </w:instrText>
             </w:r>
             <w:r>
               <w:rPr>
@@ -719,7 +733,7 @@
               <w:lang w:eastAsia="es-ES"/>
             </w:rPr>
           </w:pPr>
-          <w:hyperlink w:anchor="_Toc231093721" w:history="1">
+          <w:hyperlink w:anchor="_Toc242747185" w:history="1">
             <w:r>
               <w:rPr>
                 <w:rStyle w:val="Hipervnculo"/>
@@ -762,7 +776,7 @@
                 <w:noProof/>
                 <w:webHidden/>
               </w:rPr>
-              <w:instrText xml:space="preserve"> PAGEREF _Toc231093721 \h </w:instrText>
+              <w:instrText xml:space="preserve"> PAGEREF _Toc242747185 \h </w:instrText>
             </w:r>
             <w:r>
               <w:rPr>
@@ -807,7 +821,7 @@
               <w:lang w:eastAsia="es-ES"/>
             </w:rPr>
           </w:pPr>
-          <w:hyperlink w:anchor="_Toc231093722" w:history="1">
+          <w:hyperlink w:anchor="_Toc242747186" w:history="1">
             <w:r>
               <w:rPr>
                 <w:rStyle w:val="Hipervnculo"/>
@@ -850,7 +864,7 @@
                 <w:noProof/>
                 <w:webHidden/>
               </w:rPr>
-              <w:instrText xml:space="preserve"> PAGEREF _Toc231093722 \h </w:instrText>
+              <w:instrText xml:space="preserve"> PAGEREF _Toc242747186 \h </w:instrText>
             </w:r>
             <w:r>
               <w:rPr>
@@ -895,7 +909,7 @@
               <w:lang w:eastAsia="es-ES"/>
             </w:rPr>
           </w:pPr>
-          <w:hyperlink w:anchor="_Toc231093723" w:history="1">
+          <w:hyperlink w:anchor="_Toc242747187" w:history="1">
             <w:r>
               <w:rPr>
                 <w:rStyle w:val="Hipervnculo"/>
@@ -917,7 +931,7 @@
                 <w:rStyle w:val="Hipervnculo"/>
                 <w:noProof/>
               </w:rPr>
-              <w:t>Calcular el área:</w:t>
+              <w:t>Programación :</w:t>
             </w:r>
             <w:r>
               <w:rPr>
@@ -938,7 +952,7 @@
                 <w:noProof/>
                 <w:webHidden/>
               </w:rPr>
-              <w:instrText xml:space="preserve"> PAGEREF _Toc231093723 \h </w:instrText>
+              <w:instrText xml:space="preserve"> PAGEREF _Toc242747187 \h </w:instrText>
             </w:r>
             <w:r>
               <w:rPr>
@@ -959,6 +973,182 @@
                 <w:webHidden/>
               </w:rPr>
               <w:t>5</w:t>
+            </w:r>
+            <w:r>
+              <w:rPr>
+                <w:noProof/>
+                <w:webHidden/>
+              </w:rPr>
+              <w:fldChar w:fldCharType="end"/>
+            </w:r>
+          </w:hyperlink>
+        </w:p>
+        <w:p>
+          <w:pPr>
+            <w:pStyle w:val="TDC1"/>
+            <w:tabs>
+              <w:tab w:val="left" w:pos="480"/>
+              <w:tab w:val="right" w:leader="dot" w:pos="10337"/>
+            </w:tabs>
+            <w:rPr>
+              <w:rFonts w:asciiTheme="minorHAnsi" w:eastAsiaTheme="minorEastAsia" w:hAnsiTheme="minorHAnsi"/>
+              <w:noProof/>
+              <w:szCs w:val="24"/>
+              <w:lang w:eastAsia="es-ES"/>
+            </w:rPr>
+          </w:pPr>
+          <w:hyperlink w:anchor="_Toc242747188" w:history="1">
+            <w:r>
+              <w:rPr>
+                <w:rStyle w:val="Hipervnculo"/>
+                <w:noProof/>
+              </w:rPr>
+              <w:t>2</w:t>
+            </w:r>
+            <w:r>
+              <w:rPr>
+                <w:rFonts w:asciiTheme="minorHAnsi" w:eastAsiaTheme="minorEastAsia" w:hAnsiTheme="minorHAnsi"/>
+                <w:noProof/>
+                <w:szCs w:val="24"/>
+                <w:lang w:eastAsia="es-ES"/>
+              </w:rPr>
+              <w:tab/>
+            </w:r>
+            <w:r>
+              <w:rPr>
+                <w:rStyle w:val="Hipervnculo"/>
+                <w:noProof/>
+              </w:rPr>
+              <w:t>ÓVALO</w:t>
+            </w:r>
+            <w:r>
+              <w:rPr>
+                <w:noProof/>
+                <w:webHidden/>
+              </w:rPr>
+              <w:tab/>
+            </w:r>
+            <w:r>
+              <w:rPr>
+                <w:noProof/>
+                <w:webHidden/>
+              </w:rPr>
+              <w:fldChar w:fldCharType="begin"/>
+            </w:r>
+            <w:r>
+              <w:rPr>
+                <w:noProof/>
+                <w:webHidden/>
+              </w:rPr>
+              <w:instrText xml:space="preserve"> PAGEREF _Toc242747188 \h </w:instrText>
+            </w:r>
+            <w:r>
+              <w:rPr>
+                <w:noProof/>
+                <w:webHidden/>
+              </w:rPr>
+            </w:r>
+            <w:r>
+              <w:rPr>
+                <w:noProof/>
+                <w:webHidden/>
+              </w:rPr>
+              <w:fldChar w:fldCharType="separate"/>
+            </w:r>
+            <w:r>
+              <w:rPr>
+                <w:noProof/>
+                <w:webHidden/>
+              </w:rPr>
+              <w:t>6</w:t>
+            </w:r>
+            <w:r>
+              <w:rPr>
+                <w:noProof/>
+                <w:webHidden/>
+              </w:rPr>
+              <w:fldChar w:fldCharType="end"/>
+            </w:r>
+          </w:hyperlink>
+        </w:p>
+        <w:p>
+          <w:pPr>
+            <w:pStyle w:val="TDC2"/>
+            <w:tabs>
+              <w:tab w:val="left" w:pos="960"/>
+              <w:tab w:val="right" w:leader="dot" w:pos="10337"/>
+            </w:tabs>
+            <w:rPr>
+              <w:rFonts w:asciiTheme="minorHAnsi" w:eastAsiaTheme="minorEastAsia" w:hAnsiTheme="minorHAnsi"/>
+              <w:noProof/>
+              <w:szCs w:val="24"/>
+              <w:lang w:eastAsia="es-ES"/>
+            </w:rPr>
+          </w:pPr>
+          <w:hyperlink w:anchor="_Toc242747189" w:history="1">
+            <w:r>
+              <w:rPr>
+                <w:rStyle w:val="Hipervnculo"/>
+                <w:noProof/>
+              </w:rPr>
+              <w:t>2.1</w:t>
+            </w:r>
+            <w:r>
+              <w:rPr>
+                <w:rFonts w:asciiTheme="minorHAnsi" w:eastAsiaTheme="minorEastAsia" w:hAnsiTheme="minorHAnsi"/>
+                <w:noProof/>
+                <w:szCs w:val="24"/>
+                <w:lang w:eastAsia="es-ES"/>
+              </w:rPr>
+              <w:tab/>
+            </w:r>
+            <w:r>
+              <w:rPr>
+                <w:rStyle w:val="Hipervnculo"/>
+                <w:noProof/>
+              </w:rPr>
+              <w:t>Definición de Centros y Geometría</w:t>
+            </w:r>
+            <w:r>
+              <w:rPr>
+                <w:noProof/>
+                <w:webHidden/>
+              </w:rPr>
+              <w:tab/>
+            </w:r>
+            <w:r>
+              <w:rPr>
+                <w:noProof/>
+                <w:webHidden/>
+              </w:rPr>
+              <w:fldChar w:fldCharType="begin"/>
+            </w:r>
+            <w:r>
+              <w:rPr>
+                <w:noProof/>
+                <w:webHidden/>
+              </w:rPr>
+              <w:instrText xml:space="preserve"> PAGEREF _Toc242747189 \h </w:instrText>
+            </w:r>
+            <w:r>
+              <w:rPr>
+                <w:noProof/>
+                <w:webHidden/>
+              </w:rPr>
+            </w:r>
+            <w:r>
+              <w:rPr>
+                <w:noProof/>
+                <w:webHidden/>
+              </w:rPr>
+              <w:fldChar w:fldCharType="separate"/>
+            </w:r>
+            <w:r>
+              <w:rPr>
+                <w:noProof/>
+                <w:webHidden/>
+              </w:rPr>
+              <w:t>6</w:t>
             </w:r>
             <w:r>
               <w:rPr>
@@ -983,13 +1173,13 @@
               <w:lang w:eastAsia="es-ES"/>
             </w:rPr>
           </w:pPr>
-          <w:hyperlink w:anchor="_Toc231093724" w:history="1">
+          <w:hyperlink w:anchor="_Toc242747190" w:history="1">
             <w:r>
               <w:rPr>
                 <w:rStyle w:val="Hipervnculo"/>
                 <w:noProof/>
               </w:rPr>
-              <w:t>1.2.1</w:t>
+              <w:t>2.1.1</w:t>
             </w:r>
             <w:r>
               <w:rPr>
@@ -1005,24 +1195,95 @@
                 <w:rStyle w:val="Hipervnculo"/>
                 <w:noProof/>
               </w:rPr>
-              <w:t xml:space="preserve">Tramo 1: Cresta Plana (0 ≤ x ≤ </w:t>
-            </w:r>
-            <m:oMath>
-              <m:r>
-                <w:rPr>
-                  <w:rStyle w:val="Hipervnculo"/>
-                  <w:rFonts w:ascii="Cambria Math" w:hAnsi="Cambria Math" w:cs="Arial"/>
-                  <w:noProof/>
-                </w:rPr>
-                <m:t>XT1=XCR</m:t>
-              </m:r>
-            </m:oMath>
+              <w:t>Arco Central (R):</w:t>
+            </w:r>
+            <w:r>
+              <w:rPr>
+                <w:noProof/>
+                <w:webHidden/>
+              </w:rPr>
+              <w:tab/>
+            </w:r>
+            <w:r>
+              <w:rPr>
+                <w:noProof/>
+                <w:webHidden/>
+              </w:rPr>
+              <w:fldChar w:fldCharType="begin"/>
+            </w:r>
+            <w:r>
+              <w:rPr>
+                <w:noProof/>
+                <w:webHidden/>
+              </w:rPr>
+              <w:instrText xml:space="preserve"> PAGEREF _Toc242747190 \h </w:instrText>
+            </w:r>
+            <w:r>
+              <w:rPr>
+                <w:noProof/>
+                <w:webHidden/>
+              </w:rPr>
+            </w:r>
+            <w:r>
+              <w:rPr>
+                <w:noProof/>
+                <w:webHidden/>
+              </w:rPr>
+              <w:fldChar w:fldCharType="separate"/>
+            </w:r>
+            <w:r>
+              <w:rPr>
+                <w:noProof/>
+                <w:webHidden/>
+              </w:rPr>
+              <w:t>7</w:t>
+            </w:r>
+            <w:r>
+              <w:rPr>
+                <w:noProof/>
+                <w:webHidden/>
+              </w:rPr>
+              <w:fldChar w:fldCharType="end"/>
+            </w:r>
+          </w:hyperlink>
+        </w:p>
+        <w:p>
+          <w:pPr>
+            <w:pStyle w:val="TDC3"/>
+            <w:tabs>
+              <w:tab w:val="left" w:pos="1440"/>
+              <w:tab w:val="right" w:leader="dot" w:pos="10337"/>
+            </w:tabs>
+            <w:rPr>
+              <w:rFonts w:asciiTheme="minorHAnsi" w:eastAsiaTheme="minorEastAsia" w:hAnsiTheme="minorHAnsi"/>
+              <w:noProof/>
+              <w:szCs w:val="24"/>
+              <w:lang w:eastAsia="es-ES"/>
+            </w:rPr>
+          </w:pPr>
+          <w:hyperlink w:anchor="_Toc242747191" w:history="1">
             <w:r>
               <w:rPr>
                 <w:rStyle w:val="Hipervnculo"/>
                 <w:noProof/>
               </w:rPr>
-              <w:t>)</w:t>
+              <w:t>2.1.2</w:t>
+            </w:r>
+            <w:r>
+              <w:rPr>
+                <w:rFonts w:asciiTheme="minorHAnsi" w:eastAsiaTheme="minorEastAsia" w:hAnsiTheme="minorHAnsi"/>
+                <w:noProof/>
+                <w:szCs w:val="24"/>
+                <w:lang w:eastAsia="es-ES"/>
+              </w:rPr>
+              <w:tab/>
+            </w:r>
+            <w:r>
+              <w:rPr>
+                <w:rStyle w:val="Hipervnculo"/>
+                <w:noProof/>
+              </w:rPr>
+              <w:t>Arco Lateral (r):</w:t>
             </w:r>
             <w:r>
               <w:rPr>
@@ -1043,7 +1304,7 @@
                 <w:noProof/>
                 <w:webHidden/>
               </w:rPr>
-              <w:instrText xml:space="preserve"> PAGEREF _Toc231093724 \h </w:instrText>
+              <w:instrText xml:space="preserve"> PAGEREF _Toc242747191 \h </w:instrText>
             </w:r>
             <w:r>
               <w:rPr>
@@ -1063,7 +1324,271 @@
                 <w:noProof/>
                 <w:webHidden/>
               </w:rPr>
-              <w:t>5</w:t>
+              <w:t>7</w:t>
+            </w:r>
+            <w:r>
+              <w:rPr>
+                <w:noProof/>
+                <w:webHidden/>
+              </w:rPr>
+              <w:fldChar w:fldCharType="end"/>
+            </w:r>
+          </w:hyperlink>
+        </w:p>
+        <w:p>
+          <w:pPr>
+            <w:pStyle w:val="TDC3"/>
+            <w:tabs>
+              <w:tab w:val="left" w:pos="1440"/>
+              <w:tab w:val="right" w:leader="dot" w:pos="10337"/>
+            </w:tabs>
+            <w:rPr>
+              <w:rFonts w:asciiTheme="minorHAnsi" w:eastAsiaTheme="minorEastAsia" w:hAnsiTheme="minorHAnsi"/>
+              <w:noProof/>
+              <w:szCs w:val="24"/>
+              <w:lang w:eastAsia="es-ES"/>
+            </w:rPr>
+          </w:pPr>
+          <w:hyperlink w:anchor="_Toc242747192" w:history="1">
+            <w:r>
+              <w:rPr>
+                <w:rStyle w:val="Hipervnculo"/>
+                <w:noProof/>
+              </w:rPr>
+              <w:t>2.1.3</w:t>
+            </w:r>
+            <w:r>
+              <w:rPr>
+                <w:rFonts w:asciiTheme="minorHAnsi" w:eastAsiaTheme="minorEastAsia" w:hAnsiTheme="minorHAnsi"/>
+                <w:noProof/>
+                <w:szCs w:val="24"/>
+                <w:lang w:eastAsia="es-ES"/>
+              </w:rPr>
+              <w:tab/>
+            </w:r>
+            <w:r>
+              <w:rPr>
+                <w:rStyle w:val="Hipervnculo"/>
+                <w:noProof/>
+              </w:rPr>
+              <w:t>Tabla de Puntos Clave (Lado Derecho)</w:t>
+            </w:r>
+            <w:r>
+              <w:rPr>
+                <w:noProof/>
+                <w:webHidden/>
+              </w:rPr>
+              <w:tab/>
+            </w:r>
+            <w:r>
+              <w:rPr>
+                <w:noProof/>
+                <w:webHidden/>
+              </w:rPr>
+              <w:fldChar w:fldCharType="begin"/>
+            </w:r>
+            <w:r>
+              <w:rPr>
+                <w:noProof/>
+                <w:webHidden/>
+              </w:rPr>
+              <w:instrText xml:space="preserve"> PAGEREF _Toc242747192 \h </w:instrText>
+            </w:r>
+            <w:r>
+              <w:rPr>
+                <w:noProof/>
+                <w:webHidden/>
+              </w:rPr>
+            </w:r>
+            <w:r>
+              <w:rPr>
+                <w:noProof/>
+                <w:webHidden/>
+              </w:rPr>
+              <w:fldChar w:fldCharType="separate"/>
+            </w:r>
+            <w:r>
+              <w:rPr>
+                <w:noProof/>
+                <w:webHidden/>
+              </w:rPr>
+              <w:t>7</w:t>
+            </w:r>
+            <w:r>
+              <w:rPr>
+                <w:noProof/>
+                <w:webHidden/>
+              </w:rPr>
+              <w:fldChar w:fldCharType="end"/>
+            </w:r>
+          </w:hyperlink>
+        </w:p>
+        <w:p>
+          <w:pPr>
+            <w:pStyle w:val="TDC3"/>
+            <w:tabs>
+              <w:tab w:val="left" w:pos="1440"/>
+              <w:tab w:val="right" w:leader="dot" w:pos="10337"/>
+            </w:tabs>
+            <w:rPr>
+              <w:rFonts w:asciiTheme="minorHAnsi" w:eastAsiaTheme="minorEastAsia" w:hAnsiTheme="minorHAnsi"/>
+              <w:noProof/>
+              <w:szCs w:val="24"/>
+              <w:lang w:eastAsia="es-ES"/>
+            </w:rPr>
+          </w:pPr>
+          <w:hyperlink w:anchor="_Toc242747193" w:history="1">
+            <w:r>
+              <w:rPr>
+                <w:rStyle w:val="Hipervnculo"/>
+                <w:noProof/>
+              </w:rPr>
+              <w:t>2.1.4</w:t>
+            </w:r>
+            <w:r>
+              <w:rPr>
+                <w:rFonts w:asciiTheme="minorHAnsi" w:eastAsiaTheme="minorEastAsia" w:hAnsiTheme="minorHAnsi"/>
+                <w:noProof/>
+                <w:szCs w:val="24"/>
+                <w:lang w:eastAsia="es-ES"/>
+              </w:rPr>
+              <w:tab/>
+            </w:r>
+            <w:r>
+              <w:rPr>
+                <w:rStyle w:val="Hipervnculo"/>
+                <w:noProof/>
+              </w:rPr>
+              <w:t>Ecuaciones de los Tramos (Lado Derecho)</w:t>
+            </w:r>
+            <w:r>
+              <w:rPr>
+                <w:noProof/>
+                <w:webHidden/>
+              </w:rPr>
+              <w:tab/>
+            </w:r>
+            <w:r>
+              <w:rPr>
+                <w:noProof/>
+                <w:webHidden/>
+              </w:rPr>
+              <w:fldChar w:fldCharType="begin"/>
+            </w:r>
+            <w:r>
+              <w:rPr>
+                <w:noProof/>
+                <w:webHidden/>
+              </w:rPr>
+              <w:instrText xml:space="preserve"> PAGEREF _Toc242747193 \h </w:instrText>
+            </w:r>
+            <w:r>
+              <w:rPr>
+                <w:noProof/>
+                <w:webHidden/>
+              </w:rPr>
+            </w:r>
+            <w:r>
+              <w:rPr>
+                <w:noProof/>
+                <w:webHidden/>
+              </w:rPr>
+              <w:fldChar w:fldCharType="separate"/>
+            </w:r>
+            <w:r>
+              <w:rPr>
+                <w:noProof/>
+                <w:webHidden/>
+              </w:rPr>
+              <w:t>8</w:t>
+            </w:r>
+            <w:r>
+              <w:rPr>
+                <w:noProof/>
+                <w:webHidden/>
+              </w:rPr>
+              <w:fldChar w:fldCharType="end"/>
+            </w:r>
+          </w:hyperlink>
+        </w:p>
+        <w:p>
+          <w:pPr>
+            <w:pStyle w:val="TDC3"/>
+            <w:tabs>
+              <w:tab w:val="left" w:pos="1440"/>
+              <w:tab w:val="right" w:leader="dot" w:pos="10337"/>
+            </w:tabs>
+            <w:rPr>
+              <w:rFonts w:asciiTheme="minorHAnsi" w:eastAsiaTheme="minorEastAsia" w:hAnsiTheme="minorHAnsi"/>
+              <w:noProof/>
+              <w:szCs w:val="24"/>
+              <w:lang w:eastAsia="es-ES"/>
+            </w:rPr>
+          </w:pPr>
+          <w:hyperlink w:anchor="_Toc242747194" w:history="1">
+            <w:r>
+              <w:rPr>
+                <w:rStyle w:val="Hipervnculo"/>
+                <w:noProof/>
+              </w:rPr>
+              <w:t>2.1.5</w:t>
+            </w:r>
+            <w:r>
+              <w:rPr>
+                <w:rFonts w:asciiTheme="minorHAnsi" w:eastAsiaTheme="minorEastAsia" w:hAnsiTheme="minorHAnsi"/>
+                <w:noProof/>
+                <w:szCs w:val="24"/>
+                <w:lang w:eastAsia="es-ES"/>
+              </w:rPr>
+              <w:tab/>
+            </w:r>
+            <w:r>
+              <w:rPr>
+                <w:rStyle w:val="Hipervnculo"/>
+                <w:noProof/>
+              </w:rPr>
+              <w:t>Tabla de cilindros con óvalo</w:t>
+            </w:r>
+            <w:r>
+              <w:rPr>
+                <w:noProof/>
+                <w:webHidden/>
+              </w:rPr>
+              <w:tab/>
+            </w:r>
+            <w:r>
+              <w:rPr>
+                <w:noProof/>
+                <w:webHidden/>
+              </w:rPr>
+              <w:fldChar w:fldCharType="begin"/>
+            </w:r>
+            <w:r>
+              <w:rPr>
+                <w:noProof/>
+                <w:webHidden/>
+              </w:rPr>
+              <w:instrText xml:space="preserve"> PAGEREF _Toc242747194 \h </w:instrText>
+            </w:r>
+            <w:r>
+              <w:rPr>
+                <w:noProof/>
+                <w:webHidden/>
+              </w:rPr>
+            </w:r>
+            <w:r>
+              <w:rPr>
+                <w:noProof/>
+                <w:webHidden/>
+              </w:rPr>
+              <w:fldChar w:fldCharType="separate"/>
+            </w:r>
+            <w:r>
+              <w:rPr>
+                <w:noProof/>
+                <w:webHidden/>
+              </w:rPr>
+              <w:t>8</w:t>
             </w:r>
             <w:r>
               <w:rPr>
@@ -1088,13 +1613,13 @@
               <w:lang w:eastAsia="es-ES"/>
             </w:rPr>
           </w:pPr>
-          <w:hyperlink w:anchor="_Toc231093725" w:history="1">
+          <w:hyperlink w:anchor="_Toc242747195" w:history="1">
             <w:r>
               <w:rPr>
                 <w:rStyle w:val="Hipervnculo"/>
                 <w:noProof/>
               </w:rPr>
-              <w:t>2</w:t>
+              <w:t>3</w:t>
             </w:r>
             <w:r>
               <w:rPr>
@@ -1110,7 +1635,14 @@
                 <w:rStyle w:val="Hipervnculo"/>
                 <w:noProof/>
               </w:rPr>
-              <w:t>REVISAR</w:t>
+              <w:t>REDOND</w:t>
+            </w:r>
+            <w:r>
+              <w:rPr>
+                <w:rStyle w:val="Hipervnculo"/>
+                <w:noProof/>
+              </w:rPr>
+              <w:t>O</w:t>
             </w:r>
             <w:r>
               <w:rPr>
@@ -1131,7 +1663,7 @@
                 <w:noProof/>
                 <w:webHidden/>
               </w:rPr>
-              <w:instrText xml:space="preserve"> PAGEREF _Toc231093725 \h </w:instrText>
+              <w:instrText xml:space="preserve"> PAGEREF _Toc242747195 \h </w:instrText>
             </w:r>
             <w:r>
               <w:rPr>
@@ -1151,7 +1683,95 @@
                 <w:noProof/>
                 <w:webHidden/>
               </w:rPr>
-              <w:t>6</w:t>
+              <w:t>12</w:t>
+            </w:r>
+            <w:r>
+              <w:rPr>
+                <w:noProof/>
+                <w:webHidden/>
+              </w:rPr>
+              <w:fldChar w:fldCharType="end"/>
+            </w:r>
+          </w:hyperlink>
+        </w:p>
+        <w:p>
+          <w:pPr>
+            <w:pStyle w:val="TDC2"/>
+            <w:tabs>
+              <w:tab w:val="left" w:pos="960"/>
+              <w:tab w:val="right" w:leader="dot" w:pos="10337"/>
+            </w:tabs>
+            <w:rPr>
+              <w:rFonts w:asciiTheme="minorHAnsi" w:eastAsiaTheme="minorEastAsia" w:hAnsiTheme="minorHAnsi"/>
+              <w:noProof/>
+              <w:szCs w:val="24"/>
+              <w:lang w:eastAsia="es-ES"/>
+            </w:rPr>
+          </w:pPr>
+          <w:hyperlink w:anchor="_Toc242747196" w:history="1">
+            <w:r>
+              <w:rPr>
+                <w:rStyle w:val="Hipervnculo"/>
+                <w:noProof/>
+              </w:rPr>
+              <w:t>3.1</w:t>
+            </w:r>
+            <w:r>
+              <w:rPr>
+                <w:rFonts w:asciiTheme="minorHAnsi" w:eastAsiaTheme="minorEastAsia" w:hAnsiTheme="minorHAnsi"/>
+                <w:noProof/>
+                <w:szCs w:val="24"/>
+                <w:lang w:eastAsia="es-ES"/>
+              </w:rPr>
+              <w:tab/>
+            </w:r>
+            <w:r>
+              <w:rPr>
+                <w:rStyle w:val="Hipervnculo"/>
+                <w:noProof/>
+              </w:rPr>
+              <w:t>Análisis Geométrico (Lado Izquierdo)</w:t>
+            </w:r>
+            <w:r>
+              <w:rPr>
+                <w:noProof/>
+                <w:webHidden/>
+              </w:rPr>
+              <w:tab/>
+            </w:r>
+            <w:r>
+              <w:rPr>
+                <w:noProof/>
+                <w:webHidden/>
+              </w:rPr>
+              <w:fldChar w:fldCharType="begin"/>
+            </w:r>
+            <w:r>
+              <w:rPr>
+                <w:noProof/>
+                <w:webHidden/>
+              </w:rPr>
+              <w:instrText xml:space="preserve"> PAGEREF _Toc242747196 \h </w:instrText>
+            </w:r>
+            <w:r>
+              <w:rPr>
+                <w:noProof/>
+                <w:webHidden/>
+              </w:rPr>
+            </w:r>
+            <w:r>
+              <w:rPr>
+                <w:noProof/>
+                <w:webHidden/>
+              </w:rPr>
+              <w:fldChar w:fldCharType="separate"/>
+            </w:r>
+            <w:r>
+              <w:rPr>
+                <w:noProof/>
+                <w:webHidden/>
+              </w:rPr>
+              <w:t>12</w:t>
             </w:r>
             <w:r>
               <w:rPr>
@@ -1176,13 +1796,13 @@
               <w:lang w:eastAsia="es-ES"/>
             </w:rPr>
           </w:pPr>
-          <w:hyperlink w:anchor="_Toc231093726" w:history="1">
+          <w:hyperlink w:anchor="_Toc242747197" w:history="1">
             <w:r>
               <w:rPr>
                 <w:rStyle w:val="Hipervnculo"/>
                 <w:noProof/>
               </w:rPr>
-              <w:t>2.1.1</w:t>
+              <w:t>3.1.1</w:t>
             </w:r>
             <w:r>
               <w:rPr>
@@ -1198,24 +1818,7 @@
                 <w:rStyle w:val="Hipervnculo"/>
                 <w:noProof/>
               </w:rPr>
-              <w:t>Tramo 2: Arco Superior de Acuerdo (0 &lt; x ≤</w:t>
-            </w:r>
-            <m:oMath>
-              <m:r>
-                <w:rPr>
-                  <w:rStyle w:val="Hipervnculo"/>
-                  <w:rFonts w:ascii="Cambria Math" w:hAnsi="Cambria Math" w:cs="Arial"/>
-                  <w:noProof/>
-                </w:rPr>
-                <m:t>XT1=XCR</m:t>
-              </m:r>
-            </m:oMath>
-            <w:r>
-              <w:rPr>
-                <w:rStyle w:val="Hipervnculo"/>
-                <w:noProof/>
-              </w:rPr>
-              <w:t>)</w:t>
+              <w:t>Arco Central (R):</w:t>
             </w:r>
             <w:r>
               <w:rPr>
@@ -1236,7 +1839,7 @@
                 <w:noProof/>
                 <w:webHidden/>
               </w:rPr>
-              <w:instrText xml:space="preserve"> PAGEREF _Toc231093726 \h </w:instrText>
+              <w:instrText xml:space="preserve"> PAGEREF _Toc242747197 \h </w:instrText>
             </w:r>
             <w:r>
               <w:rPr>
@@ -1256,7 +1859,7 @@
                 <w:noProof/>
                 <w:webHidden/>
               </w:rPr>
-              <w:t>6</w:t>
+              <w:t>12</w:t>
             </w:r>
             <w:r>
               <w:rPr>
@@ -1281,13 +1884,13 @@
               <w:lang w:eastAsia="es-ES"/>
             </w:rPr>
           </w:pPr>
-          <w:hyperlink w:anchor="_Toc231093727" w:history="1">
+          <w:hyperlink w:anchor="_Toc242747198" w:history="1">
             <w:r>
               <w:rPr>
                 <w:rStyle w:val="Hipervnculo"/>
                 <w:noProof/>
               </w:rPr>
-              <w:t>2.1.2</w:t>
+              <w:t>3.1.2</w:t>
             </w:r>
             <w:r>
               <w:rPr>
@@ -1303,41 +1906,7 @@
                 <w:rStyle w:val="Hipervnculo"/>
                 <w:noProof/>
               </w:rPr>
-              <w:t>Tramo 3: Recta Inclinada de 12º (</w:t>
-            </w:r>
-            <m:oMath>
-              <m:r>
-                <w:rPr>
-                  <w:rStyle w:val="Hipervnculo"/>
-                  <w:rFonts w:ascii="Cambria Math" w:hAnsi="Cambria Math"/>
-                  <w:noProof/>
-                </w:rPr>
-                <m:t>xT2</m:t>
-              </m:r>
-            </m:oMath>
-            <w:r>
-              <w:rPr>
-                <w:rStyle w:val="Hipervnculo"/>
-                <w:noProof/>
-              </w:rPr>
-              <w:t xml:space="preserve"> &lt; x ≤ </w:t>
-            </w:r>
-            <m:oMath>
-              <m:r>
-                <w:rPr>
-                  <w:rStyle w:val="Hipervnculo"/>
-                  <w:rFonts w:ascii="Cambria Math" w:hAnsi="Cambria Math"/>
-                  <w:noProof/>
-                </w:rPr>
-                <m:t>xT3</m:t>
-              </m:r>
-            </m:oMath>
-            <w:r>
-              <w:rPr>
-                <w:rStyle w:val="Hipervnculo"/>
-                <w:noProof/>
-              </w:rPr>
-              <w:t>)</w:t>
+              <w:t>Recta Inclinada (30º):</w:t>
             </w:r>
             <w:r>
               <w:rPr>
@@ -1358,7 +1927,7 @@
                 <w:noProof/>
                 <w:webHidden/>
               </w:rPr>
-              <w:instrText xml:space="preserve"> PAGEREF _Toc231093727 \h </w:instrText>
+              <w:instrText xml:space="preserve"> PAGEREF _Toc242747198 \h </w:instrText>
             </w:r>
             <w:r>
               <w:rPr>
@@ -1378,7 +1947,7 @@
                 <w:noProof/>
                 <w:webHidden/>
               </w:rPr>
-              <w:t>7</w:t>
+              <w:t>12</w:t>
             </w:r>
             <w:r>
               <w:rPr>
@@ -1403,13 +1972,13 @@
               <w:lang w:eastAsia="es-ES"/>
             </w:rPr>
           </w:pPr>
-          <w:hyperlink w:anchor="_Toc231093728" w:history="1">
+          <w:hyperlink w:anchor="_Toc242747199" w:history="1">
             <w:r>
               <w:rPr>
                 <w:rStyle w:val="Hipervnculo"/>
                 <w:noProof/>
               </w:rPr>
-              <w:t>2.1.3</w:t>
+              <w:t>3.1.3</w:t>
             </w:r>
             <w:r>
               <w:rPr>
@@ -1425,7 +1994,183 @@
                 <w:rStyle w:val="Hipervnculo"/>
                 <w:noProof/>
               </w:rPr>
-              <w:t>Tramo 4: Arco Inferior de Acuerdo (</w:t>
+              <w:t>Arco Inferior (R=8):</w:t>
+            </w:r>
+            <w:r>
+              <w:rPr>
+                <w:noProof/>
+                <w:webHidden/>
+              </w:rPr>
+              <w:tab/>
+            </w:r>
+            <w:r>
+              <w:rPr>
+                <w:noProof/>
+                <w:webHidden/>
+              </w:rPr>
+              <w:fldChar w:fldCharType="begin"/>
+            </w:r>
+            <w:r>
+              <w:rPr>
+                <w:noProof/>
+                <w:webHidden/>
+              </w:rPr>
+              <w:instrText xml:space="preserve"> PAGEREF _Toc242747199 \h </w:instrText>
+            </w:r>
+            <w:r>
+              <w:rPr>
+                <w:noProof/>
+                <w:webHidden/>
+              </w:rPr>
+            </w:r>
+            <w:r>
+              <w:rPr>
+                <w:noProof/>
+                <w:webHidden/>
+              </w:rPr>
+              <w:fldChar w:fldCharType="separate"/>
+            </w:r>
+            <w:r>
+              <w:rPr>
+                <w:noProof/>
+                <w:webHidden/>
+              </w:rPr>
+              <w:t>12</w:t>
+            </w:r>
+            <w:r>
+              <w:rPr>
+                <w:noProof/>
+                <w:webHidden/>
+              </w:rPr>
+              <w:fldChar w:fldCharType="end"/>
+            </w:r>
+          </w:hyperlink>
+        </w:p>
+        <w:p>
+          <w:pPr>
+            <w:pStyle w:val="TDC3"/>
+            <w:tabs>
+              <w:tab w:val="left" w:pos="1440"/>
+              <w:tab w:val="right" w:leader="dot" w:pos="10337"/>
+            </w:tabs>
+            <w:rPr>
+              <w:rFonts w:asciiTheme="minorHAnsi" w:eastAsiaTheme="minorEastAsia" w:hAnsiTheme="minorHAnsi"/>
+              <w:noProof/>
+              <w:szCs w:val="24"/>
+              <w:lang w:eastAsia="es-ES"/>
+            </w:rPr>
+          </w:pPr>
+          <w:hyperlink w:anchor="_Toc242747200" w:history="1">
+            <w:r>
+              <w:rPr>
+                <w:rStyle w:val="Hipervnculo"/>
+                <w:noProof/>
+              </w:rPr>
+              <w:t>3.1.4</w:t>
+            </w:r>
+            <w:r>
+              <w:rPr>
+                <w:rFonts w:asciiTheme="minorHAnsi" w:eastAsiaTheme="minorEastAsia" w:hAnsiTheme="minorHAnsi"/>
+                <w:noProof/>
+                <w:szCs w:val="24"/>
+                <w:lang w:eastAsia="es-ES"/>
+              </w:rPr>
+              <w:tab/>
+            </w:r>
+            <w:r>
+              <w:rPr>
+                <w:rStyle w:val="Hipervnculo"/>
+                <w:noProof/>
+              </w:rPr>
+              <w:t>Tabla de Puntos Clave</w:t>
+            </w:r>
+            <w:r>
+              <w:rPr>
+                <w:noProof/>
+                <w:webHidden/>
+              </w:rPr>
+              <w:tab/>
+            </w:r>
+            <w:r>
+              <w:rPr>
+                <w:noProof/>
+                <w:webHidden/>
+              </w:rPr>
+              <w:fldChar w:fldCharType="begin"/>
+            </w:r>
+            <w:r>
+              <w:rPr>
+                <w:noProof/>
+                <w:webHidden/>
+              </w:rPr>
+              <w:instrText xml:space="preserve"> PAGEREF _Toc242747200 \h </w:instrText>
+            </w:r>
+            <w:r>
+              <w:rPr>
+                <w:noProof/>
+                <w:webHidden/>
+              </w:rPr>
+            </w:r>
+            <w:r>
+              <w:rPr>
+                <w:noProof/>
+                <w:webHidden/>
+              </w:rPr>
+              <w:fldChar w:fldCharType="separate"/>
+            </w:r>
+            <w:r>
+              <w:rPr>
+                <w:noProof/>
+                <w:webHidden/>
+              </w:rPr>
+              <w:t>12</w:t>
+            </w:r>
+            <w:r>
+              <w:rPr>
+                <w:noProof/>
+                <w:webHidden/>
+              </w:rPr>
+              <w:fldChar w:fldCharType="end"/>
+            </w:r>
+          </w:hyperlink>
+        </w:p>
+        <w:p>
+          <w:pPr>
+            <w:pStyle w:val="TDC3"/>
+            <w:tabs>
+              <w:tab w:val="left" w:pos="1440"/>
+              <w:tab w:val="right" w:leader="dot" w:pos="10337"/>
+            </w:tabs>
+            <w:rPr>
+              <w:rFonts w:asciiTheme="minorHAnsi" w:eastAsiaTheme="minorEastAsia" w:hAnsiTheme="minorHAnsi"/>
+              <w:noProof/>
+              <w:szCs w:val="24"/>
+              <w:lang w:eastAsia="es-ES"/>
+            </w:rPr>
+          </w:pPr>
+          <w:hyperlink w:anchor="_Toc242747201" w:history="1">
+            <w:r>
+              <w:rPr>
+                <w:rStyle w:val="Hipervnculo"/>
+                <w:noProof/>
+              </w:rPr>
+              <w:t>3.1.5</w:t>
+            </w:r>
+            <w:r>
+              <w:rPr>
+                <w:rFonts w:asciiTheme="minorHAnsi" w:eastAsiaTheme="minorEastAsia" w:hAnsiTheme="minorHAnsi"/>
+                <w:noProof/>
+                <w:szCs w:val="24"/>
+                <w:lang w:eastAsia="es-ES"/>
+              </w:rPr>
+              <w:tab/>
+            </w:r>
+            <w:r>
+              <w:rPr>
+                <w:rStyle w:val="Hipervnculo"/>
+                <w:noProof/>
+              </w:rPr>
+              <w:t xml:space="preserve">Ecuaciones de los Tramos (x  de 0 </w:t>
             </w:r>
             <m:oMath>
               <m:r>
@@ -1434,7 +2179,7 @@
                   <w:rFonts w:ascii="Cambria Math" w:hAnsi="Cambria Math"/>
                   <w:noProof/>
                 </w:rPr>
-                <m:t>xT3</m:t>
+                <m:t>-R∙cosα</m:t>
               </m:r>
             </m:oMath>
             <w:r>
@@ -1442,24 +2187,95 @@
                 <w:rStyle w:val="Hipervnculo"/>
                 <w:noProof/>
               </w:rPr>
-              <w:t xml:space="preserve">  &lt; x ≤ </w:t>
-            </w:r>
-            <m:oMath>
-              <m:r>
-                <w:rPr>
-                  <w:rStyle w:val="Hipervnculo"/>
-                  <w:rFonts w:ascii="Cambria Math" w:hAnsi="Cambria Math"/>
-                  <w:noProof/>
-                </w:rPr>
-                <m:t>xT4</m:t>
-              </m:r>
-            </m:oMath>
+              <w:t>)</w:t>
+            </w:r>
+            <w:r>
+              <w:rPr>
+                <w:noProof/>
+                <w:webHidden/>
+              </w:rPr>
+              <w:tab/>
+            </w:r>
+            <w:r>
+              <w:rPr>
+                <w:noProof/>
+                <w:webHidden/>
+              </w:rPr>
+              <w:fldChar w:fldCharType="begin"/>
+            </w:r>
+            <w:r>
+              <w:rPr>
+                <w:noProof/>
+                <w:webHidden/>
+              </w:rPr>
+              <w:instrText xml:space="preserve"> PAGEREF _Toc242747201 \h </w:instrText>
+            </w:r>
+            <w:r>
+              <w:rPr>
+                <w:noProof/>
+                <w:webHidden/>
+              </w:rPr>
+            </w:r>
+            <w:r>
+              <w:rPr>
+                <w:noProof/>
+                <w:webHidden/>
+              </w:rPr>
+              <w:fldChar w:fldCharType="separate"/>
+            </w:r>
+            <w:r>
+              <w:rPr>
+                <w:noProof/>
+                <w:webHidden/>
+              </w:rPr>
+              <w:t>13</w:t>
+            </w:r>
+            <w:r>
+              <w:rPr>
+                <w:noProof/>
+                <w:webHidden/>
+              </w:rPr>
+              <w:fldChar w:fldCharType="end"/>
+            </w:r>
+          </w:hyperlink>
+        </w:p>
+        <w:p>
+          <w:pPr>
+            <w:pStyle w:val="TDC3"/>
+            <w:tabs>
+              <w:tab w:val="left" w:pos="1440"/>
+              <w:tab w:val="right" w:leader="dot" w:pos="10337"/>
+            </w:tabs>
+            <w:rPr>
+              <w:rFonts w:asciiTheme="minorHAnsi" w:eastAsiaTheme="minorEastAsia" w:hAnsiTheme="minorHAnsi"/>
+              <w:noProof/>
+              <w:szCs w:val="24"/>
+              <w:lang w:eastAsia="es-ES"/>
+            </w:rPr>
+          </w:pPr>
+          <w:hyperlink w:anchor="_Toc242747202" w:history="1">
             <w:r>
               <w:rPr>
                 <w:rStyle w:val="Hipervnculo"/>
                 <w:noProof/>
               </w:rPr>
-              <w:t>)</w:t>
+              <w:t>3.1.6</w:t>
+            </w:r>
+            <w:r>
+              <w:rPr>
+                <w:rFonts w:asciiTheme="minorHAnsi" w:eastAsiaTheme="minorEastAsia" w:hAnsiTheme="minorHAnsi"/>
+                <w:noProof/>
+                <w:szCs w:val="24"/>
+                <w:lang w:eastAsia="es-ES"/>
+              </w:rPr>
+              <w:tab/>
+            </w:r>
+            <w:r>
+              <w:rPr>
+                <w:rStyle w:val="Hipervnculo"/>
+                <w:noProof/>
+              </w:rPr>
+              <w:t>Tabla de cilindros con redondo</w:t>
             </w:r>
             <w:r>
               <w:rPr>
@@ -1480,7 +2296,7 @@
                 <w:noProof/>
                 <w:webHidden/>
               </w:rPr>
-              <w:instrText xml:space="preserve"> PAGEREF _Toc231093728 \h </w:instrText>
+              <w:instrText xml:space="preserve"> PAGEREF _Toc242747202 \h </w:instrText>
             </w:r>
             <w:r>
               <w:rPr>
@@ -1500,7 +2316,7 @@
                 <w:noProof/>
                 <w:webHidden/>
               </w:rPr>
-              <w:t>7</w:t>
+              <w:t>13</w:t>
             </w:r>
             <w:r>
               <w:rPr>
@@ -1525,13 +2341,13 @@
               <w:lang w:eastAsia="es-ES"/>
             </w:rPr>
           </w:pPr>
-          <w:hyperlink w:anchor="_Toc231093729" w:history="1">
+          <w:hyperlink w:anchor="_Toc242747203" w:history="1">
             <w:r>
               <w:rPr>
                 <w:rStyle w:val="Hipervnculo"/>
                 <w:noProof/>
               </w:rPr>
-              <w:t>3</w:t>
+              <w:t>4</w:t>
             </w:r>
             <w:r>
               <w:rPr>
@@ -1547,7 +2363,14 @@
                 <w:rStyle w:val="Hipervnculo"/>
                 <w:noProof/>
               </w:rPr>
-              <w:t>HASTA aquií</w:t>
+              <w:t>C</w:t>
+            </w:r>
+            <w:r>
+              <w:rPr>
+                <w:rStyle w:val="Hipervnculo"/>
+                <w:noProof/>
+              </w:rPr>
+              <w:t>1</w:t>
             </w:r>
             <w:r>
               <w:rPr>
@@ -1568,7 +2391,7 @@
                 <w:noProof/>
                 <w:webHidden/>
               </w:rPr>
-              <w:instrText xml:space="preserve"> PAGEREF _Toc231093729 \h </w:instrText>
+              <w:instrText xml:space="preserve"> PAGEREF _Toc242747203 \h </w:instrText>
             </w:r>
             <w:r>
               <w:rPr>
@@ -1588,7 +2411,535 @@
                 <w:noProof/>
                 <w:webHidden/>
               </w:rPr>
-              <w:t>10</w:t>
+              <w:t>15</w:t>
+            </w:r>
+            <w:r>
+              <w:rPr>
+                <w:noProof/>
+                <w:webHidden/>
+              </w:rPr>
+              <w:fldChar w:fldCharType="end"/>
+            </w:r>
+          </w:hyperlink>
+        </w:p>
+        <w:p>
+          <w:pPr>
+            <w:pStyle w:val="TDC2"/>
+            <w:tabs>
+              <w:tab w:val="left" w:pos="960"/>
+              <w:tab w:val="right" w:leader="dot" w:pos="10337"/>
+            </w:tabs>
+            <w:rPr>
+              <w:rFonts w:asciiTheme="minorHAnsi" w:eastAsiaTheme="minorEastAsia" w:hAnsiTheme="minorHAnsi"/>
+              <w:noProof/>
+              <w:szCs w:val="24"/>
+              <w:lang w:eastAsia="es-ES"/>
+            </w:rPr>
+          </w:pPr>
+          <w:hyperlink w:anchor="_Toc242747204" w:history="1">
+            <w:r>
+              <w:rPr>
+                <w:rStyle w:val="Hipervnculo"/>
+                <w:noProof/>
+              </w:rPr>
+              <w:t>4.1</w:t>
+            </w:r>
+            <w:r>
+              <w:rPr>
+                <w:rFonts w:asciiTheme="minorHAnsi" w:eastAsiaTheme="minorEastAsia" w:hAnsiTheme="minorHAnsi"/>
+                <w:noProof/>
+                <w:szCs w:val="24"/>
+                <w:lang w:eastAsia="es-ES"/>
+              </w:rPr>
+              <w:tab/>
+            </w:r>
+            <w:r>
+              <w:rPr>
+                <w:rStyle w:val="Hipervnculo"/>
+                <w:noProof/>
+              </w:rPr>
+              <w:t>Análisis de Centros y Geometría</w:t>
+            </w:r>
+            <w:r>
+              <w:rPr>
+                <w:noProof/>
+                <w:webHidden/>
+              </w:rPr>
+              <w:tab/>
+            </w:r>
+            <w:r>
+              <w:rPr>
+                <w:noProof/>
+                <w:webHidden/>
+              </w:rPr>
+              <w:fldChar w:fldCharType="begin"/>
+            </w:r>
+            <w:r>
+              <w:rPr>
+                <w:noProof/>
+                <w:webHidden/>
+              </w:rPr>
+              <w:instrText xml:space="preserve"> PAGEREF _Toc242747204 \h </w:instrText>
+            </w:r>
+            <w:r>
+              <w:rPr>
+                <w:noProof/>
+                <w:webHidden/>
+              </w:rPr>
+            </w:r>
+            <w:r>
+              <w:rPr>
+                <w:noProof/>
+                <w:webHidden/>
+              </w:rPr>
+              <w:fldChar w:fldCharType="separate"/>
+            </w:r>
+            <w:r>
+              <w:rPr>
+                <w:noProof/>
+                <w:webHidden/>
+              </w:rPr>
+              <w:t>18</w:t>
+            </w:r>
+            <w:r>
+              <w:rPr>
+                <w:noProof/>
+                <w:webHidden/>
+              </w:rPr>
+              <w:fldChar w:fldCharType="end"/>
+            </w:r>
+          </w:hyperlink>
+        </w:p>
+        <w:p>
+          <w:pPr>
+            <w:pStyle w:val="TDC3"/>
+            <w:tabs>
+              <w:tab w:val="left" w:pos="1440"/>
+              <w:tab w:val="right" w:leader="dot" w:pos="10337"/>
+            </w:tabs>
+            <w:rPr>
+              <w:rFonts w:asciiTheme="minorHAnsi" w:eastAsiaTheme="minorEastAsia" w:hAnsiTheme="minorHAnsi"/>
+              <w:noProof/>
+              <w:szCs w:val="24"/>
+              <w:lang w:eastAsia="es-ES"/>
+            </w:rPr>
+          </w:pPr>
+          <w:hyperlink w:anchor="_Toc242747205" w:history="1">
+            <w:r>
+              <w:rPr>
+                <w:rStyle w:val="Hipervnculo"/>
+                <w:noProof/>
+              </w:rPr>
+              <w:t>4.1.1</w:t>
+            </w:r>
+            <w:r>
+              <w:rPr>
+                <w:rFonts w:asciiTheme="minorHAnsi" w:eastAsiaTheme="minorEastAsia" w:hAnsiTheme="minorHAnsi"/>
+                <w:noProof/>
+                <w:szCs w:val="24"/>
+                <w:lang w:eastAsia="es-ES"/>
+              </w:rPr>
+              <w:tab/>
+            </w:r>
+            <w:r>
+              <w:rPr>
+                <w:rStyle w:val="Hipervnculo"/>
+                <w:noProof/>
+              </w:rPr>
+              <w:t>Arco Superior (R=160,0):</w:t>
+            </w:r>
+            <w:r>
+              <w:rPr>
+                <w:noProof/>
+                <w:webHidden/>
+              </w:rPr>
+              <w:tab/>
+            </w:r>
+            <w:r>
+              <w:rPr>
+                <w:noProof/>
+                <w:webHidden/>
+              </w:rPr>
+              <w:fldChar w:fldCharType="begin"/>
+            </w:r>
+            <w:r>
+              <w:rPr>
+                <w:noProof/>
+                <w:webHidden/>
+              </w:rPr>
+              <w:instrText xml:space="preserve"> PAGEREF _Toc242747205 \h </w:instrText>
+            </w:r>
+            <w:r>
+              <w:rPr>
+                <w:noProof/>
+                <w:webHidden/>
+              </w:rPr>
+            </w:r>
+            <w:r>
+              <w:rPr>
+                <w:noProof/>
+                <w:webHidden/>
+              </w:rPr>
+              <w:fldChar w:fldCharType="separate"/>
+            </w:r>
+            <w:r>
+              <w:rPr>
+                <w:noProof/>
+                <w:webHidden/>
+              </w:rPr>
+              <w:t>18</w:t>
+            </w:r>
+            <w:r>
+              <w:rPr>
+                <w:noProof/>
+                <w:webHidden/>
+              </w:rPr>
+              <w:fldChar w:fldCharType="end"/>
+            </w:r>
+          </w:hyperlink>
+        </w:p>
+        <w:p>
+          <w:pPr>
+            <w:pStyle w:val="TDC3"/>
+            <w:tabs>
+              <w:tab w:val="left" w:pos="1440"/>
+              <w:tab w:val="right" w:leader="dot" w:pos="10337"/>
+            </w:tabs>
+            <w:rPr>
+              <w:rFonts w:asciiTheme="minorHAnsi" w:eastAsiaTheme="minorEastAsia" w:hAnsiTheme="minorHAnsi"/>
+              <w:noProof/>
+              <w:szCs w:val="24"/>
+              <w:lang w:eastAsia="es-ES"/>
+            </w:rPr>
+          </w:pPr>
+          <w:hyperlink w:anchor="_Toc242747206" w:history="1">
+            <w:r>
+              <w:rPr>
+                <w:rStyle w:val="Hipervnculo"/>
+                <w:noProof/>
+              </w:rPr>
+              <w:t>4.1.2</w:t>
+            </w:r>
+            <w:r>
+              <w:rPr>
+                <w:rFonts w:asciiTheme="minorHAnsi" w:eastAsiaTheme="minorEastAsia" w:hAnsiTheme="minorHAnsi"/>
+                <w:noProof/>
+                <w:szCs w:val="24"/>
+                <w:lang w:eastAsia="es-ES"/>
+              </w:rPr>
+              <w:tab/>
+            </w:r>
+            <w:r>
+              <w:rPr>
+                <w:rStyle w:val="Hipervnculo"/>
+                <w:noProof/>
+              </w:rPr>
+              <w:t>Arco Intermedio (R=40,0):</w:t>
+            </w:r>
+            <w:r>
+              <w:rPr>
+                <w:noProof/>
+                <w:webHidden/>
+              </w:rPr>
+              <w:tab/>
+            </w:r>
+            <w:r>
+              <w:rPr>
+                <w:noProof/>
+                <w:webHidden/>
+              </w:rPr>
+              <w:fldChar w:fldCharType="begin"/>
+            </w:r>
+            <w:r>
+              <w:rPr>
+                <w:noProof/>
+                <w:webHidden/>
+              </w:rPr>
+              <w:instrText xml:space="preserve"> PAGEREF _Toc242747206 \h </w:instrText>
+            </w:r>
+            <w:r>
+              <w:rPr>
+                <w:noProof/>
+                <w:webHidden/>
+              </w:rPr>
+            </w:r>
+            <w:r>
+              <w:rPr>
+                <w:noProof/>
+                <w:webHidden/>
+              </w:rPr>
+              <w:fldChar w:fldCharType="separate"/>
+            </w:r>
+            <w:r>
+              <w:rPr>
+                <w:noProof/>
+                <w:webHidden/>
+              </w:rPr>
+              <w:t>18</w:t>
+            </w:r>
+            <w:r>
+              <w:rPr>
+                <w:noProof/>
+                <w:webHidden/>
+              </w:rPr>
+              <w:fldChar w:fldCharType="end"/>
+            </w:r>
+          </w:hyperlink>
+        </w:p>
+        <w:p>
+          <w:pPr>
+            <w:pStyle w:val="TDC3"/>
+            <w:tabs>
+              <w:tab w:val="left" w:pos="1440"/>
+              <w:tab w:val="right" w:leader="dot" w:pos="10337"/>
+            </w:tabs>
+            <w:rPr>
+              <w:rFonts w:asciiTheme="minorHAnsi" w:eastAsiaTheme="minorEastAsia" w:hAnsiTheme="minorHAnsi"/>
+              <w:noProof/>
+              <w:szCs w:val="24"/>
+              <w:lang w:eastAsia="es-ES"/>
+            </w:rPr>
+          </w:pPr>
+          <w:hyperlink w:anchor="_Toc242747207" w:history="1">
+            <w:r>
+              <w:rPr>
+                <w:rStyle w:val="Hipervnculo"/>
+                <w:noProof/>
+              </w:rPr>
+              <w:t>4.1.3</w:t>
+            </w:r>
+            <w:r>
+              <w:rPr>
+                <w:rFonts w:asciiTheme="minorHAnsi" w:eastAsiaTheme="minorEastAsia" w:hAnsiTheme="minorHAnsi"/>
+                <w:noProof/>
+                <w:szCs w:val="24"/>
+                <w:lang w:eastAsia="es-ES"/>
+              </w:rPr>
+              <w:tab/>
+            </w:r>
+            <w:r>
+              <w:rPr>
+                <w:rStyle w:val="Hipervnculo"/>
+                <w:noProof/>
+              </w:rPr>
+              <w:t>Arco Inferior (R=8,0):</w:t>
+            </w:r>
+            <w:r>
+              <w:rPr>
+                <w:noProof/>
+                <w:webHidden/>
+              </w:rPr>
+              <w:tab/>
+            </w:r>
+            <w:r>
+              <w:rPr>
+                <w:noProof/>
+                <w:webHidden/>
+              </w:rPr>
+              <w:fldChar w:fldCharType="begin"/>
+            </w:r>
+            <w:r>
+              <w:rPr>
+                <w:noProof/>
+                <w:webHidden/>
+              </w:rPr>
+              <w:instrText xml:space="preserve"> PAGEREF _Toc242747207 \h </w:instrText>
+            </w:r>
+            <w:r>
+              <w:rPr>
+                <w:noProof/>
+                <w:webHidden/>
+              </w:rPr>
+            </w:r>
+            <w:r>
+              <w:rPr>
+                <w:noProof/>
+                <w:webHidden/>
+              </w:rPr>
+              <w:fldChar w:fldCharType="separate"/>
+            </w:r>
+            <w:r>
+              <w:rPr>
+                <w:noProof/>
+                <w:webHidden/>
+              </w:rPr>
+              <w:t>18</w:t>
+            </w:r>
+            <w:r>
+              <w:rPr>
+                <w:noProof/>
+                <w:webHidden/>
+              </w:rPr>
+              <w:fldChar w:fldCharType="end"/>
+            </w:r>
+          </w:hyperlink>
+        </w:p>
+        <w:p>
+          <w:pPr>
+            <w:pStyle w:val="TDC3"/>
+            <w:tabs>
+              <w:tab w:val="left" w:pos="1440"/>
+              <w:tab w:val="right" w:leader="dot" w:pos="10337"/>
+            </w:tabs>
+            <w:rPr>
+              <w:rFonts w:asciiTheme="minorHAnsi" w:eastAsiaTheme="minorEastAsia" w:hAnsiTheme="minorHAnsi"/>
+              <w:noProof/>
+              <w:szCs w:val="24"/>
+              <w:lang w:eastAsia="es-ES"/>
+            </w:rPr>
+          </w:pPr>
+          <w:hyperlink w:anchor="_Toc242747208" w:history="1">
+            <w:r>
+              <w:rPr>
+                <w:rStyle w:val="Hipervnculo"/>
+                <w:noProof/>
+              </w:rPr>
+              <w:t>4.1.4</w:t>
+            </w:r>
+            <w:r>
+              <w:rPr>
+                <w:rFonts w:asciiTheme="minorHAnsi" w:eastAsiaTheme="minorEastAsia" w:hAnsiTheme="minorHAnsi"/>
+                <w:noProof/>
+                <w:szCs w:val="24"/>
+                <w:lang w:eastAsia="es-ES"/>
+              </w:rPr>
+              <w:tab/>
+            </w:r>
+            <w:r>
+              <w:rPr>
+                <w:rStyle w:val="Hipervnculo"/>
+                <w:noProof/>
+              </w:rPr>
+              <w:t>Tabla de Puntos Clave (Lado Derecho)</w:t>
+            </w:r>
+            <w:r>
+              <w:rPr>
+                <w:noProof/>
+                <w:webHidden/>
+              </w:rPr>
+              <w:tab/>
+            </w:r>
+            <w:r>
+              <w:rPr>
+                <w:noProof/>
+                <w:webHidden/>
+              </w:rPr>
+              <w:fldChar w:fldCharType="begin"/>
+            </w:r>
+            <w:r>
+              <w:rPr>
+                <w:noProof/>
+                <w:webHidden/>
+              </w:rPr>
+              <w:instrText xml:space="preserve"> PAGEREF _Toc242747208 \h </w:instrText>
+            </w:r>
+            <w:r>
+              <w:rPr>
+                <w:noProof/>
+                <w:webHidden/>
+              </w:rPr>
+            </w:r>
+            <w:r>
+              <w:rPr>
+                <w:noProof/>
+                <w:webHidden/>
+              </w:rPr>
+              <w:fldChar w:fldCharType="separate"/>
+            </w:r>
+            <w:r>
+              <w:rPr>
+                <w:noProof/>
+                <w:webHidden/>
+              </w:rPr>
+              <w:t>18</w:t>
+            </w:r>
+            <w:r>
+              <w:rPr>
+                <w:noProof/>
+                <w:webHidden/>
+              </w:rPr>
+              <w:fldChar w:fldCharType="end"/>
+            </w:r>
+          </w:hyperlink>
+        </w:p>
+        <w:p>
+          <w:pPr>
+            <w:pStyle w:val="TDC3"/>
+            <w:tabs>
+              <w:tab w:val="left" w:pos="1440"/>
+              <w:tab w:val="right" w:leader="dot" w:pos="10337"/>
+            </w:tabs>
+            <w:rPr>
+              <w:rFonts w:asciiTheme="minorHAnsi" w:eastAsiaTheme="minorEastAsia" w:hAnsiTheme="minorHAnsi"/>
+              <w:noProof/>
+              <w:szCs w:val="24"/>
+              <w:lang w:eastAsia="es-ES"/>
+            </w:rPr>
+          </w:pPr>
+          <w:hyperlink w:anchor="_Toc242747209" w:history="1">
+            <w:r>
+              <w:rPr>
+                <w:rStyle w:val="Hipervnculo"/>
+                <w:noProof/>
+              </w:rPr>
+              <w:t>4.1.5</w:t>
+            </w:r>
+            <w:r>
+              <w:rPr>
+                <w:rFonts w:asciiTheme="minorHAnsi" w:eastAsiaTheme="minorEastAsia" w:hAnsiTheme="minorHAnsi"/>
+                <w:noProof/>
+                <w:szCs w:val="24"/>
+                <w:lang w:eastAsia="es-ES"/>
+              </w:rPr>
+              <w:tab/>
+            </w:r>
+            <w:r>
+              <w:rPr>
+                <w:rStyle w:val="Hipervnculo"/>
+                <w:noProof/>
+              </w:rPr>
+              <w:t>Ecuaciones de los Tramos (Lado Derecho)</w:t>
+            </w:r>
+            <w:r>
+              <w:rPr>
+                <w:noProof/>
+                <w:webHidden/>
+              </w:rPr>
+              <w:tab/>
+            </w:r>
+            <w:r>
+              <w:rPr>
+                <w:noProof/>
+                <w:webHidden/>
+              </w:rPr>
+              <w:fldChar w:fldCharType="begin"/>
+            </w:r>
+            <w:r>
+              <w:rPr>
+                <w:noProof/>
+                <w:webHidden/>
+              </w:rPr>
+              <w:instrText xml:space="preserve"> PAGEREF _Toc242747209 \h </w:instrText>
+            </w:r>
+            <w:r>
+              <w:rPr>
+                <w:noProof/>
+                <w:webHidden/>
+              </w:rPr>
+            </w:r>
+            <w:r>
+              <w:rPr>
+                <w:noProof/>
+                <w:webHidden/>
+              </w:rPr>
+              <w:fldChar w:fldCharType="separate"/>
+            </w:r>
+            <w:r>
+              <w:rPr>
+                <w:noProof/>
+                <w:webHidden/>
+              </w:rPr>
+              <w:t>19</w:t>
             </w:r>
             <w:r>
               <w:rPr>
@@ -1613,13 +2964,13 @@
               <w:lang w:eastAsia="es-ES"/>
             </w:rPr>
           </w:pPr>
-          <w:hyperlink w:anchor="_Toc231093730" w:history="1">
+          <w:hyperlink w:anchor="_Toc242747210" w:history="1">
             <w:r>
               <w:rPr>
                 <w:rStyle w:val="Hipervnculo"/>
                 <w:noProof/>
               </w:rPr>
-              <w:t>4</w:t>
+              <w:t>5</w:t>
             </w:r>
             <w:r>
               <w:rPr>
@@ -1635,7 +2986,21 @@
                 <w:rStyle w:val="Hipervnculo"/>
                 <w:noProof/>
               </w:rPr>
-              <w:t>ÓVALO</w:t>
+              <w:t>C27, C28</w:t>
+            </w:r>
+            <w:r>
+              <w:rPr>
+                <w:rStyle w:val="Hipervnculo"/>
+                <w:noProof/>
+              </w:rPr>
+              <w:t xml:space="preserve"> </w:t>
+            </w:r>
+            <w:r>
+              <w:rPr>
+                <w:rStyle w:val="Hipervnculo"/>
+                <w:noProof/>
+              </w:rPr>
+              <w:t>y C29</w:t>
             </w:r>
             <w:r>
               <w:rPr>
@@ -1656,7 +3021,7 @@
                 <w:noProof/>
                 <w:webHidden/>
               </w:rPr>
-              <w:instrText xml:space="preserve"> PAGEREF _Toc231093730 \h </w:instrText>
+              <w:instrText xml:space="preserve"> PAGEREF _Toc242747210 \h </w:instrText>
             </w:r>
             <w:r>
               <w:rPr>
@@ -1676,7 +3041,7 @@
                 <w:noProof/>
                 <w:webHidden/>
               </w:rPr>
-              <w:t>10</w:t>
+              <w:t>20</w:t>
             </w:r>
             <w:r>
               <w:rPr>
@@ -1701,13 +3066,13 @@
               <w:lang w:eastAsia="es-ES"/>
             </w:rPr>
           </w:pPr>
-          <w:hyperlink w:anchor="_Toc231093731" w:history="1">
+          <w:hyperlink w:anchor="_Toc242747211" w:history="1">
             <w:r>
               <w:rPr>
                 <w:rStyle w:val="Hipervnculo"/>
                 <w:noProof/>
               </w:rPr>
-              <w:t>4.1</w:t>
+              <w:t>5.1</w:t>
             </w:r>
             <w:r>
               <w:rPr>
@@ -1723,7 +3088,7 @@
                 <w:rStyle w:val="Hipervnculo"/>
                 <w:noProof/>
               </w:rPr>
-              <w:t>Definición de Centros y Geometría</w:t>
+              <w:t>Tabla medias</w:t>
             </w:r>
             <w:r>
               <w:rPr>
@@ -1744,7 +3109,7 @@
                 <w:noProof/>
                 <w:webHidden/>
               </w:rPr>
-              <w:instrText xml:space="preserve"> PAGEREF _Toc231093731 \h </w:instrText>
+              <w:instrText xml:space="preserve"> PAGEREF _Toc242747211 \h </w:instrText>
             </w:r>
             <w:r>
               <w:rPr>
@@ -1764,7 +3129,7 @@
                 <w:noProof/>
                 <w:webHidden/>
               </w:rPr>
-              <w:t>10</w:t>
+              <w:t>22</w:t>
             </w:r>
             <w:r>
               <w:rPr>
@@ -1777,9 +3142,9 @@
         </w:p>
         <w:p>
           <w:pPr>
-            <w:pStyle w:val="TDC3"/>
+            <w:pStyle w:val="TDC1"/>
             <w:tabs>
-              <w:tab w:val="left" w:pos="1440"/>
+              <w:tab w:val="left" w:pos="480"/>
               <w:tab w:val="right" w:leader="dot" w:pos="10337"/>
             </w:tabs>
             <w:rPr>
@@ -1789,13 +3154,13 @@
               <w:lang w:eastAsia="es-ES"/>
             </w:rPr>
           </w:pPr>
-          <w:hyperlink w:anchor="_Toc231093732" w:history="1">
+          <w:hyperlink w:anchor="_Toc242747212" w:history="1">
             <w:r>
               <w:rPr>
                 <w:rStyle w:val="Hipervnculo"/>
                 <w:noProof/>
               </w:rPr>
-              <w:t>4.1.1</w:t>
+              <w:t>6</w:t>
             </w:r>
             <w:r>
               <w:rPr>
@@ -1811,7 +3176,7 @@
                 <w:rStyle w:val="Hipervnculo"/>
                 <w:noProof/>
               </w:rPr>
-              <w:t>Arco Central (R):</w:t>
+              <w:t>LUCES</w:t>
             </w:r>
             <w:r>
               <w:rPr>
@@ -1832,7 +3197,7 @@
                 <w:noProof/>
                 <w:webHidden/>
               </w:rPr>
-              <w:instrText xml:space="preserve"> PAGEREF _Toc231093732 \h </w:instrText>
+              <w:instrText xml:space="preserve"> PAGEREF _Toc242747212 \h </w:instrText>
             </w:r>
             <w:r>
               <w:rPr>
@@ -1852,359 +3217,7 @@
                 <w:noProof/>
                 <w:webHidden/>
               </w:rPr>
-              <w:t>10</w:t>
-            </w:r>
-            <w:r>
-              <w:rPr>
-                <w:noProof/>
-                <w:webHidden/>
-              </w:rPr>
-              <w:fldChar w:fldCharType="end"/>
-            </w:r>
-          </w:hyperlink>
-        </w:p>
-        <w:p>
-          <w:pPr>
-            <w:pStyle w:val="TDC3"/>
-            <w:tabs>
-              <w:tab w:val="left" w:pos="1440"/>
-              <w:tab w:val="right" w:leader="dot" w:pos="10337"/>
-            </w:tabs>
-            <w:rPr>
-              <w:rFonts w:asciiTheme="minorHAnsi" w:eastAsiaTheme="minorEastAsia" w:hAnsiTheme="minorHAnsi"/>
-              <w:noProof/>
-              <w:szCs w:val="24"/>
-              <w:lang w:eastAsia="es-ES"/>
-            </w:rPr>
-          </w:pPr>
-          <w:hyperlink w:anchor="_Toc231093733" w:history="1">
-            <w:r>
-              <w:rPr>
-                <w:rStyle w:val="Hipervnculo"/>
-                <w:noProof/>
-              </w:rPr>
-              <w:t>4.1.2</w:t>
-            </w:r>
-            <w:r>
-              <w:rPr>
-                <w:rFonts w:asciiTheme="minorHAnsi" w:eastAsiaTheme="minorEastAsia" w:hAnsiTheme="minorHAnsi"/>
-                <w:noProof/>
-                <w:szCs w:val="24"/>
-                <w:lang w:eastAsia="es-ES"/>
-              </w:rPr>
-              <w:tab/>
-            </w:r>
-            <w:r>
-              <w:rPr>
-                <w:rStyle w:val="Hipervnculo"/>
-                <w:noProof/>
-              </w:rPr>
-              <w:t>Arco Lateral (r):</w:t>
-            </w:r>
-            <w:r>
-              <w:rPr>
-                <w:noProof/>
-                <w:webHidden/>
-              </w:rPr>
-              <w:tab/>
-            </w:r>
-            <w:r>
-              <w:rPr>
-                <w:noProof/>
-                <w:webHidden/>
-              </w:rPr>
-              <w:fldChar w:fldCharType="begin"/>
-            </w:r>
-            <w:r>
-              <w:rPr>
-                <w:noProof/>
-                <w:webHidden/>
-              </w:rPr>
-              <w:instrText xml:space="preserve"> PAGEREF _Toc231093733 \h </w:instrText>
-            </w:r>
-            <w:r>
-              <w:rPr>
-                <w:noProof/>
-                <w:webHidden/>
-              </w:rPr>
-            </w:r>
-            <w:r>
-              <w:rPr>
-                <w:noProof/>
-                <w:webHidden/>
-              </w:rPr>
-              <w:fldChar w:fldCharType="separate"/>
-            </w:r>
-            <w:r>
-              <w:rPr>
-                <w:noProof/>
-                <w:webHidden/>
-              </w:rPr>
-              <w:t>11</w:t>
-            </w:r>
-            <w:r>
-              <w:rPr>
-                <w:noProof/>
-                <w:webHidden/>
-              </w:rPr>
-              <w:fldChar w:fldCharType="end"/>
-            </w:r>
-          </w:hyperlink>
-        </w:p>
-        <w:p>
-          <w:pPr>
-            <w:pStyle w:val="TDC3"/>
-            <w:tabs>
-              <w:tab w:val="left" w:pos="1440"/>
-              <w:tab w:val="right" w:leader="dot" w:pos="10337"/>
-            </w:tabs>
-            <w:rPr>
-              <w:rFonts w:asciiTheme="minorHAnsi" w:eastAsiaTheme="minorEastAsia" w:hAnsiTheme="minorHAnsi"/>
-              <w:noProof/>
-              <w:szCs w:val="24"/>
-              <w:lang w:eastAsia="es-ES"/>
-            </w:rPr>
-          </w:pPr>
-          <w:hyperlink w:anchor="_Toc231093734" w:history="1">
-            <w:r>
-              <w:rPr>
-                <w:rStyle w:val="Hipervnculo"/>
-                <w:noProof/>
-              </w:rPr>
-              <w:t>4.1.3</w:t>
-            </w:r>
-            <w:r>
-              <w:rPr>
-                <w:rFonts w:asciiTheme="minorHAnsi" w:eastAsiaTheme="minorEastAsia" w:hAnsiTheme="minorHAnsi"/>
-                <w:noProof/>
-                <w:szCs w:val="24"/>
-                <w:lang w:eastAsia="es-ES"/>
-              </w:rPr>
-              <w:tab/>
-            </w:r>
-            <w:r>
-              <w:rPr>
-                <w:rStyle w:val="Hipervnculo"/>
-                <w:noProof/>
-              </w:rPr>
-              <w:t>Tabla de Puntos Clave (Lado Derecho)</w:t>
-            </w:r>
-            <w:r>
-              <w:rPr>
-                <w:noProof/>
-                <w:webHidden/>
-              </w:rPr>
-              <w:tab/>
-            </w:r>
-            <w:r>
-              <w:rPr>
-                <w:noProof/>
-                <w:webHidden/>
-              </w:rPr>
-              <w:fldChar w:fldCharType="begin"/>
-            </w:r>
-            <w:r>
-              <w:rPr>
-                <w:noProof/>
-                <w:webHidden/>
-              </w:rPr>
-              <w:instrText xml:space="preserve"> PAGEREF _Toc231093734 \h </w:instrText>
-            </w:r>
-            <w:r>
-              <w:rPr>
-                <w:noProof/>
-                <w:webHidden/>
-              </w:rPr>
-            </w:r>
-            <w:r>
-              <w:rPr>
-                <w:noProof/>
-                <w:webHidden/>
-              </w:rPr>
-              <w:fldChar w:fldCharType="separate"/>
-            </w:r>
-            <w:r>
-              <w:rPr>
-                <w:noProof/>
-                <w:webHidden/>
-              </w:rPr>
-              <w:t>11</w:t>
-            </w:r>
-            <w:r>
-              <w:rPr>
-                <w:noProof/>
-                <w:webHidden/>
-              </w:rPr>
-              <w:fldChar w:fldCharType="end"/>
-            </w:r>
-          </w:hyperlink>
-        </w:p>
-        <w:p>
-          <w:pPr>
-            <w:pStyle w:val="TDC3"/>
-            <w:tabs>
-              <w:tab w:val="left" w:pos="1440"/>
-              <w:tab w:val="right" w:leader="dot" w:pos="10337"/>
-            </w:tabs>
-            <w:rPr>
-              <w:rFonts w:asciiTheme="minorHAnsi" w:eastAsiaTheme="minorEastAsia" w:hAnsiTheme="minorHAnsi"/>
-              <w:noProof/>
-              <w:szCs w:val="24"/>
-              <w:lang w:eastAsia="es-ES"/>
-            </w:rPr>
-          </w:pPr>
-          <w:hyperlink w:anchor="_Toc231093735" w:history="1">
-            <w:r>
-              <w:rPr>
-                <w:rStyle w:val="Hipervnculo"/>
-                <w:noProof/>
-              </w:rPr>
-              <w:t>4.1.4</w:t>
-            </w:r>
-            <w:r>
-              <w:rPr>
-                <w:rFonts w:asciiTheme="minorHAnsi" w:eastAsiaTheme="minorEastAsia" w:hAnsiTheme="minorHAnsi"/>
-                <w:noProof/>
-                <w:szCs w:val="24"/>
-                <w:lang w:eastAsia="es-ES"/>
-              </w:rPr>
-              <w:tab/>
-            </w:r>
-            <w:r>
-              <w:rPr>
-                <w:rStyle w:val="Hipervnculo"/>
-                <w:noProof/>
-              </w:rPr>
-              <w:t>Ecuaciones de los Tramos (Lado Derecho)</w:t>
-            </w:r>
-            <w:r>
-              <w:rPr>
-                <w:noProof/>
-                <w:webHidden/>
-              </w:rPr>
-              <w:tab/>
-            </w:r>
-            <w:r>
-              <w:rPr>
-                <w:noProof/>
-                <w:webHidden/>
-              </w:rPr>
-              <w:fldChar w:fldCharType="begin"/>
-            </w:r>
-            <w:r>
-              <w:rPr>
-                <w:noProof/>
-                <w:webHidden/>
-              </w:rPr>
-              <w:instrText xml:space="preserve"> PAGEREF _Toc231093735 \h </w:instrText>
-            </w:r>
-            <w:r>
-              <w:rPr>
-                <w:noProof/>
-                <w:webHidden/>
-              </w:rPr>
-            </w:r>
-            <w:r>
-              <w:rPr>
-                <w:noProof/>
-                <w:webHidden/>
-              </w:rPr>
-              <w:fldChar w:fldCharType="separate"/>
-            </w:r>
-            <w:r>
-              <w:rPr>
-                <w:noProof/>
-                <w:webHidden/>
-              </w:rPr>
-              <w:t>11</w:t>
-            </w:r>
-            <w:r>
-              <w:rPr>
-                <w:noProof/>
-                <w:webHidden/>
-              </w:rPr>
-              <w:fldChar w:fldCharType="end"/>
-            </w:r>
-          </w:hyperlink>
-        </w:p>
-        <w:p>
-          <w:pPr>
-            <w:pStyle w:val="TDC3"/>
-            <w:tabs>
-              <w:tab w:val="left" w:pos="1440"/>
-              <w:tab w:val="right" w:leader="dot" w:pos="10337"/>
-            </w:tabs>
-            <w:rPr>
-              <w:rFonts w:asciiTheme="minorHAnsi" w:eastAsiaTheme="minorEastAsia" w:hAnsiTheme="minorHAnsi"/>
-              <w:noProof/>
-              <w:szCs w:val="24"/>
-              <w:lang w:eastAsia="es-ES"/>
-            </w:rPr>
-          </w:pPr>
-          <w:hyperlink w:anchor="_Toc231093736" w:history="1">
-            <w:r>
-              <w:rPr>
-                <w:rStyle w:val="Hipervnculo"/>
-                <w:noProof/>
-              </w:rPr>
-              <w:t>4.1.5</w:t>
-            </w:r>
-            <w:r>
-              <w:rPr>
-                <w:rFonts w:asciiTheme="minorHAnsi" w:eastAsiaTheme="minorEastAsia" w:hAnsiTheme="minorHAnsi"/>
-                <w:noProof/>
-                <w:szCs w:val="24"/>
-                <w:lang w:eastAsia="es-ES"/>
-              </w:rPr>
-              <w:tab/>
-            </w:r>
-            <w:r>
-              <w:rPr>
-                <w:rStyle w:val="Hipervnculo"/>
-                <w:noProof/>
-              </w:rPr>
-              <w:t>Tabla de cilindros con óvalo</w:t>
-            </w:r>
-            <w:r>
-              <w:rPr>
-                <w:noProof/>
-                <w:webHidden/>
-              </w:rPr>
-              <w:tab/>
-            </w:r>
-            <w:r>
-              <w:rPr>
-                <w:noProof/>
-                <w:webHidden/>
-              </w:rPr>
-              <w:fldChar w:fldCharType="begin"/>
-            </w:r>
-            <w:r>
-              <w:rPr>
-                <w:noProof/>
-                <w:webHidden/>
-              </w:rPr>
-              <w:instrText xml:space="preserve"> PAGEREF _Toc231093736 \h </w:instrText>
-            </w:r>
-            <w:r>
-              <w:rPr>
-                <w:noProof/>
-                <w:webHidden/>
-              </w:rPr>
-            </w:r>
-            <w:r>
-              <w:rPr>
-                <w:noProof/>
-                <w:webHidden/>
-              </w:rPr>
-              <w:fldChar w:fldCharType="separate"/>
-            </w:r>
-            <w:r>
-              <w:rPr>
-                <w:noProof/>
-                <w:webHidden/>
-              </w:rPr>
-              <w:t>12</w:t>
+              <w:t>28</w:t>
             </w:r>
             <w:r>
               <w:rPr>
@@ -2229,13 +3242,13 @@
               <w:lang w:eastAsia="es-ES"/>
             </w:rPr>
           </w:pPr>
-          <w:hyperlink w:anchor="_Toc231093737" w:history="1">
+          <w:hyperlink w:anchor="_Toc242747213" w:history="1">
             <w:r>
               <w:rPr>
                 <w:rStyle w:val="Hipervnculo"/>
                 <w:noProof/>
               </w:rPr>
-              <w:t>4.2</w:t>
+              <w:t>6.1</w:t>
             </w:r>
             <w:r>
               <w:rPr>
@@ -2251,7 +3264,7 @@
                 <w:rStyle w:val="Hipervnculo"/>
                 <w:noProof/>
               </w:rPr>
-              <w:t>Áreas mediante Integración (x partiendo de 0)</w:t>
+              <w:t>BDM</w:t>
             </w:r>
             <w:r>
               <w:rPr>
@@ -2272,7 +3285,7 @@
                 <w:noProof/>
                 <w:webHidden/>
               </w:rPr>
-              <w:instrText xml:space="preserve"> PAGEREF _Toc231093737 \h </w:instrText>
+              <w:instrText xml:space="preserve"> PAGEREF _Toc242747213 \h </w:instrText>
             </w:r>
             <w:r>
               <w:rPr>
@@ -2292,7 +3305,7 @@
                 <w:noProof/>
                 <w:webHidden/>
               </w:rPr>
-              <w:t>14</w:t>
+              <w:t>28</w:t>
             </w:r>
             <w:r>
               <w:rPr>
@@ -2305,9 +3318,9 @@
         </w:p>
         <w:p>
           <w:pPr>
-            <w:pStyle w:val="TDC3"/>
+            <w:pStyle w:val="TDC2"/>
             <w:tabs>
-              <w:tab w:val="left" w:pos="1440"/>
+              <w:tab w:val="left" w:pos="960"/>
               <w:tab w:val="right" w:leader="dot" w:pos="10337"/>
             </w:tabs>
             <w:rPr>
@@ -2317,13 +3330,13 @@
               <w:lang w:eastAsia="es-ES"/>
             </w:rPr>
           </w:pPr>
-          <w:hyperlink w:anchor="_Toc231093738" w:history="1">
+          <w:hyperlink w:anchor="_Toc242747214" w:history="1">
             <w:r>
               <w:rPr>
                 <w:rStyle w:val="Hipervnculo"/>
                 <w:noProof/>
               </w:rPr>
-              <w:t>4.2.1</w:t>
+              <w:t>6.2</w:t>
             </w:r>
             <w:r>
               <w:rPr>
@@ -2339,7 +3352,7 @@
                 <w:rStyle w:val="Hipervnculo"/>
                 <w:noProof/>
               </w:rPr>
-              <w:t>Tramo 1: Bajo el arco de R160</w:t>
+              <w:t>Continuo:</w:t>
             </w:r>
             <w:r>
               <w:rPr>
@@ -2360,7 +3373,7 @@
                 <w:noProof/>
                 <w:webHidden/>
               </w:rPr>
-              <w:instrText xml:space="preserve"> PAGEREF _Toc231093738 \h </w:instrText>
+              <w:instrText xml:space="preserve"> PAGEREF _Toc242747214 \h </w:instrText>
             </w:r>
             <w:r>
               <w:rPr>
@@ -2380,7 +3393,7 @@
                 <w:noProof/>
                 <w:webHidden/>
               </w:rPr>
-              <w:t>14</w:t>
+              <w:t>28</w:t>
             </w:r>
             <w:r>
               <w:rPr>
@@ -2393,9 +3406,9 @@
         </w:p>
         <w:p>
           <w:pPr>
-            <w:pStyle w:val="TDC3"/>
+            <w:pStyle w:val="TDC2"/>
             <w:tabs>
-              <w:tab w:val="left" w:pos="1440"/>
+              <w:tab w:val="left" w:pos="960"/>
               <w:tab w:val="right" w:leader="dot" w:pos="10337"/>
             </w:tabs>
             <w:rPr>
@@ -2405,13 +3418,13 @@
               <w:lang w:eastAsia="es-ES"/>
             </w:rPr>
           </w:pPr>
-          <w:hyperlink w:anchor="_Toc231093739" w:history="1">
+          <w:hyperlink w:anchor="_Toc242747215" w:history="1">
             <w:r>
               <w:rPr>
                 <w:rStyle w:val="Hipervnculo"/>
                 <w:noProof/>
               </w:rPr>
-              <w:t>4.2.2</w:t>
+              <w:t>6.3</w:t>
             </w:r>
             <w:r>
               <w:rPr>
@@ -2427,7 +3440,7 @@
                 <w:rStyle w:val="Hipervnculo"/>
                 <w:noProof/>
               </w:rPr>
-              <w:t>Tramo 2: Bajo el arco de R10</w:t>
+              <w:t>Reynols</w:t>
             </w:r>
             <w:r>
               <w:rPr>
@@ -2448,7 +3461,7 @@
                 <w:noProof/>
                 <w:webHidden/>
               </w:rPr>
-              <w:instrText xml:space="preserve"> PAGEREF _Toc231093739 \h </w:instrText>
+              <w:instrText xml:space="preserve"> PAGEREF _Toc242747215 \h </w:instrText>
             </w:r>
             <w:r>
               <w:rPr>
@@ -2468,7 +3481,183 @@
                 <w:noProof/>
                 <w:webHidden/>
               </w:rPr>
-              <w:t>15</w:t>
+              <w:t>29</w:t>
+            </w:r>
+            <w:r>
+              <w:rPr>
+                <w:noProof/>
+                <w:webHidden/>
+              </w:rPr>
+              <w:fldChar w:fldCharType="end"/>
+            </w:r>
+          </w:hyperlink>
+        </w:p>
+        <w:p>
+          <w:pPr>
+            <w:pStyle w:val="TDC2"/>
+            <w:tabs>
+              <w:tab w:val="left" w:pos="960"/>
+              <w:tab w:val="right" w:leader="dot" w:pos="10337"/>
+            </w:tabs>
+            <w:rPr>
+              <w:rFonts w:asciiTheme="minorHAnsi" w:eastAsiaTheme="minorEastAsia" w:hAnsiTheme="minorHAnsi"/>
+              <w:noProof/>
+              <w:szCs w:val="24"/>
+              <w:lang w:eastAsia="es-ES"/>
+            </w:rPr>
+          </w:pPr>
+          <w:hyperlink w:anchor="_Toc242747216" w:history="1">
+            <w:r>
+              <w:rPr>
+                <w:rStyle w:val="Hipervnculo"/>
+                <w:noProof/>
+              </w:rPr>
+              <w:t>6.4</w:t>
+            </w:r>
+            <w:r>
+              <w:rPr>
+                <w:rFonts w:asciiTheme="minorHAnsi" w:eastAsiaTheme="minorEastAsia" w:hAnsiTheme="minorHAnsi"/>
+                <w:noProof/>
+                <w:szCs w:val="24"/>
+                <w:lang w:eastAsia="es-ES"/>
+              </w:rPr>
+              <w:tab/>
+            </w:r>
+            <w:r>
+              <w:rPr>
+                <w:rStyle w:val="Hipervnculo"/>
+                <w:noProof/>
+              </w:rPr>
+              <w:t>BLOQUE:</w:t>
+            </w:r>
+            <w:r>
+              <w:rPr>
+                <w:noProof/>
+                <w:webHidden/>
+              </w:rPr>
+              <w:tab/>
+            </w:r>
+            <w:r>
+              <w:rPr>
+                <w:noProof/>
+                <w:webHidden/>
+              </w:rPr>
+              <w:fldChar w:fldCharType="begin"/>
+            </w:r>
+            <w:r>
+              <w:rPr>
+                <w:noProof/>
+                <w:webHidden/>
+              </w:rPr>
+              <w:instrText xml:space="preserve"> PAGEREF _Toc242747216 \h </w:instrText>
+            </w:r>
+            <w:r>
+              <w:rPr>
+                <w:noProof/>
+                <w:webHidden/>
+              </w:rPr>
+            </w:r>
+            <w:r>
+              <w:rPr>
+                <w:noProof/>
+                <w:webHidden/>
+              </w:rPr>
+              <w:fldChar w:fldCharType="separate"/>
+            </w:r>
+            <w:r>
+              <w:rPr>
+                <w:noProof/>
+                <w:webHidden/>
+              </w:rPr>
+              <w:t>34</w:t>
+            </w:r>
+            <w:r>
+              <w:rPr>
+                <w:noProof/>
+                <w:webHidden/>
+              </w:rPr>
+              <w:fldChar w:fldCharType="end"/>
+            </w:r>
+          </w:hyperlink>
+        </w:p>
+        <w:p>
+          <w:pPr>
+            <w:pStyle w:val="TDC2"/>
+            <w:tabs>
+              <w:tab w:val="left" w:pos="960"/>
+              <w:tab w:val="right" w:leader="dot" w:pos="10337"/>
+            </w:tabs>
+            <w:rPr>
+              <w:rFonts w:asciiTheme="minorHAnsi" w:eastAsiaTheme="minorEastAsia" w:hAnsiTheme="minorHAnsi"/>
+              <w:noProof/>
+              <w:szCs w:val="24"/>
+              <w:lang w:eastAsia="es-ES"/>
+            </w:rPr>
+          </w:pPr>
+          <w:hyperlink w:anchor="_Toc242747217" w:history="1">
+            <w:r>
+              <w:rPr>
+                <w:rStyle w:val="Hipervnculo"/>
+                <w:noProof/>
+              </w:rPr>
+              <w:t>6.5</w:t>
+            </w:r>
+            <w:r>
+              <w:rPr>
+                <w:rFonts w:asciiTheme="minorHAnsi" w:eastAsiaTheme="minorEastAsia" w:hAnsiTheme="minorHAnsi"/>
+                <w:noProof/>
+                <w:szCs w:val="24"/>
+                <w:lang w:eastAsia="es-ES"/>
+              </w:rPr>
+              <w:tab/>
+            </w:r>
+            <w:r>
+              <w:rPr>
+                <w:rStyle w:val="Hipervnculo"/>
+                <w:noProof/>
+              </w:rPr>
+              <w:t>RSM</w:t>
+            </w:r>
+            <w:r>
+              <w:rPr>
+                <w:noProof/>
+                <w:webHidden/>
+              </w:rPr>
+              <w:tab/>
+            </w:r>
+            <w:r>
+              <w:rPr>
+                <w:noProof/>
+                <w:webHidden/>
+              </w:rPr>
+              <w:fldChar w:fldCharType="begin"/>
+            </w:r>
+            <w:r>
+              <w:rPr>
+                <w:noProof/>
+                <w:webHidden/>
+              </w:rPr>
+              <w:instrText xml:space="preserve"> PAGEREF _Toc242747217 \h </w:instrText>
+            </w:r>
+            <w:r>
+              <w:rPr>
+                <w:noProof/>
+                <w:webHidden/>
+              </w:rPr>
+            </w:r>
+            <w:r>
+              <w:rPr>
+                <w:noProof/>
+                <w:webHidden/>
+              </w:rPr>
+              <w:fldChar w:fldCharType="separate"/>
+            </w:r>
+            <w:r>
+              <w:rPr>
+                <w:noProof/>
+                <w:webHidden/>
+              </w:rPr>
+              <w:t>36</w:t>
             </w:r>
             <w:r>
               <w:rPr>
@@ -2493,13 +3682,13 @@
               <w:lang w:eastAsia="es-ES"/>
             </w:rPr>
           </w:pPr>
-          <w:hyperlink w:anchor="_Toc231093740" w:history="1">
+          <w:hyperlink w:anchor="_Toc242747218" w:history="1">
             <w:r>
               <w:rPr>
                 <w:rStyle w:val="Hipervnculo"/>
                 <w:noProof/>
               </w:rPr>
-              <w:t>5</w:t>
+              <w:t>7</w:t>
             </w:r>
             <w:r>
               <w:rPr>
@@ -2515,7 +3704,7 @@
                 <w:rStyle w:val="Hipervnculo"/>
                 <w:noProof/>
               </w:rPr>
-              <w:t>Redondo</w:t>
+              <w:t>Rs</w:t>
             </w:r>
             <w:r>
               <w:rPr>
@@ -2536,7 +3725,7 @@
                 <w:noProof/>
                 <w:webHidden/>
               </w:rPr>
-              <w:instrText xml:space="preserve"> PAGEREF _Toc231093740 \h </w:instrText>
+              <w:instrText xml:space="preserve"> PAGEREF _Toc242747218 \h </w:instrText>
             </w:r>
             <w:r>
               <w:rPr>
@@ -2556,7 +3745,7 @@
                 <w:noProof/>
                 <w:webHidden/>
               </w:rPr>
-              <w:t>18</w:t>
+              <w:t>38</w:t>
             </w:r>
             <w:r>
               <w:rPr>
@@ -2581,13 +3770,13 @@
               <w:lang w:eastAsia="es-ES"/>
             </w:rPr>
           </w:pPr>
-          <w:hyperlink w:anchor="_Toc231093741" w:history="1">
+          <w:hyperlink w:anchor="_Toc242747219" w:history="1">
             <w:r>
               <w:rPr>
                 <w:rStyle w:val="Hipervnculo"/>
                 <w:noProof/>
               </w:rPr>
-              <w:t>5.1</w:t>
+              <w:t>7.1</w:t>
             </w:r>
             <w:r>
               <w:rPr>
@@ -2603,7 +3792,7 @@
                 <w:rStyle w:val="Hipervnculo"/>
                 <w:noProof/>
               </w:rPr>
-              <w:t>Análisis Geométrico (Lado Izquierdo)</w:t>
+              <w:t>BDM:</w:t>
             </w:r>
             <w:r>
               <w:rPr>
@@ -2624,7 +3813,7 @@
                 <w:noProof/>
                 <w:webHidden/>
               </w:rPr>
-              <w:instrText xml:space="preserve"> PAGEREF _Toc231093741 \h </w:instrText>
+              <w:instrText xml:space="preserve"> PAGEREF _Toc242747219 \h </w:instrText>
             </w:r>
             <w:r>
               <w:rPr>
@@ -2644,904 +3833,7 @@
                 <w:noProof/>
                 <w:webHidden/>
               </w:rPr>
-              <w:t>18</w:t>
-            </w:r>
-            <w:r>
-              <w:rPr>
-                <w:noProof/>
-                <w:webHidden/>
-              </w:rPr>
-              <w:fldChar w:fldCharType="end"/>
-            </w:r>
-          </w:hyperlink>
-        </w:p>
-        <w:p>
-          <w:pPr>
-            <w:pStyle w:val="TDC3"/>
-            <w:tabs>
-              <w:tab w:val="left" w:pos="1440"/>
-              <w:tab w:val="right" w:leader="dot" w:pos="10337"/>
-            </w:tabs>
-            <w:rPr>
-              <w:rFonts w:asciiTheme="minorHAnsi" w:eastAsiaTheme="minorEastAsia" w:hAnsiTheme="minorHAnsi"/>
-              <w:noProof/>
-              <w:szCs w:val="24"/>
-              <w:lang w:eastAsia="es-ES"/>
-            </w:rPr>
-          </w:pPr>
-          <w:hyperlink w:anchor="_Toc231093742" w:history="1">
-            <w:r>
-              <w:rPr>
-                <w:rStyle w:val="Hipervnculo"/>
-                <w:noProof/>
-              </w:rPr>
-              <w:t>5.1.1</w:t>
-            </w:r>
-            <w:r>
-              <w:rPr>
-                <w:rFonts w:asciiTheme="minorHAnsi" w:eastAsiaTheme="minorEastAsia" w:hAnsiTheme="minorHAnsi"/>
-                <w:noProof/>
-                <w:szCs w:val="24"/>
-                <w:lang w:eastAsia="es-ES"/>
-              </w:rPr>
-              <w:tab/>
-            </w:r>
-            <w:r>
-              <w:rPr>
-                <w:rStyle w:val="Hipervnculo"/>
-                <w:noProof/>
-              </w:rPr>
-              <w:t>Arco Central (R):</w:t>
-            </w:r>
-            <w:r>
-              <w:rPr>
-                <w:noProof/>
-                <w:webHidden/>
-              </w:rPr>
-              <w:tab/>
-            </w:r>
-            <w:r>
-              <w:rPr>
-                <w:noProof/>
-                <w:webHidden/>
-              </w:rPr>
-              <w:fldChar w:fldCharType="begin"/>
-            </w:r>
-            <w:r>
-              <w:rPr>
-                <w:noProof/>
-                <w:webHidden/>
-              </w:rPr>
-              <w:instrText xml:space="preserve"> PAGEREF _Toc231093742 \h </w:instrText>
-            </w:r>
-            <w:r>
-              <w:rPr>
-                <w:noProof/>
-                <w:webHidden/>
-              </w:rPr>
-            </w:r>
-            <w:r>
-              <w:rPr>
-                <w:noProof/>
-                <w:webHidden/>
-              </w:rPr>
-              <w:fldChar w:fldCharType="separate"/>
-            </w:r>
-            <w:r>
-              <w:rPr>
-                <w:noProof/>
-                <w:webHidden/>
-              </w:rPr>
-              <w:t>18</w:t>
-            </w:r>
-            <w:r>
-              <w:rPr>
-                <w:noProof/>
-                <w:webHidden/>
-              </w:rPr>
-              <w:fldChar w:fldCharType="end"/>
-            </w:r>
-          </w:hyperlink>
-        </w:p>
-        <w:p>
-          <w:pPr>
-            <w:pStyle w:val="TDC3"/>
-            <w:tabs>
-              <w:tab w:val="left" w:pos="1440"/>
-              <w:tab w:val="right" w:leader="dot" w:pos="10337"/>
-            </w:tabs>
-            <w:rPr>
-              <w:rFonts w:asciiTheme="minorHAnsi" w:eastAsiaTheme="minorEastAsia" w:hAnsiTheme="minorHAnsi"/>
-              <w:noProof/>
-              <w:szCs w:val="24"/>
-              <w:lang w:eastAsia="es-ES"/>
-            </w:rPr>
-          </w:pPr>
-          <w:hyperlink w:anchor="_Toc231093743" w:history="1">
-            <w:r>
-              <w:rPr>
-                <w:rStyle w:val="Hipervnculo"/>
-                <w:noProof/>
-              </w:rPr>
-              <w:t>5.1.2</w:t>
-            </w:r>
-            <w:r>
-              <w:rPr>
-                <w:rFonts w:asciiTheme="minorHAnsi" w:eastAsiaTheme="minorEastAsia" w:hAnsiTheme="minorHAnsi"/>
-                <w:noProof/>
-                <w:szCs w:val="24"/>
-                <w:lang w:eastAsia="es-ES"/>
-              </w:rPr>
-              <w:tab/>
-            </w:r>
-            <w:r>
-              <w:rPr>
-                <w:rStyle w:val="Hipervnculo"/>
-                <w:noProof/>
-              </w:rPr>
-              <w:t>Recta Inclinada (30º):</w:t>
-            </w:r>
-            <w:r>
-              <w:rPr>
-                <w:noProof/>
-                <w:webHidden/>
-              </w:rPr>
-              <w:tab/>
-            </w:r>
-            <w:r>
-              <w:rPr>
-                <w:noProof/>
-                <w:webHidden/>
-              </w:rPr>
-              <w:fldChar w:fldCharType="begin"/>
-            </w:r>
-            <w:r>
-              <w:rPr>
-                <w:noProof/>
-                <w:webHidden/>
-              </w:rPr>
-              <w:instrText xml:space="preserve"> PAGEREF _Toc231093743 \h </w:instrText>
-            </w:r>
-            <w:r>
-              <w:rPr>
-                <w:noProof/>
-                <w:webHidden/>
-              </w:rPr>
-            </w:r>
-            <w:r>
-              <w:rPr>
-                <w:noProof/>
-                <w:webHidden/>
-              </w:rPr>
-              <w:fldChar w:fldCharType="separate"/>
-            </w:r>
-            <w:r>
-              <w:rPr>
-                <w:noProof/>
-                <w:webHidden/>
-              </w:rPr>
-              <w:t>18</w:t>
-            </w:r>
-            <w:r>
-              <w:rPr>
-                <w:noProof/>
-                <w:webHidden/>
-              </w:rPr>
-              <w:fldChar w:fldCharType="end"/>
-            </w:r>
-          </w:hyperlink>
-        </w:p>
-        <w:p>
-          <w:pPr>
-            <w:pStyle w:val="TDC3"/>
-            <w:tabs>
-              <w:tab w:val="left" w:pos="1440"/>
-              <w:tab w:val="right" w:leader="dot" w:pos="10337"/>
-            </w:tabs>
-            <w:rPr>
-              <w:rFonts w:asciiTheme="minorHAnsi" w:eastAsiaTheme="minorEastAsia" w:hAnsiTheme="minorHAnsi"/>
-              <w:noProof/>
-              <w:szCs w:val="24"/>
-              <w:lang w:eastAsia="es-ES"/>
-            </w:rPr>
-          </w:pPr>
-          <w:hyperlink w:anchor="_Toc231093744" w:history="1">
-            <w:r>
-              <w:rPr>
-                <w:rStyle w:val="Hipervnculo"/>
-                <w:noProof/>
-              </w:rPr>
-              <w:t>5.1.3</w:t>
-            </w:r>
-            <w:r>
-              <w:rPr>
-                <w:rFonts w:asciiTheme="minorHAnsi" w:eastAsiaTheme="minorEastAsia" w:hAnsiTheme="minorHAnsi"/>
-                <w:noProof/>
-                <w:szCs w:val="24"/>
-                <w:lang w:eastAsia="es-ES"/>
-              </w:rPr>
-              <w:tab/>
-            </w:r>
-            <w:r>
-              <w:rPr>
-                <w:rStyle w:val="Hipervnculo"/>
-                <w:noProof/>
-              </w:rPr>
-              <w:t>Arco Inferior (R=8):</w:t>
-            </w:r>
-            <w:r>
-              <w:rPr>
-                <w:noProof/>
-                <w:webHidden/>
-              </w:rPr>
-              <w:tab/>
-            </w:r>
-            <w:r>
-              <w:rPr>
-                <w:noProof/>
-                <w:webHidden/>
-              </w:rPr>
-              <w:fldChar w:fldCharType="begin"/>
-            </w:r>
-            <w:r>
-              <w:rPr>
-                <w:noProof/>
-                <w:webHidden/>
-              </w:rPr>
-              <w:instrText xml:space="preserve"> PAGEREF _Toc231093744 \h </w:instrText>
-            </w:r>
-            <w:r>
-              <w:rPr>
-                <w:noProof/>
-                <w:webHidden/>
-              </w:rPr>
-            </w:r>
-            <w:r>
-              <w:rPr>
-                <w:noProof/>
-                <w:webHidden/>
-              </w:rPr>
-              <w:fldChar w:fldCharType="separate"/>
-            </w:r>
-            <w:r>
-              <w:rPr>
-                <w:noProof/>
-                <w:webHidden/>
-              </w:rPr>
-              <w:t>18</w:t>
-            </w:r>
-            <w:r>
-              <w:rPr>
-                <w:noProof/>
-                <w:webHidden/>
-              </w:rPr>
-              <w:fldChar w:fldCharType="end"/>
-            </w:r>
-          </w:hyperlink>
-        </w:p>
-        <w:p>
-          <w:pPr>
-            <w:pStyle w:val="TDC3"/>
-            <w:tabs>
-              <w:tab w:val="left" w:pos="1440"/>
-              <w:tab w:val="right" w:leader="dot" w:pos="10337"/>
-            </w:tabs>
-            <w:rPr>
-              <w:rFonts w:asciiTheme="minorHAnsi" w:eastAsiaTheme="minorEastAsia" w:hAnsiTheme="minorHAnsi"/>
-              <w:noProof/>
-              <w:szCs w:val="24"/>
-              <w:lang w:eastAsia="es-ES"/>
-            </w:rPr>
-          </w:pPr>
-          <w:hyperlink w:anchor="_Toc231093745" w:history="1">
-            <w:r>
-              <w:rPr>
-                <w:rStyle w:val="Hipervnculo"/>
-                <w:noProof/>
-              </w:rPr>
-              <w:t>5.1.4</w:t>
-            </w:r>
-            <w:r>
-              <w:rPr>
-                <w:rFonts w:asciiTheme="minorHAnsi" w:eastAsiaTheme="minorEastAsia" w:hAnsiTheme="minorHAnsi"/>
-                <w:noProof/>
-                <w:szCs w:val="24"/>
-                <w:lang w:eastAsia="es-ES"/>
-              </w:rPr>
-              <w:tab/>
-            </w:r>
-            <w:r>
-              <w:rPr>
-                <w:rStyle w:val="Hipervnculo"/>
-                <w:noProof/>
-              </w:rPr>
-              <w:t>Tabla de Puntos Clave</w:t>
-            </w:r>
-            <w:r>
-              <w:rPr>
-                <w:noProof/>
-                <w:webHidden/>
-              </w:rPr>
-              <w:tab/>
-            </w:r>
-            <w:r>
-              <w:rPr>
-                <w:noProof/>
-                <w:webHidden/>
-              </w:rPr>
-              <w:fldChar w:fldCharType="begin"/>
-            </w:r>
-            <w:r>
-              <w:rPr>
-                <w:noProof/>
-                <w:webHidden/>
-              </w:rPr>
-              <w:instrText xml:space="preserve"> PAGEREF _Toc231093745 \h </w:instrText>
-            </w:r>
-            <w:r>
-              <w:rPr>
-                <w:noProof/>
-                <w:webHidden/>
-              </w:rPr>
-            </w:r>
-            <w:r>
-              <w:rPr>
-                <w:noProof/>
-                <w:webHidden/>
-              </w:rPr>
-              <w:fldChar w:fldCharType="separate"/>
-            </w:r>
-            <w:r>
-              <w:rPr>
-                <w:noProof/>
-                <w:webHidden/>
-              </w:rPr>
-              <w:t>18</w:t>
-            </w:r>
-            <w:r>
-              <w:rPr>
-                <w:noProof/>
-                <w:webHidden/>
-              </w:rPr>
-              <w:fldChar w:fldCharType="end"/>
-            </w:r>
-          </w:hyperlink>
-        </w:p>
-        <w:p>
-          <w:pPr>
-            <w:pStyle w:val="TDC3"/>
-            <w:tabs>
-              <w:tab w:val="left" w:pos="1440"/>
-              <w:tab w:val="right" w:leader="dot" w:pos="10337"/>
-            </w:tabs>
-            <w:rPr>
-              <w:rFonts w:asciiTheme="minorHAnsi" w:eastAsiaTheme="minorEastAsia" w:hAnsiTheme="minorHAnsi"/>
-              <w:noProof/>
-              <w:szCs w:val="24"/>
-              <w:lang w:eastAsia="es-ES"/>
-            </w:rPr>
-          </w:pPr>
-          <w:hyperlink w:anchor="_Toc231093746" w:history="1">
-            <w:r>
-              <w:rPr>
-                <w:rStyle w:val="Hipervnculo"/>
-                <w:noProof/>
-              </w:rPr>
-              <w:t>5.1.5</w:t>
-            </w:r>
-            <w:r>
-              <w:rPr>
-                <w:rFonts w:asciiTheme="minorHAnsi" w:eastAsiaTheme="minorEastAsia" w:hAnsiTheme="minorHAnsi"/>
-                <w:noProof/>
-                <w:szCs w:val="24"/>
-                <w:lang w:eastAsia="es-ES"/>
-              </w:rPr>
-              <w:tab/>
-            </w:r>
-            <w:r>
-              <w:rPr>
-                <w:rStyle w:val="Hipervnculo"/>
-                <w:noProof/>
-              </w:rPr>
-              <w:t xml:space="preserve">Ecuaciones de los Tramos (x  de 0 </w:t>
-            </w:r>
-            <m:oMath>
-              <m:r>
-                <w:rPr>
-                  <w:rStyle w:val="Hipervnculo"/>
-                  <w:rFonts w:ascii="Cambria Math" w:hAnsi="Cambria Math"/>
-                  <w:noProof/>
-                </w:rPr>
-                <m:t>-R∙cosα</m:t>
-              </m:r>
-            </m:oMath>
-            <w:r>
-              <w:rPr>
-                <w:rStyle w:val="Hipervnculo"/>
-                <w:noProof/>
-              </w:rPr>
-              <w:t>)</w:t>
-            </w:r>
-            <w:r>
-              <w:rPr>
-                <w:noProof/>
-                <w:webHidden/>
-              </w:rPr>
-              <w:tab/>
-            </w:r>
-            <w:r>
-              <w:rPr>
-                <w:noProof/>
-                <w:webHidden/>
-              </w:rPr>
-              <w:fldChar w:fldCharType="begin"/>
-            </w:r>
-            <w:r>
-              <w:rPr>
-                <w:noProof/>
-                <w:webHidden/>
-              </w:rPr>
-              <w:instrText xml:space="preserve"> PAGEREF _Toc231093746 \h </w:instrText>
-            </w:r>
-            <w:r>
-              <w:rPr>
-                <w:noProof/>
-                <w:webHidden/>
-              </w:rPr>
-            </w:r>
-            <w:r>
-              <w:rPr>
-                <w:noProof/>
-                <w:webHidden/>
-              </w:rPr>
-              <w:fldChar w:fldCharType="separate"/>
-            </w:r>
-            <w:r>
-              <w:rPr>
-                <w:noProof/>
-                <w:webHidden/>
-              </w:rPr>
-              <w:t>19</w:t>
-            </w:r>
-            <w:r>
-              <w:rPr>
-                <w:noProof/>
-                <w:webHidden/>
-              </w:rPr>
-              <w:fldChar w:fldCharType="end"/>
-            </w:r>
-          </w:hyperlink>
-        </w:p>
-        <w:p>
-          <w:pPr>
-            <w:pStyle w:val="TDC3"/>
-            <w:tabs>
-              <w:tab w:val="left" w:pos="1440"/>
-              <w:tab w:val="right" w:leader="dot" w:pos="10337"/>
-            </w:tabs>
-            <w:rPr>
-              <w:rFonts w:asciiTheme="minorHAnsi" w:eastAsiaTheme="minorEastAsia" w:hAnsiTheme="minorHAnsi"/>
-              <w:noProof/>
-              <w:szCs w:val="24"/>
-              <w:lang w:eastAsia="es-ES"/>
-            </w:rPr>
-          </w:pPr>
-          <w:hyperlink w:anchor="_Toc231093747" w:history="1">
-            <w:r>
-              <w:rPr>
-                <w:rStyle w:val="Hipervnculo"/>
-                <w:noProof/>
-              </w:rPr>
-              <w:t>5.1.6</w:t>
-            </w:r>
-            <w:r>
-              <w:rPr>
-                <w:rFonts w:asciiTheme="minorHAnsi" w:eastAsiaTheme="minorEastAsia" w:hAnsiTheme="minorHAnsi"/>
-                <w:noProof/>
-                <w:szCs w:val="24"/>
-                <w:lang w:eastAsia="es-ES"/>
-              </w:rPr>
-              <w:tab/>
-            </w:r>
-            <w:r>
-              <w:rPr>
-                <w:rStyle w:val="Hipervnculo"/>
-                <w:noProof/>
-              </w:rPr>
-              <w:t>Tabla de cilindros con redondo</w:t>
-            </w:r>
-            <w:r>
-              <w:rPr>
-                <w:noProof/>
-                <w:webHidden/>
-              </w:rPr>
-              <w:tab/>
-            </w:r>
-            <w:r>
-              <w:rPr>
-                <w:noProof/>
-                <w:webHidden/>
-              </w:rPr>
-              <w:fldChar w:fldCharType="begin"/>
-            </w:r>
-            <w:r>
-              <w:rPr>
-                <w:noProof/>
-                <w:webHidden/>
-              </w:rPr>
-              <w:instrText xml:space="preserve"> PAGEREF _Toc231093747 \h </w:instrText>
-            </w:r>
-            <w:r>
-              <w:rPr>
-                <w:noProof/>
-                <w:webHidden/>
-              </w:rPr>
-            </w:r>
-            <w:r>
-              <w:rPr>
-                <w:noProof/>
-                <w:webHidden/>
-              </w:rPr>
-              <w:fldChar w:fldCharType="separate"/>
-            </w:r>
-            <w:r>
-              <w:rPr>
-                <w:noProof/>
-                <w:webHidden/>
-              </w:rPr>
-              <w:t>19</w:t>
-            </w:r>
-            <w:r>
-              <w:rPr>
-                <w:noProof/>
-                <w:webHidden/>
-              </w:rPr>
-              <w:fldChar w:fldCharType="end"/>
-            </w:r>
-          </w:hyperlink>
-        </w:p>
-        <w:p>
-          <w:pPr>
-            <w:pStyle w:val="TDC2"/>
-            <w:tabs>
-              <w:tab w:val="left" w:pos="960"/>
-              <w:tab w:val="right" w:leader="dot" w:pos="10337"/>
-            </w:tabs>
-            <w:rPr>
-              <w:rFonts w:asciiTheme="minorHAnsi" w:eastAsiaTheme="minorEastAsia" w:hAnsiTheme="minorHAnsi"/>
-              <w:noProof/>
-              <w:szCs w:val="24"/>
-              <w:lang w:eastAsia="es-ES"/>
-            </w:rPr>
-          </w:pPr>
-          <w:hyperlink w:anchor="_Toc231093748" w:history="1">
-            <w:r>
-              <w:rPr>
-                <w:rStyle w:val="Hipervnculo"/>
-                <w:noProof/>
-              </w:rPr>
-              <w:t>5.2</w:t>
-            </w:r>
-            <w:r>
-              <w:rPr>
-                <w:rFonts w:asciiTheme="minorHAnsi" w:eastAsiaTheme="minorEastAsia" w:hAnsiTheme="minorHAnsi"/>
-                <w:noProof/>
-                <w:szCs w:val="24"/>
-                <w:lang w:eastAsia="es-ES"/>
-              </w:rPr>
-              <w:tab/>
-            </w:r>
-            <w:r>
-              <w:rPr>
-                <w:rStyle w:val="Hipervnculo"/>
-                <w:noProof/>
-              </w:rPr>
-              <w:t>Áreas mediante Integración (x desde 0 hacia la izquierda)</w:t>
-            </w:r>
-            <w:r>
-              <w:rPr>
-                <w:noProof/>
-                <w:webHidden/>
-              </w:rPr>
-              <w:tab/>
-            </w:r>
-            <w:r>
-              <w:rPr>
-                <w:noProof/>
-                <w:webHidden/>
-              </w:rPr>
-              <w:fldChar w:fldCharType="begin"/>
-            </w:r>
-            <w:r>
-              <w:rPr>
-                <w:noProof/>
-                <w:webHidden/>
-              </w:rPr>
-              <w:instrText xml:space="preserve"> PAGEREF _Toc231093748 \h </w:instrText>
-            </w:r>
-            <w:r>
-              <w:rPr>
-                <w:noProof/>
-                <w:webHidden/>
-              </w:rPr>
-            </w:r>
-            <w:r>
-              <w:rPr>
-                <w:noProof/>
-                <w:webHidden/>
-              </w:rPr>
-              <w:fldChar w:fldCharType="separate"/>
-            </w:r>
-            <w:r>
-              <w:rPr>
-                <w:noProof/>
-                <w:webHidden/>
-              </w:rPr>
-              <w:t>20</w:t>
-            </w:r>
-            <w:r>
-              <w:rPr>
-                <w:noProof/>
-                <w:webHidden/>
-              </w:rPr>
-              <w:fldChar w:fldCharType="end"/>
-            </w:r>
-          </w:hyperlink>
-        </w:p>
-        <w:p>
-          <w:pPr>
-            <w:pStyle w:val="TDC3"/>
-            <w:tabs>
-              <w:tab w:val="left" w:pos="1440"/>
-              <w:tab w:val="right" w:leader="dot" w:pos="10337"/>
-            </w:tabs>
-            <w:rPr>
-              <w:rFonts w:asciiTheme="minorHAnsi" w:eastAsiaTheme="minorEastAsia" w:hAnsiTheme="minorHAnsi"/>
-              <w:noProof/>
-              <w:szCs w:val="24"/>
-              <w:lang w:eastAsia="es-ES"/>
-            </w:rPr>
-          </w:pPr>
-          <w:hyperlink w:anchor="_Toc231093749" w:history="1">
-            <w:r>
-              <w:rPr>
-                <w:rStyle w:val="Hipervnculo"/>
-                <w:noProof/>
-              </w:rPr>
-              <w:t>5.2.1</w:t>
-            </w:r>
-            <w:r>
-              <w:rPr>
-                <w:rFonts w:asciiTheme="minorHAnsi" w:eastAsiaTheme="minorEastAsia" w:hAnsiTheme="minorHAnsi"/>
-                <w:noProof/>
-                <w:szCs w:val="24"/>
-                <w:lang w:eastAsia="es-ES"/>
-              </w:rPr>
-              <w:tab/>
-            </w:r>
-            <w:r>
-              <w:rPr>
-                <w:rStyle w:val="Hipervnculo"/>
-                <w:noProof/>
-              </w:rPr>
-              <w:t>Tramo 1: Bajo Arco  R55</w:t>
-            </w:r>
-            <w:r>
-              <w:rPr>
-                <w:noProof/>
-                <w:webHidden/>
-              </w:rPr>
-              <w:tab/>
-            </w:r>
-            <w:r>
-              <w:rPr>
-                <w:noProof/>
-                <w:webHidden/>
-              </w:rPr>
-              <w:fldChar w:fldCharType="begin"/>
-            </w:r>
-            <w:r>
-              <w:rPr>
-                <w:noProof/>
-                <w:webHidden/>
-              </w:rPr>
-              <w:instrText xml:space="preserve"> PAGEREF _Toc231093749 \h </w:instrText>
-            </w:r>
-            <w:r>
-              <w:rPr>
-                <w:noProof/>
-                <w:webHidden/>
-              </w:rPr>
-            </w:r>
-            <w:r>
-              <w:rPr>
-                <w:noProof/>
-                <w:webHidden/>
-              </w:rPr>
-              <w:fldChar w:fldCharType="separate"/>
-            </w:r>
-            <w:r>
-              <w:rPr>
-                <w:noProof/>
-                <w:webHidden/>
-              </w:rPr>
-              <w:t>20</w:t>
-            </w:r>
-            <w:r>
-              <w:rPr>
-                <w:noProof/>
-                <w:webHidden/>
-              </w:rPr>
-              <w:fldChar w:fldCharType="end"/>
-            </w:r>
-          </w:hyperlink>
-        </w:p>
-        <w:p>
-          <w:pPr>
-            <w:pStyle w:val="TDC3"/>
-            <w:tabs>
-              <w:tab w:val="left" w:pos="1440"/>
-              <w:tab w:val="right" w:leader="dot" w:pos="10337"/>
-            </w:tabs>
-            <w:rPr>
-              <w:rFonts w:asciiTheme="minorHAnsi" w:eastAsiaTheme="minorEastAsia" w:hAnsiTheme="minorHAnsi"/>
-              <w:noProof/>
-              <w:szCs w:val="24"/>
-              <w:lang w:eastAsia="es-ES"/>
-            </w:rPr>
-          </w:pPr>
-          <w:hyperlink w:anchor="_Toc231093750" w:history="1">
-            <w:r>
-              <w:rPr>
-                <w:rStyle w:val="Hipervnculo"/>
-                <w:noProof/>
-              </w:rPr>
-              <w:t>5.2.2</w:t>
-            </w:r>
-            <w:r>
-              <w:rPr>
-                <w:rFonts w:asciiTheme="minorHAnsi" w:eastAsiaTheme="minorEastAsia" w:hAnsiTheme="minorHAnsi"/>
-                <w:noProof/>
-                <w:szCs w:val="24"/>
-                <w:lang w:eastAsia="es-ES"/>
-              </w:rPr>
-              <w:tab/>
-            </w:r>
-            <w:r>
-              <w:rPr>
-                <w:rStyle w:val="Hipervnculo"/>
-                <w:noProof/>
-              </w:rPr>
-              <w:t>Tramo 2: Bajo Recta Inclinada</w:t>
-            </w:r>
-            <w:r>
-              <w:rPr>
-                <w:noProof/>
-                <w:webHidden/>
-              </w:rPr>
-              <w:tab/>
-            </w:r>
-            <w:r>
-              <w:rPr>
-                <w:noProof/>
-                <w:webHidden/>
-              </w:rPr>
-              <w:fldChar w:fldCharType="begin"/>
-            </w:r>
-            <w:r>
-              <w:rPr>
-                <w:noProof/>
-                <w:webHidden/>
-              </w:rPr>
-              <w:instrText xml:space="preserve"> PAGEREF _Toc231093750 \h </w:instrText>
-            </w:r>
-            <w:r>
-              <w:rPr>
-                <w:noProof/>
-                <w:webHidden/>
-              </w:rPr>
-            </w:r>
-            <w:r>
-              <w:rPr>
-                <w:noProof/>
-                <w:webHidden/>
-              </w:rPr>
-              <w:fldChar w:fldCharType="separate"/>
-            </w:r>
-            <w:r>
-              <w:rPr>
-                <w:noProof/>
-                <w:webHidden/>
-              </w:rPr>
-              <w:t>20</w:t>
-            </w:r>
-            <w:r>
-              <w:rPr>
-                <w:noProof/>
-                <w:webHidden/>
-              </w:rPr>
-              <w:fldChar w:fldCharType="end"/>
-            </w:r>
-          </w:hyperlink>
-        </w:p>
-        <w:p>
-          <w:pPr>
-            <w:pStyle w:val="TDC3"/>
-            <w:tabs>
-              <w:tab w:val="left" w:pos="1440"/>
-              <w:tab w:val="right" w:leader="dot" w:pos="10337"/>
-            </w:tabs>
-            <w:rPr>
-              <w:rFonts w:asciiTheme="minorHAnsi" w:eastAsiaTheme="minorEastAsia" w:hAnsiTheme="minorHAnsi"/>
-              <w:noProof/>
-              <w:szCs w:val="24"/>
-              <w:lang w:eastAsia="es-ES"/>
-            </w:rPr>
-          </w:pPr>
-          <w:hyperlink w:anchor="_Toc231093751" w:history="1">
-            <w:r>
-              <w:rPr>
-                <w:rStyle w:val="Hipervnculo"/>
-                <w:noProof/>
-              </w:rPr>
-              <w:t>5.2.3</w:t>
-            </w:r>
-            <w:r>
-              <w:rPr>
-                <w:rFonts w:asciiTheme="minorHAnsi" w:eastAsiaTheme="minorEastAsia" w:hAnsiTheme="minorHAnsi"/>
-                <w:noProof/>
-                <w:szCs w:val="24"/>
-                <w:lang w:eastAsia="es-ES"/>
-              </w:rPr>
-              <w:tab/>
-            </w:r>
-            <w:r>
-              <w:rPr>
-                <w:rStyle w:val="Hipervnculo"/>
-                <w:noProof/>
-              </w:rPr>
-              <w:t>Tramo 3: Bajo Arco  R8</w:t>
-            </w:r>
-            <w:r>
-              <w:rPr>
-                <w:noProof/>
-                <w:webHidden/>
-              </w:rPr>
-              <w:tab/>
-            </w:r>
-            <w:r>
-              <w:rPr>
-                <w:noProof/>
-                <w:webHidden/>
-              </w:rPr>
-              <w:fldChar w:fldCharType="begin"/>
-            </w:r>
-            <w:r>
-              <w:rPr>
-                <w:noProof/>
-                <w:webHidden/>
-              </w:rPr>
-              <w:instrText xml:space="preserve"> PAGEREF _Toc231093751 \h </w:instrText>
-            </w:r>
-            <w:r>
-              <w:rPr>
-                <w:noProof/>
-                <w:webHidden/>
-              </w:rPr>
-            </w:r>
-            <w:r>
-              <w:rPr>
-                <w:noProof/>
-                <w:webHidden/>
-              </w:rPr>
-              <w:fldChar w:fldCharType="separate"/>
-            </w:r>
-            <w:r>
-              <w:rPr>
-                <w:noProof/>
-                <w:webHidden/>
-              </w:rPr>
-              <w:t>20</w:t>
+              <w:t>38</w:t>
             </w:r>
             <w:r>
               <w:rPr>
@@ -3566,13 +3858,13 @@
               <w:lang w:eastAsia="es-ES"/>
             </w:rPr>
           </w:pPr>
-          <w:hyperlink w:anchor="_Toc231093752" w:history="1">
+          <w:hyperlink w:anchor="_Toc242747220" w:history="1">
             <w:r>
               <w:rPr>
                 <w:rStyle w:val="Hipervnculo"/>
                 <w:noProof/>
               </w:rPr>
-              <w:t>6</w:t>
+              <w:t>8</w:t>
             </w:r>
             <w:r>
               <w:rPr>
@@ -3588,7 +3880,7 @@
                 <w:rStyle w:val="Hipervnculo"/>
                 <w:noProof/>
               </w:rPr>
-              <w:t>C1</w:t>
+              <w:t>DISEÑO PANTALLAS</w:t>
             </w:r>
             <w:r>
               <w:rPr>
@@ -3609,7 +3901,7 @@
                 <w:noProof/>
                 <w:webHidden/>
               </w:rPr>
-              <w:instrText xml:space="preserve"> PAGEREF _Toc231093752 \h </w:instrText>
+              <w:instrText xml:space="preserve"> PAGEREF _Toc242747220 \h </w:instrText>
             </w:r>
             <w:r>
               <w:rPr>
@@ -3629,1943 +3921,7 @@
                 <w:noProof/>
                 <w:webHidden/>
               </w:rPr>
-              <w:t>21</w:t>
-            </w:r>
-            <w:r>
-              <w:rPr>
-                <w:noProof/>
-                <w:webHidden/>
-              </w:rPr>
-              <w:fldChar w:fldCharType="end"/>
-            </w:r>
-          </w:hyperlink>
-        </w:p>
-        <w:p>
-          <w:pPr>
-            <w:pStyle w:val="TDC2"/>
-            <w:tabs>
-              <w:tab w:val="left" w:pos="960"/>
-              <w:tab w:val="right" w:leader="dot" w:pos="10337"/>
-            </w:tabs>
-            <w:rPr>
-              <w:rFonts w:asciiTheme="minorHAnsi" w:eastAsiaTheme="minorEastAsia" w:hAnsiTheme="minorHAnsi"/>
-              <w:noProof/>
-              <w:szCs w:val="24"/>
-              <w:lang w:eastAsia="es-ES"/>
-            </w:rPr>
-          </w:pPr>
-          <w:hyperlink w:anchor="_Toc231093753" w:history="1">
-            <w:r>
-              <w:rPr>
-                <w:rStyle w:val="Hipervnculo"/>
-                <w:noProof/>
-              </w:rPr>
-              <w:t>6.1</w:t>
-            </w:r>
-            <w:r>
-              <w:rPr>
-                <w:rFonts w:asciiTheme="minorHAnsi" w:eastAsiaTheme="minorEastAsia" w:hAnsiTheme="minorHAnsi"/>
-                <w:noProof/>
-                <w:szCs w:val="24"/>
-                <w:lang w:eastAsia="es-ES"/>
-              </w:rPr>
-              <w:tab/>
-            </w:r>
-            <w:r>
-              <w:rPr>
-                <w:rStyle w:val="Hipervnculo"/>
-                <w:noProof/>
-              </w:rPr>
-              <w:t>Análisis de Centros y Geometría</w:t>
-            </w:r>
-            <w:r>
-              <w:rPr>
-                <w:noProof/>
-                <w:webHidden/>
-              </w:rPr>
-              <w:tab/>
-            </w:r>
-            <w:r>
-              <w:rPr>
-                <w:noProof/>
-                <w:webHidden/>
-              </w:rPr>
-              <w:fldChar w:fldCharType="begin"/>
-            </w:r>
-            <w:r>
-              <w:rPr>
-                <w:noProof/>
-                <w:webHidden/>
-              </w:rPr>
-              <w:instrText xml:space="preserve"> PAGEREF _Toc231093753 \h </w:instrText>
-            </w:r>
-            <w:r>
-              <w:rPr>
-                <w:noProof/>
-                <w:webHidden/>
-              </w:rPr>
-            </w:r>
-            <w:r>
-              <w:rPr>
-                <w:noProof/>
-                <w:webHidden/>
-              </w:rPr>
-              <w:fldChar w:fldCharType="separate"/>
-            </w:r>
-            <w:r>
-              <w:rPr>
-                <w:noProof/>
-                <w:webHidden/>
-              </w:rPr>
-              <w:t>23</w:t>
-            </w:r>
-            <w:r>
-              <w:rPr>
-                <w:noProof/>
-                <w:webHidden/>
-              </w:rPr>
-              <w:fldChar w:fldCharType="end"/>
-            </w:r>
-          </w:hyperlink>
-        </w:p>
-        <w:p>
-          <w:pPr>
-            <w:pStyle w:val="TDC3"/>
-            <w:tabs>
-              <w:tab w:val="left" w:pos="1440"/>
-              <w:tab w:val="right" w:leader="dot" w:pos="10337"/>
-            </w:tabs>
-            <w:rPr>
-              <w:rFonts w:asciiTheme="minorHAnsi" w:eastAsiaTheme="minorEastAsia" w:hAnsiTheme="minorHAnsi"/>
-              <w:noProof/>
-              <w:szCs w:val="24"/>
-              <w:lang w:eastAsia="es-ES"/>
-            </w:rPr>
-          </w:pPr>
-          <w:hyperlink w:anchor="_Toc231093754" w:history="1">
-            <w:r>
-              <w:rPr>
-                <w:rStyle w:val="Hipervnculo"/>
-                <w:noProof/>
-              </w:rPr>
-              <w:t>6.1.1</w:t>
-            </w:r>
-            <w:r>
-              <w:rPr>
-                <w:rFonts w:asciiTheme="minorHAnsi" w:eastAsiaTheme="minorEastAsia" w:hAnsiTheme="minorHAnsi"/>
-                <w:noProof/>
-                <w:szCs w:val="24"/>
-                <w:lang w:eastAsia="es-ES"/>
-              </w:rPr>
-              <w:tab/>
-            </w:r>
-            <w:r>
-              <w:rPr>
-                <w:rStyle w:val="Hipervnculo"/>
-                <w:noProof/>
-              </w:rPr>
-              <w:t>Arco Superior (R=160,0):</w:t>
-            </w:r>
-            <w:r>
-              <w:rPr>
-                <w:noProof/>
-                <w:webHidden/>
-              </w:rPr>
-              <w:tab/>
-            </w:r>
-            <w:r>
-              <w:rPr>
-                <w:noProof/>
-                <w:webHidden/>
-              </w:rPr>
-              <w:fldChar w:fldCharType="begin"/>
-            </w:r>
-            <w:r>
-              <w:rPr>
-                <w:noProof/>
-                <w:webHidden/>
-              </w:rPr>
-              <w:instrText xml:space="preserve"> PAGEREF _Toc231093754 \h </w:instrText>
-            </w:r>
-            <w:r>
-              <w:rPr>
-                <w:noProof/>
-                <w:webHidden/>
-              </w:rPr>
-            </w:r>
-            <w:r>
-              <w:rPr>
-                <w:noProof/>
-                <w:webHidden/>
-              </w:rPr>
-              <w:fldChar w:fldCharType="separate"/>
-            </w:r>
-            <w:r>
-              <w:rPr>
-                <w:noProof/>
-                <w:webHidden/>
-              </w:rPr>
-              <w:t>23</w:t>
-            </w:r>
-            <w:r>
-              <w:rPr>
-                <w:noProof/>
-                <w:webHidden/>
-              </w:rPr>
-              <w:fldChar w:fldCharType="end"/>
-            </w:r>
-          </w:hyperlink>
-        </w:p>
-        <w:p>
-          <w:pPr>
-            <w:pStyle w:val="TDC3"/>
-            <w:tabs>
-              <w:tab w:val="left" w:pos="1440"/>
-              <w:tab w:val="right" w:leader="dot" w:pos="10337"/>
-            </w:tabs>
-            <w:rPr>
-              <w:rFonts w:asciiTheme="minorHAnsi" w:eastAsiaTheme="minorEastAsia" w:hAnsiTheme="minorHAnsi"/>
-              <w:noProof/>
-              <w:szCs w:val="24"/>
-              <w:lang w:eastAsia="es-ES"/>
-            </w:rPr>
-          </w:pPr>
-          <w:hyperlink w:anchor="_Toc231093755" w:history="1">
-            <w:r>
-              <w:rPr>
-                <w:rStyle w:val="Hipervnculo"/>
-                <w:noProof/>
-              </w:rPr>
-              <w:t>6.1.2</w:t>
-            </w:r>
-            <w:r>
-              <w:rPr>
-                <w:rFonts w:asciiTheme="minorHAnsi" w:eastAsiaTheme="minorEastAsia" w:hAnsiTheme="minorHAnsi"/>
-                <w:noProof/>
-                <w:szCs w:val="24"/>
-                <w:lang w:eastAsia="es-ES"/>
-              </w:rPr>
-              <w:tab/>
-            </w:r>
-            <w:r>
-              <w:rPr>
-                <w:rStyle w:val="Hipervnculo"/>
-                <w:noProof/>
-              </w:rPr>
-              <w:t>Arco Intermedio (R=40,0):</w:t>
-            </w:r>
-            <w:r>
-              <w:rPr>
-                <w:noProof/>
-                <w:webHidden/>
-              </w:rPr>
-              <w:tab/>
-            </w:r>
-            <w:r>
-              <w:rPr>
-                <w:noProof/>
-                <w:webHidden/>
-              </w:rPr>
-              <w:fldChar w:fldCharType="begin"/>
-            </w:r>
-            <w:r>
-              <w:rPr>
-                <w:noProof/>
-                <w:webHidden/>
-              </w:rPr>
-              <w:instrText xml:space="preserve"> PAGEREF _Toc231093755 \h </w:instrText>
-            </w:r>
-            <w:r>
-              <w:rPr>
-                <w:noProof/>
-                <w:webHidden/>
-              </w:rPr>
-            </w:r>
-            <w:r>
-              <w:rPr>
-                <w:noProof/>
-                <w:webHidden/>
-              </w:rPr>
-              <w:fldChar w:fldCharType="separate"/>
-            </w:r>
-            <w:r>
-              <w:rPr>
-                <w:noProof/>
-                <w:webHidden/>
-              </w:rPr>
-              <w:t>23</w:t>
-            </w:r>
-            <w:r>
-              <w:rPr>
-                <w:noProof/>
-                <w:webHidden/>
-              </w:rPr>
-              <w:fldChar w:fldCharType="end"/>
-            </w:r>
-          </w:hyperlink>
-        </w:p>
-        <w:p>
-          <w:pPr>
-            <w:pStyle w:val="TDC3"/>
-            <w:tabs>
-              <w:tab w:val="left" w:pos="1440"/>
-              <w:tab w:val="right" w:leader="dot" w:pos="10337"/>
-            </w:tabs>
-            <w:rPr>
-              <w:rFonts w:asciiTheme="minorHAnsi" w:eastAsiaTheme="minorEastAsia" w:hAnsiTheme="minorHAnsi"/>
-              <w:noProof/>
-              <w:szCs w:val="24"/>
-              <w:lang w:eastAsia="es-ES"/>
-            </w:rPr>
-          </w:pPr>
-          <w:hyperlink w:anchor="_Toc231093756" w:history="1">
-            <w:r>
-              <w:rPr>
-                <w:rStyle w:val="Hipervnculo"/>
-                <w:noProof/>
-              </w:rPr>
-              <w:t>6.1.3</w:t>
-            </w:r>
-            <w:r>
-              <w:rPr>
-                <w:rFonts w:asciiTheme="minorHAnsi" w:eastAsiaTheme="minorEastAsia" w:hAnsiTheme="minorHAnsi"/>
-                <w:noProof/>
-                <w:szCs w:val="24"/>
-                <w:lang w:eastAsia="es-ES"/>
-              </w:rPr>
-              <w:tab/>
-            </w:r>
-            <w:r>
-              <w:rPr>
-                <w:rStyle w:val="Hipervnculo"/>
-                <w:noProof/>
-              </w:rPr>
-              <w:t>Arco Inferior (R=8,0):</w:t>
-            </w:r>
-            <w:r>
-              <w:rPr>
-                <w:noProof/>
-                <w:webHidden/>
-              </w:rPr>
-              <w:tab/>
-            </w:r>
-            <w:r>
-              <w:rPr>
-                <w:noProof/>
-                <w:webHidden/>
-              </w:rPr>
-              <w:fldChar w:fldCharType="begin"/>
-            </w:r>
-            <w:r>
-              <w:rPr>
-                <w:noProof/>
-                <w:webHidden/>
-              </w:rPr>
-              <w:instrText xml:space="preserve"> PAGEREF _Toc231093756 \h </w:instrText>
-            </w:r>
-            <w:r>
-              <w:rPr>
-                <w:noProof/>
-                <w:webHidden/>
-              </w:rPr>
-            </w:r>
-            <w:r>
-              <w:rPr>
-                <w:noProof/>
-                <w:webHidden/>
-              </w:rPr>
-              <w:fldChar w:fldCharType="separate"/>
-            </w:r>
-            <w:r>
-              <w:rPr>
-                <w:noProof/>
-                <w:webHidden/>
-              </w:rPr>
-              <w:t>23</w:t>
-            </w:r>
-            <w:r>
-              <w:rPr>
-                <w:noProof/>
-                <w:webHidden/>
-              </w:rPr>
-              <w:fldChar w:fldCharType="end"/>
-            </w:r>
-          </w:hyperlink>
-        </w:p>
-        <w:p>
-          <w:pPr>
-            <w:pStyle w:val="TDC3"/>
-            <w:tabs>
-              <w:tab w:val="left" w:pos="1440"/>
-              <w:tab w:val="right" w:leader="dot" w:pos="10337"/>
-            </w:tabs>
-            <w:rPr>
-              <w:rFonts w:asciiTheme="minorHAnsi" w:eastAsiaTheme="minorEastAsia" w:hAnsiTheme="minorHAnsi"/>
-              <w:noProof/>
-              <w:szCs w:val="24"/>
-              <w:lang w:eastAsia="es-ES"/>
-            </w:rPr>
-          </w:pPr>
-          <w:hyperlink w:anchor="_Toc231093757" w:history="1">
-            <w:r>
-              <w:rPr>
-                <w:rStyle w:val="Hipervnculo"/>
-                <w:noProof/>
-              </w:rPr>
-              <w:t>6.1.4</w:t>
-            </w:r>
-            <w:r>
-              <w:rPr>
-                <w:rFonts w:asciiTheme="minorHAnsi" w:eastAsiaTheme="minorEastAsia" w:hAnsiTheme="minorHAnsi"/>
-                <w:noProof/>
-                <w:szCs w:val="24"/>
-                <w:lang w:eastAsia="es-ES"/>
-              </w:rPr>
-              <w:tab/>
-            </w:r>
-            <w:r>
-              <w:rPr>
-                <w:rStyle w:val="Hipervnculo"/>
-                <w:noProof/>
-              </w:rPr>
-              <w:t>Tabla de Puntos Clave (Lado Derecho)</w:t>
-            </w:r>
-            <w:r>
-              <w:rPr>
-                <w:noProof/>
-                <w:webHidden/>
-              </w:rPr>
-              <w:tab/>
-            </w:r>
-            <w:r>
-              <w:rPr>
-                <w:noProof/>
-                <w:webHidden/>
-              </w:rPr>
-              <w:fldChar w:fldCharType="begin"/>
-            </w:r>
-            <w:r>
-              <w:rPr>
-                <w:noProof/>
-                <w:webHidden/>
-              </w:rPr>
-              <w:instrText xml:space="preserve"> PAGEREF _Toc231093757 \h </w:instrText>
-            </w:r>
-            <w:r>
-              <w:rPr>
-                <w:noProof/>
-                <w:webHidden/>
-              </w:rPr>
-            </w:r>
-            <w:r>
-              <w:rPr>
-                <w:noProof/>
-                <w:webHidden/>
-              </w:rPr>
-              <w:fldChar w:fldCharType="separate"/>
-            </w:r>
-            <w:r>
-              <w:rPr>
-                <w:noProof/>
-                <w:webHidden/>
-              </w:rPr>
-              <w:t>24</w:t>
-            </w:r>
-            <w:r>
-              <w:rPr>
-                <w:noProof/>
-                <w:webHidden/>
-              </w:rPr>
-              <w:fldChar w:fldCharType="end"/>
-            </w:r>
-          </w:hyperlink>
-        </w:p>
-        <w:p>
-          <w:pPr>
-            <w:pStyle w:val="TDC3"/>
-            <w:tabs>
-              <w:tab w:val="left" w:pos="1440"/>
-              <w:tab w:val="right" w:leader="dot" w:pos="10337"/>
-            </w:tabs>
-            <w:rPr>
-              <w:rFonts w:asciiTheme="minorHAnsi" w:eastAsiaTheme="minorEastAsia" w:hAnsiTheme="minorHAnsi"/>
-              <w:noProof/>
-              <w:szCs w:val="24"/>
-              <w:lang w:eastAsia="es-ES"/>
-            </w:rPr>
-          </w:pPr>
-          <w:hyperlink w:anchor="_Toc231093758" w:history="1">
-            <w:r>
-              <w:rPr>
-                <w:rStyle w:val="Hipervnculo"/>
-                <w:noProof/>
-              </w:rPr>
-              <w:t>6.1.5</w:t>
-            </w:r>
-            <w:r>
-              <w:rPr>
-                <w:rFonts w:asciiTheme="minorHAnsi" w:eastAsiaTheme="minorEastAsia" w:hAnsiTheme="minorHAnsi"/>
-                <w:noProof/>
-                <w:szCs w:val="24"/>
-                <w:lang w:eastAsia="es-ES"/>
-              </w:rPr>
-              <w:tab/>
-            </w:r>
-            <w:r>
-              <w:rPr>
-                <w:rStyle w:val="Hipervnculo"/>
-                <w:noProof/>
-              </w:rPr>
-              <w:t>Ecuaciones de los Tramos (Lado Derecho)</w:t>
-            </w:r>
-            <w:r>
-              <w:rPr>
-                <w:noProof/>
-                <w:webHidden/>
-              </w:rPr>
-              <w:tab/>
-            </w:r>
-            <w:r>
-              <w:rPr>
-                <w:noProof/>
-                <w:webHidden/>
-              </w:rPr>
-              <w:fldChar w:fldCharType="begin"/>
-            </w:r>
-            <w:r>
-              <w:rPr>
-                <w:noProof/>
-                <w:webHidden/>
-              </w:rPr>
-              <w:instrText xml:space="preserve"> PAGEREF _Toc231093758 \h </w:instrText>
-            </w:r>
-            <w:r>
-              <w:rPr>
-                <w:noProof/>
-                <w:webHidden/>
-              </w:rPr>
-            </w:r>
-            <w:r>
-              <w:rPr>
-                <w:noProof/>
-                <w:webHidden/>
-              </w:rPr>
-              <w:fldChar w:fldCharType="separate"/>
-            </w:r>
-            <w:r>
-              <w:rPr>
-                <w:noProof/>
-                <w:webHidden/>
-              </w:rPr>
-              <w:t>24</w:t>
-            </w:r>
-            <w:r>
-              <w:rPr>
-                <w:noProof/>
-                <w:webHidden/>
-              </w:rPr>
-              <w:fldChar w:fldCharType="end"/>
-            </w:r>
-          </w:hyperlink>
-        </w:p>
-        <w:p>
-          <w:pPr>
-            <w:pStyle w:val="TDC2"/>
-            <w:tabs>
-              <w:tab w:val="left" w:pos="960"/>
-              <w:tab w:val="right" w:leader="dot" w:pos="10337"/>
-            </w:tabs>
-            <w:rPr>
-              <w:rFonts w:asciiTheme="minorHAnsi" w:eastAsiaTheme="minorEastAsia" w:hAnsiTheme="minorHAnsi"/>
-              <w:noProof/>
-              <w:szCs w:val="24"/>
-              <w:lang w:eastAsia="es-ES"/>
-            </w:rPr>
-          </w:pPr>
-          <w:hyperlink w:anchor="_Toc231093759" w:history="1">
-            <w:r>
-              <w:rPr>
-                <w:rStyle w:val="Hipervnculo"/>
-                <w:noProof/>
-              </w:rPr>
-              <w:t>6.2</w:t>
-            </w:r>
-            <w:r>
-              <w:rPr>
-                <w:rFonts w:asciiTheme="minorHAnsi" w:eastAsiaTheme="minorEastAsia" w:hAnsiTheme="minorHAnsi"/>
-                <w:noProof/>
-                <w:szCs w:val="24"/>
-                <w:lang w:eastAsia="es-ES"/>
-              </w:rPr>
-              <w:tab/>
-            </w:r>
-            <w:r>
-              <w:rPr>
-                <w:rStyle w:val="Hipervnculo"/>
-                <w:noProof/>
-              </w:rPr>
-              <w:t>Áreas mediante Integración (x desde 0)</w:t>
-            </w:r>
-            <w:r>
-              <w:rPr>
-                <w:noProof/>
-                <w:webHidden/>
-              </w:rPr>
-              <w:tab/>
-            </w:r>
-            <w:r>
-              <w:rPr>
-                <w:noProof/>
-                <w:webHidden/>
-              </w:rPr>
-              <w:fldChar w:fldCharType="begin"/>
-            </w:r>
-            <w:r>
-              <w:rPr>
-                <w:noProof/>
-                <w:webHidden/>
-              </w:rPr>
-              <w:instrText xml:space="preserve"> PAGEREF _Toc231093759 \h </w:instrText>
-            </w:r>
-            <w:r>
-              <w:rPr>
-                <w:noProof/>
-                <w:webHidden/>
-              </w:rPr>
-            </w:r>
-            <w:r>
-              <w:rPr>
-                <w:noProof/>
-                <w:webHidden/>
-              </w:rPr>
-              <w:fldChar w:fldCharType="separate"/>
-            </w:r>
-            <w:r>
-              <w:rPr>
-                <w:noProof/>
-                <w:webHidden/>
-              </w:rPr>
-              <w:t>24</w:t>
-            </w:r>
-            <w:r>
-              <w:rPr>
-                <w:noProof/>
-                <w:webHidden/>
-              </w:rPr>
-              <w:fldChar w:fldCharType="end"/>
-            </w:r>
-          </w:hyperlink>
-        </w:p>
-        <w:p>
-          <w:pPr>
-            <w:pStyle w:val="TDC3"/>
-            <w:tabs>
-              <w:tab w:val="left" w:pos="1440"/>
-              <w:tab w:val="right" w:leader="dot" w:pos="10337"/>
-            </w:tabs>
-            <w:rPr>
-              <w:rFonts w:asciiTheme="minorHAnsi" w:eastAsiaTheme="minorEastAsia" w:hAnsiTheme="minorHAnsi"/>
-              <w:noProof/>
-              <w:szCs w:val="24"/>
-              <w:lang w:eastAsia="es-ES"/>
-            </w:rPr>
-          </w:pPr>
-          <w:hyperlink w:anchor="_Toc231093760" w:history="1">
-            <w:r>
-              <w:rPr>
-                <w:rStyle w:val="Hipervnculo"/>
-                <w:noProof/>
-              </w:rPr>
-              <w:t>6.2.1</w:t>
-            </w:r>
-            <w:r>
-              <w:rPr>
-                <w:rFonts w:asciiTheme="minorHAnsi" w:eastAsiaTheme="minorEastAsia" w:hAnsiTheme="minorHAnsi"/>
-                <w:noProof/>
-                <w:szCs w:val="24"/>
-                <w:lang w:eastAsia="es-ES"/>
-              </w:rPr>
-              <w:tab/>
-            </w:r>
-            <w:r>
-              <w:rPr>
-                <w:rStyle w:val="Hipervnculo"/>
-                <w:noProof/>
-              </w:rPr>
-              <w:t>Tramo 1: Bajo el arco R160</w:t>
-            </w:r>
-            <w:r>
-              <w:rPr>
-                <w:noProof/>
-                <w:webHidden/>
-              </w:rPr>
-              <w:tab/>
-            </w:r>
-            <w:r>
-              <w:rPr>
-                <w:noProof/>
-                <w:webHidden/>
-              </w:rPr>
-              <w:fldChar w:fldCharType="begin"/>
-            </w:r>
-            <w:r>
-              <w:rPr>
-                <w:noProof/>
-                <w:webHidden/>
-              </w:rPr>
-              <w:instrText xml:space="preserve"> PAGEREF _Toc231093760 \h </w:instrText>
-            </w:r>
-            <w:r>
-              <w:rPr>
-                <w:noProof/>
-                <w:webHidden/>
-              </w:rPr>
-            </w:r>
-            <w:r>
-              <w:rPr>
-                <w:noProof/>
-                <w:webHidden/>
-              </w:rPr>
-              <w:fldChar w:fldCharType="separate"/>
-            </w:r>
-            <w:r>
-              <w:rPr>
-                <w:noProof/>
-                <w:webHidden/>
-              </w:rPr>
-              <w:t>24</w:t>
-            </w:r>
-            <w:r>
-              <w:rPr>
-                <w:noProof/>
-                <w:webHidden/>
-              </w:rPr>
-              <w:fldChar w:fldCharType="end"/>
-            </w:r>
-          </w:hyperlink>
-        </w:p>
-        <w:p>
-          <w:pPr>
-            <w:pStyle w:val="TDC3"/>
-            <w:tabs>
-              <w:tab w:val="left" w:pos="1440"/>
-              <w:tab w:val="right" w:leader="dot" w:pos="10337"/>
-            </w:tabs>
-            <w:rPr>
-              <w:rFonts w:asciiTheme="minorHAnsi" w:eastAsiaTheme="minorEastAsia" w:hAnsiTheme="minorHAnsi"/>
-              <w:noProof/>
-              <w:szCs w:val="24"/>
-              <w:lang w:eastAsia="es-ES"/>
-            </w:rPr>
-          </w:pPr>
-          <w:hyperlink w:anchor="_Toc231093761" w:history="1">
-            <w:r>
-              <w:rPr>
-                <w:rStyle w:val="Hipervnculo"/>
-                <w:noProof/>
-              </w:rPr>
-              <w:t>6.2.2</w:t>
-            </w:r>
-            <w:r>
-              <w:rPr>
-                <w:rFonts w:asciiTheme="minorHAnsi" w:eastAsiaTheme="minorEastAsia" w:hAnsiTheme="minorHAnsi"/>
-                <w:noProof/>
-                <w:szCs w:val="24"/>
-                <w:lang w:eastAsia="es-ES"/>
-              </w:rPr>
-              <w:tab/>
-            </w:r>
-            <w:r>
-              <w:rPr>
-                <w:rStyle w:val="Hipervnculo"/>
-                <w:noProof/>
-              </w:rPr>
-              <w:t>Tramo 2: Bajo el arco R40</w:t>
-            </w:r>
-            <w:r>
-              <w:rPr>
-                <w:noProof/>
-                <w:webHidden/>
-              </w:rPr>
-              <w:tab/>
-            </w:r>
-            <w:r>
-              <w:rPr>
-                <w:noProof/>
-                <w:webHidden/>
-              </w:rPr>
-              <w:fldChar w:fldCharType="begin"/>
-            </w:r>
-            <w:r>
-              <w:rPr>
-                <w:noProof/>
-                <w:webHidden/>
-              </w:rPr>
-              <w:instrText xml:space="preserve"> PAGEREF _Toc231093761 \h </w:instrText>
-            </w:r>
-            <w:r>
-              <w:rPr>
-                <w:noProof/>
-                <w:webHidden/>
-              </w:rPr>
-            </w:r>
-            <w:r>
-              <w:rPr>
-                <w:noProof/>
-                <w:webHidden/>
-              </w:rPr>
-              <w:fldChar w:fldCharType="separate"/>
-            </w:r>
-            <w:r>
-              <w:rPr>
-                <w:noProof/>
-                <w:webHidden/>
-              </w:rPr>
-              <w:t>25</w:t>
-            </w:r>
-            <w:r>
-              <w:rPr>
-                <w:noProof/>
-                <w:webHidden/>
-              </w:rPr>
-              <w:fldChar w:fldCharType="end"/>
-            </w:r>
-          </w:hyperlink>
-        </w:p>
-        <w:p>
-          <w:pPr>
-            <w:pStyle w:val="TDC3"/>
-            <w:tabs>
-              <w:tab w:val="left" w:pos="1440"/>
-              <w:tab w:val="right" w:leader="dot" w:pos="10337"/>
-            </w:tabs>
-            <w:rPr>
-              <w:rFonts w:asciiTheme="minorHAnsi" w:eastAsiaTheme="minorEastAsia" w:hAnsiTheme="minorHAnsi"/>
-              <w:noProof/>
-              <w:szCs w:val="24"/>
-              <w:lang w:eastAsia="es-ES"/>
-            </w:rPr>
-          </w:pPr>
-          <w:hyperlink w:anchor="_Toc231093762" w:history="1">
-            <w:r>
-              <w:rPr>
-                <w:rStyle w:val="Hipervnculo"/>
-                <w:noProof/>
-              </w:rPr>
-              <w:t>6.2.3</w:t>
-            </w:r>
-            <w:r>
-              <w:rPr>
-                <w:rFonts w:asciiTheme="minorHAnsi" w:eastAsiaTheme="minorEastAsia" w:hAnsiTheme="minorHAnsi"/>
-                <w:noProof/>
-                <w:szCs w:val="24"/>
-                <w:lang w:eastAsia="es-ES"/>
-              </w:rPr>
-              <w:tab/>
-            </w:r>
-            <w:r>
-              <w:rPr>
-                <w:rStyle w:val="Hipervnculo"/>
-                <w:noProof/>
-              </w:rPr>
-              <w:t>Tramo 3: Bajo el arco R8</w:t>
-            </w:r>
-            <w:r>
-              <w:rPr>
-                <w:noProof/>
-                <w:webHidden/>
-              </w:rPr>
-              <w:tab/>
-            </w:r>
-            <w:r>
-              <w:rPr>
-                <w:noProof/>
-                <w:webHidden/>
-              </w:rPr>
-              <w:fldChar w:fldCharType="begin"/>
-            </w:r>
-            <w:r>
-              <w:rPr>
-                <w:noProof/>
-                <w:webHidden/>
-              </w:rPr>
-              <w:instrText xml:space="preserve"> PAGEREF _Toc231093762 \h </w:instrText>
-            </w:r>
-            <w:r>
-              <w:rPr>
-                <w:noProof/>
-                <w:webHidden/>
-              </w:rPr>
-            </w:r>
-            <w:r>
-              <w:rPr>
-                <w:noProof/>
-                <w:webHidden/>
-              </w:rPr>
-              <w:fldChar w:fldCharType="separate"/>
-            </w:r>
-            <w:r>
-              <w:rPr>
-                <w:noProof/>
-                <w:webHidden/>
-              </w:rPr>
-              <w:t>25</w:t>
-            </w:r>
-            <w:r>
-              <w:rPr>
-                <w:noProof/>
-                <w:webHidden/>
-              </w:rPr>
-              <w:fldChar w:fldCharType="end"/>
-            </w:r>
-          </w:hyperlink>
-        </w:p>
-        <w:p>
-          <w:pPr>
-            <w:pStyle w:val="TDC2"/>
-            <w:tabs>
-              <w:tab w:val="left" w:pos="960"/>
-              <w:tab w:val="right" w:leader="dot" w:pos="10337"/>
-            </w:tabs>
-            <w:rPr>
-              <w:rFonts w:asciiTheme="minorHAnsi" w:eastAsiaTheme="minorEastAsia" w:hAnsiTheme="minorHAnsi"/>
-              <w:noProof/>
-              <w:szCs w:val="24"/>
-              <w:lang w:eastAsia="es-ES"/>
-            </w:rPr>
-          </w:pPr>
-          <w:hyperlink w:anchor="_Toc231093763" w:history="1">
-            <w:r>
-              <w:rPr>
-                <w:rStyle w:val="Hipervnculo"/>
-                <w:noProof/>
-              </w:rPr>
-              <w:t>6.3</w:t>
-            </w:r>
-            <w:r>
-              <w:rPr>
-                <w:rFonts w:asciiTheme="minorHAnsi" w:eastAsiaTheme="minorEastAsia" w:hAnsiTheme="minorHAnsi"/>
-                <w:noProof/>
-                <w:szCs w:val="24"/>
-                <w:lang w:eastAsia="es-ES"/>
-              </w:rPr>
-              <w:tab/>
-            </w:r>
-            <w:r>
-              <w:rPr>
-                <w:rStyle w:val="Hipervnculo"/>
-                <w:noProof/>
-              </w:rPr>
-              <w:t>Resumen de límites:</w:t>
-            </w:r>
-            <w:r>
-              <w:rPr>
-                <w:noProof/>
-                <w:webHidden/>
-              </w:rPr>
-              <w:tab/>
-            </w:r>
-            <w:r>
-              <w:rPr>
-                <w:noProof/>
-                <w:webHidden/>
-              </w:rPr>
-              <w:fldChar w:fldCharType="begin"/>
-            </w:r>
-            <w:r>
-              <w:rPr>
-                <w:noProof/>
-                <w:webHidden/>
-              </w:rPr>
-              <w:instrText xml:space="preserve"> PAGEREF _Toc231093763 \h </w:instrText>
-            </w:r>
-            <w:r>
-              <w:rPr>
-                <w:noProof/>
-                <w:webHidden/>
-              </w:rPr>
-            </w:r>
-            <w:r>
-              <w:rPr>
-                <w:noProof/>
-                <w:webHidden/>
-              </w:rPr>
-              <w:fldChar w:fldCharType="separate"/>
-            </w:r>
-            <w:r>
-              <w:rPr>
-                <w:noProof/>
-                <w:webHidden/>
-              </w:rPr>
-              <w:t>25</w:t>
-            </w:r>
-            <w:r>
-              <w:rPr>
-                <w:noProof/>
-                <w:webHidden/>
-              </w:rPr>
-              <w:fldChar w:fldCharType="end"/>
-            </w:r>
-          </w:hyperlink>
-        </w:p>
-        <w:p>
-          <w:pPr>
-            <w:pStyle w:val="TDC1"/>
-            <w:tabs>
-              <w:tab w:val="left" w:pos="480"/>
-              <w:tab w:val="right" w:leader="dot" w:pos="10337"/>
-            </w:tabs>
-            <w:rPr>
-              <w:rFonts w:asciiTheme="minorHAnsi" w:eastAsiaTheme="minorEastAsia" w:hAnsiTheme="minorHAnsi"/>
-              <w:noProof/>
-              <w:szCs w:val="24"/>
-              <w:lang w:eastAsia="es-ES"/>
-            </w:rPr>
-          </w:pPr>
-          <w:hyperlink w:anchor="_Toc231093764" w:history="1">
-            <w:r>
-              <w:rPr>
-                <w:rStyle w:val="Hipervnculo"/>
-                <w:noProof/>
-              </w:rPr>
-              <w:t>7</w:t>
-            </w:r>
-            <w:r>
-              <w:rPr>
-                <w:rFonts w:asciiTheme="minorHAnsi" w:eastAsiaTheme="minorEastAsia" w:hAnsiTheme="minorHAnsi"/>
-                <w:noProof/>
-                <w:szCs w:val="24"/>
-                <w:lang w:eastAsia="es-ES"/>
-              </w:rPr>
-              <w:tab/>
-            </w:r>
-            <w:r>
-              <w:rPr>
-                <w:rStyle w:val="Hipervnculo"/>
-                <w:noProof/>
-              </w:rPr>
-              <w:t>C27, C28 y C29</w:t>
-            </w:r>
-            <w:r>
-              <w:rPr>
-                <w:noProof/>
-                <w:webHidden/>
-              </w:rPr>
-              <w:tab/>
-            </w:r>
-            <w:r>
-              <w:rPr>
-                <w:noProof/>
-                <w:webHidden/>
-              </w:rPr>
-              <w:fldChar w:fldCharType="begin"/>
-            </w:r>
-            <w:r>
-              <w:rPr>
-                <w:noProof/>
-                <w:webHidden/>
-              </w:rPr>
-              <w:instrText xml:space="preserve"> PAGEREF _Toc231093764 \h </w:instrText>
-            </w:r>
-            <w:r>
-              <w:rPr>
-                <w:noProof/>
-                <w:webHidden/>
-              </w:rPr>
-            </w:r>
-            <w:r>
-              <w:rPr>
-                <w:noProof/>
-                <w:webHidden/>
-              </w:rPr>
-              <w:fldChar w:fldCharType="separate"/>
-            </w:r>
-            <w:r>
-              <w:rPr>
-                <w:noProof/>
-                <w:webHidden/>
-              </w:rPr>
-              <w:t>26</w:t>
-            </w:r>
-            <w:r>
-              <w:rPr>
-                <w:noProof/>
-                <w:webHidden/>
-              </w:rPr>
-              <w:fldChar w:fldCharType="end"/>
-            </w:r>
-          </w:hyperlink>
-        </w:p>
-        <w:p>
-          <w:pPr>
-            <w:pStyle w:val="TDC2"/>
-            <w:tabs>
-              <w:tab w:val="left" w:pos="960"/>
-              <w:tab w:val="right" w:leader="dot" w:pos="10337"/>
-            </w:tabs>
-            <w:rPr>
-              <w:rFonts w:asciiTheme="minorHAnsi" w:eastAsiaTheme="minorEastAsia" w:hAnsiTheme="minorHAnsi"/>
-              <w:noProof/>
-              <w:szCs w:val="24"/>
-              <w:lang w:eastAsia="es-ES"/>
-            </w:rPr>
-          </w:pPr>
-          <w:hyperlink w:anchor="_Toc231093765" w:history="1">
-            <w:r>
-              <w:rPr>
-                <w:rStyle w:val="Hipervnculo"/>
-                <w:noProof/>
-              </w:rPr>
-              <w:t>7.1</w:t>
-            </w:r>
-            <w:r>
-              <w:rPr>
-                <w:rFonts w:asciiTheme="minorHAnsi" w:eastAsiaTheme="minorEastAsia" w:hAnsiTheme="minorHAnsi"/>
-                <w:noProof/>
-                <w:szCs w:val="24"/>
-                <w:lang w:eastAsia="es-ES"/>
-              </w:rPr>
-              <w:tab/>
-            </w:r>
-            <w:r>
-              <w:rPr>
-                <w:rStyle w:val="Hipervnculo"/>
-                <w:noProof/>
-              </w:rPr>
-              <w:t>Tabla medias</w:t>
-            </w:r>
-            <w:r>
-              <w:rPr>
-                <w:noProof/>
-                <w:webHidden/>
-              </w:rPr>
-              <w:tab/>
-            </w:r>
-            <w:r>
-              <w:rPr>
-                <w:noProof/>
-                <w:webHidden/>
-              </w:rPr>
-              <w:fldChar w:fldCharType="begin"/>
-            </w:r>
-            <w:r>
-              <w:rPr>
-                <w:noProof/>
-                <w:webHidden/>
-              </w:rPr>
-              <w:instrText xml:space="preserve"> PAGEREF _Toc231093765 \h </w:instrText>
-            </w:r>
-            <w:r>
-              <w:rPr>
-                <w:noProof/>
-                <w:webHidden/>
-              </w:rPr>
-            </w:r>
-            <w:r>
-              <w:rPr>
-                <w:noProof/>
-                <w:webHidden/>
-              </w:rPr>
-              <w:fldChar w:fldCharType="separate"/>
-            </w:r>
-            <w:r>
-              <w:rPr>
-                <w:noProof/>
-                <w:webHidden/>
-              </w:rPr>
-              <w:t>28</w:t>
-            </w:r>
-            <w:r>
-              <w:rPr>
-                <w:noProof/>
-                <w:webHidden/>
-              </w:rPr>
-              <w:fldChar w:fldCharType="end"/>
-            </w:r>
-          </w:hyperlink>
-        </w:p>
-        <w:p>
-          <w:pPr>
-            <w:pStyle w:val="TDC1"/>
-            <w:tabs>
-              <w:tab w:val="left" w:pos="480"/>
-              <w:tab w:val="right" w:leader="dot" w:pos="10337"/>
-            </w:tabs>
-            <w:rPr>
-              <w:rFonts w:asciiTheme="minorHAnsi" w:eastAsiaTheme="minorEastAsia" w:hAnsiTheme="minorHAnsi"/>
-              <w:noProof/>
-              <w:szCs w:val="24"/>
-              <w:lang w:eastAsia="es-ES"/>
-            </w:rPr>
-          </w:pPr>
-          <w:hyperlink w:anchor="_Toc231093766" w:history="1">
-            <w:r>
-              <w:rPr>
-                <w:rStyle w:val="Hipervnculo"/>
-                <w:noProof/>
-              </w:rPr>
-              <w:t>8</w:t>
-            </w:r>
-            <w:r>
-              <w:rPr>
-                <w:rFonts w:asciiTheme="minorHAnsi" w:eastAsiaTheme="minorEastAsia" w:hAnsiTheme="minorHAnsi"/>
-                <w:noProof/>
-                <w:szCs w:val="24"/>
-                <w:lang w:eastAsia="es-ES"/>
-              </w:rPr>
-              <w:tab/>
-            </w:r>
-            <w:r>
-              <w:rPr>
-                <w:rStyle w:val="Hipervnculo"/>
-                <w:noProof/>
-              </w:rPr>
-              <w:t>LUCES</w:t>
-            </w:r>
-            <w:r>
-              <w:rPr>
-                <w:noProof/>
-                <w:webHidden/>
-              </w:rPr>
-              <w:tab/>
-            </w:r>
-            <w:r>
-              <w:rPr>
-                <w:noProof/>
-                <w:webHidden/>
-              </w:rPr>
-              <w:fldChar w:fldCharType="begin"/>
-            </w:r>
-            <w:r>
-              <w:rPr>
-                <w:noProof/>
-                <w:webHidden/>
-              </w:rPr>
-              <w:instrText xml:space="preserve"> PAGEREF _Toc231093766 \h </w:instrText>
-            </w:r>
-            <w:r>
-              <w:rPr>
-                <w:noProof/>
-                <w:webHidden/>
-              </w:rPr>
-            </w:r>
-            <w:r>
-              <w:rPr>
-                <w:noProof/>
-                <w:webHidden/>
-              </w:rPr>
-              <w:fldChar w:fldCharType="separate"/>
-            </w:r>
-            <w:r>
-              <w:rPr>
-                <w:noProof/>
-                <w:webHidden/>
-              </w:rPr>
-              <w:t>34</w:t>
-            </w:r>
-            <w:r>
-              <w:rPr>
-                <w:noProof/>
-                <w:webHidden/>
-              </w:rPr>
-              <w:fldChar w:fldCharType="end"/>
-            </w:r>
-          </w:hyperlink>
-        </w:p>
-        <w:p>
-          <w:pPr>
-            <w:pStyle w:val="TDC2"/>
-            <w:tabs>
-              <w:tab w:val="left" w:pos="960"/>
-              <w:tab w:val="right" w:leader="dot" w:pos="10337"/>
-            </w:tabs>
-            <w:rPr>
-              <w:rFonts w:asciiTheme="minorHAnsi" w:eastAsiaTheme="minorEastAsia" w:hAnsiTheme="minorHAnsi"/>
-              <w:noProof/>
-              <w:szCs w:val="24"/>
-              <w:lang w:eastAsia="es-ES"/>
-            </w:rPr>
-          </w:pPr>
-          <w:hyperlink w:anchor="_Toc231093767" w:history="1">
-            <w:r>
-              <w:rPr>
-                <w:rStyle w:val="Hipervnculo"/>
-                <w:noProof/>
-              </w:rPr>
-              <w:t>8.1</w:t>
-            </w:r>
-            <w:r>
-              <w:rPr>
-                <w:rFonts w:asciiTheme="minorHAnsi" w:eastAsiaTheme="minorEastAsia" w:hAnsiTheme="minorHAnsi"/>
-                <w:noProof/>
-                <w:szCs w:val="24"/>
-                <w:lang w:eastAsia="es-ES"/>
-              </w:rPr>
-              <w:tab/>
-            </w:r>
-            <w:r>
-              <w:rPr>
-                <w:rStyle w:val="Hipervnculo"/>
-                <w:noProof/>
-              </w:rPr>
-              <w:t>BDM</w:t>
-            </w:r>
-            <w:r>
-              <w:rPr>
-                <w:noProof/>
-                <w:webHidden/>
-              </w:rPr>
-              <w:tab/>
-            </w:r>
-            <w:r>
-              <w:rPr>
-                <w:noProof/>
-                <w:webHidden/>
-              </w:rPr>
-              <w:fldChar w:fldCharType="begin"/>
-            </w:r>
-            <w:r>
-              <w:rPr>
-                <w:noProof/>
-                <w:webHidden/>
-              </w:rPr>
-              <w:instrText xml:space="preserve"> PAGEREF _Toc231093767 \h </w:instrText>
-            </w:r>
-            <w:r>
-              <w:rPr>
-                <w:noProof/>
-                <w:webHidden/>
-              </w:rPr>
-            </w:r>
-            <w:r>
-              <w:rPr>
-                <w:noProof/>
-                <w:webHidden/>
-              </w:rPr>
-              <w:fldChar w:fldCharType="separate"/>
-            </w:r>
-            <w:r>
-              <w:rPr>
-                <w:noProof/>
-                <w:webHidden/>
-              </w:rPr>
-              <w:t>34</w:t>
-            </w:r>
-            <w:r>
-              <w:rPr>
-                <w:noProof/>
-                <w:webHidden/>
-              </w:rPr>
-              <w:fldChar w:fldCharType="end"/>
-            </w:r>
-          </w:hyperlink>
-        </w:p>
-        <w:p>
-          <w:pPr>
-            <w:pStyle w:val="TDC2"/>
-            <w:tabs>
-              <w:tab w:val="left" w:pos="960"/>
-              <w:tab w:val="right" w:leader="dot" w:pos="10337"/>
-            </w:tabs>
-            <w:rPr>
-              <w:rFonts w:asciiTheme="minorHAnsi" w:eastAsiaTheme="minorEastAsia" w:hAnsiTheme="minorHAnsi"/>
-              <w:noProof/>
-              <w:szCs w:val="24"/>
-              <w:lang w:eastAsia="es-ES"/>
-            </w:rPr>
-          </w:pPr>
-          <w:hyperlink w:anchor="_Toc231093768" w:history="1">
-            <w:r>
-              <w:rPr>
-                <w:rStyle w:val="Hipervnculo"/>
-                <w:noProof/>
-              </w:rPr>
-              <w:t>8.2</w:t>
-            </w:r>
-            <w:r>
-              <w:rPr>
-                <w:rFonts w:asciiTheme="minorHAnsi" w:eastAsiaTheme="minorEastAsia" w:hAnsiTheme="minorHAnsi"/>
-                <w:noProof/>
-                <w:szCs w:val="24"/>
-                <w:lang w:eastAsia="es-ES"/>
-              </w:rPr>
-              <w:tab/>
-            </w:r>
-            <w:r>
-              <w:rPr>
-                <w:rStyle w:val="Hipervnculo"/>
-                <w:noProof/>
-              </w:rPr>
-              <w:t>Continuo:</w:t>
-            </w:r>
-            <w:r>
-              <w:rPr>
-                <w:noProof/>
-                <w:webHidden/>
-              </w:rPr>
-              <w:tab/>
-            </w:r>
-            <w:r>
-              <w:rPr>
-                <w:noProof/>
-                <w:webHidden/>
-              </w:rPr>
-              <w:fldChar w:fldCharType="begin"/>
-            </w:r>
-            <w:r>
-              <w:rPr>
-                <w:noProof/>
-                <w:webHidden/>
-              </w:rPr>
-              <w:instrText xml:space="preserve"> PAGEREF _Toc231093768 \h </w:instrText>
-            </w:r>
-            <w:r>
-              <w:rPr>
-                <w:noProof/>
-                <w:webHidden/>
-              </w:rPr>
-            </w:r>
-            <w:r>
-              <w:rPr>
-                <w:noProof/>
-                <w:webHidden/>
-              </w:rPr>
-              <w:fldChar w:fldCharType="separate"/>
-            </w:r>
-            <w:r>
-              <w:rPr>
-                <w:noProof/>
-                <w:webHidden/>
-              </w:rPr>
-              <w:t>34</w:t>
-            </w:r>
-            <w:r>
-              <w:rPr>
-                <w:noProof/>
-                <w:webHidden/>
-              </w:rPr>
-              <w:fldChar w:fldCharType="end"/>
-            </w:r>
-          </w:hyperlink>
-        </w:p>
-        <w:p>
-          <w:pPr>
-            <w:pStyle w:val="TDC2"/>
-            <w:tabs>
-              <w:tab w:val="left" w:pos="960"/>
-              <w:tab w:val="right" w:leader="dot" w:pos="10337"/>
-            </w:tabs>
-            <w:rPr>
-              <w:rFonts w:asciiTheme="minorHAnsi" w:eastAsiaTheme="minorEastAsia" w:hAnsiTheme="minorHAnsi"/>
-              <w:noProof/>
-              <w:szCs w:val="24"/>
-              <w:lang w:eastAsia="es-ES"/>
-            </w:rPr>
-          </w:pPr>
-          <w:hyperlink w:anchor="_Toc231093769" w:history="1">
-            <w:r>
-              <w:rPr>
-                <w:rStyle w:val="Hipervnculo"/>
-                <w:noProof/>
-              </w:rPr>
-              <w:t>8.3</w:t>
-            </w:r>
-            <w:r>
-              <w:rPr>
-                <w:rFonts w:asciiTheme="minorHAnsi" w:eastAsiaTheme="minorEastAsia" w:hAnsiTheme="minorHAnsi"/>
-                <w:noProof/>
-                <w:szCs w:val="24"/>
-                <w:lang w:eastAsia="es-ES"/>
-              </w:rPr>
-              <w:tab/>
-            </w:r>
-            <w:r>
-              <w:rPr>
-                <w:rStyle w:val="Hipervnculo"/>
-                <w:noProof/>
-              </w:rPr>
-              <w:t>Reynols</w:t>
-            </w:r>
-            <w:r>
-              <w:rPr>
-                <w:noProof/>
-                <w:webHidden/>
-              </w:rPr>
-              <w:tab/>
-            </w:r>
-            <w:r>
-              <w:rPr>
-                <w:noProof/>
-                <w:webHidden/>
-              </w:rPr>
-              <w:fldChar w:fldCharType="begin"/>
-            </w:r>
-            <w:r>
-              <w:rPr>
-                <w:noProof/>
-                <w:webHidden/>
-              </w:rPr>
-              <w:instrText xml:space="preserve"> PAGEREF _Toc231093769 \h </w:instrText>
-            </w:r>
-            <w:r>
-              <w:rPr>
-                <w:noProof/>
-                <w:webHidden/>
-              </w:rPr>
-            </w:r>
-            <w:r>
-              <w:rPr>
-                <w:noProof/>
-                <w:webHidden/>
-              </w:rPr>
-              <w:fldChar w:fldCharType="separate"/>
-            </w:r>
-            <w:r>
-              <w:rPr>
-                <w:noProof/>
-                <w:webHidden/>
-              </w:rPr>
-              <w:t>35</w:t>
-            </w:r>
-            <w:r>
-              <w:rPr>
-                <w:noProof/>
-                <w:webHidden/>
-              </w:rPr>
-              <w:fldChar w:fldCharType="end"/>
-            </w:r>
-          </w:hyperlink>
-        </w:p>
-        <w:p>
-          <w:pPr>
-            <w:pStyle w:val="TDC2"/>
-            <w:tabs>
-              <w:tab w:val="left" w:pos="960"/>
-              <w:tab w:val="right" w:leader="dot" w:pos="10337"/>
-            </w:tabs>
-            <w:rPr>
-              <w:rFonts w:asciiTheme="minorHAnsi" w:eastAsiaTheme="minorEastAsia" w:hAnsiTheme="minorHAnsi"/>
-              <w:noProof/>
-              <w:szCs w:val="24"/>
-              <w:lang w:eastAsia="es-ES"/>
-            </w:rPr>
-          </w:pPr>
-          <w:hyperlink w:anchor="_Toc231093770" w:history="1">
-            <w:r>
-              <w:rPr>
-                <w:rStyle w:val="Hipervnculo"/>
-                <w:noProof/>
-              </w:rPr>
-              <w:t>8.4</w:t>
-            </w:r>
-            <w:r>
-              <w:rPr>
-                <w:rFonts w:asciiTheme="minorHAnsi" w:eastAsiaTheme="minorEastAsia" w:hAnsiTheme="minorHAnsi"/>
-                <w:noProof/>
-                <w:szCs w:val="24"/>
-                <w:lang w:eastAsia="es-ES"/>
-              </w:rPr>
-              <w:tab/>
-            </w:r>
-            <w:r>
-              <w:rPr>
-                <w:rStyle w:val="Hipervnculo"/>
-                <w:noProof/>
-              </w:rPr>
-              <w:t>BLOQUE:</w:t>
-            </w:r>
-            <w:r>
-              <w:rPr>
-                <w:noProof/>
-                <w:webHidden/>
-              </w:rPr>
-              <w:tab/>
-            </w:r>
-            <w:r>
-              <w:rPr>
-                <w:noProof/>
-                <w:webHidden/>
-              </w:rPr>
-              <w:fldChar w:fldCharType="begin"/>
-            </w:r>
-            <w:r>
-              <w:rPr>
-                <w:noProof/>
-                <w:webHidden/>
-              </w:rPr>
-              <w:instrText xml:space="preserve"> PAGEREF _Toc231093770 \h </w:instrText>
-            </w:r>
-            <w:r>
-              <w:rPr>
-                <w:noProof/>
-                <w:webHidden/>
-              </w:rPr>
-            </w:r>
-            <w:r>
-              <w:rPr>
-                <w:noProof/>
-                <w:webHidden/>
-              </w:rPr>
-              <w:fldChar w:fldCharType="separate"/>
-            </w:r>
-            <w:r>
-              <w:rPr>
-                <w:noProof/>
-                <w:webHidden/>
-              </w:rPr>
-              <w:t>40</w:t>
-            </w:r>
-            <w:r>
-              <w:rPr>
-                <w:noProof/>
-                <w:webHidden/>
-              </w:rPr>
-              <w:fldChar w:fldCharType="end"/>
-            </w:r>
-          </w:hyperlink>
-        </w:p>
-        <w:p>
-          <w:pPr>
-            <w:pStyle w:val="TDC2"/>
-            <w:tabs>
-              <w:tab w:val="left" w:pos="960"/>
-              <w:tab w:val="right" w:leader="dot" w:pos="10337"/>
-            </w:tabs>
-            <w:rPr>
-              <w:rFonts w:asciiTheme="minorHAnsi" w:eastAsiaTheme="minorEastAsia" w:hAnsiTheme="minorHAnsi"/>
-              <w:noProof/>
-              <w:szCs w:val="24"/>
-              <w:lang w:eastAsia="es-ES"/>
-            </w:rPr>
-          </w:pPr>
-          <w:hyperlink w:anchor="_Toc231093771" w:history="1">
-            <w:r>
-              <w:rPr>
-                <w:rStyle w:val="Hipervnculo"/>
-                <w:noProof/>
-              </w:rPr>
-              <w:t>8.5</w:t>
-            </w:r>
-            <w:r>
-              <w:rPr>
-                <w:rFonts w:asciiTheme="minorHAnsi" w:eastAsiaTheme="minorEastAsia" w:hAnsiTheme="minorHAnsi"/>
-                <w:noProof/>
-                <w:szCs w:val="24"/>
-                <w:lang w:eastAsia="es-ES"/>
-              </w:rPr>
-              <w:tab/>
-            </w:r>
-            <w:r>
-              <w:rPr>
-                <w:rStyle w:val="Hipervnculo"/>
-                <w:noProof/>
-              </w:rPr>
-              <w:t>RSM</w:t>
-            </w:r>
-            <w:r>
-              <w:rPr>
-                <w:noProof/>
-                <w:webHidden/>
-              </w:rPr>
-              <w:tab/>
-            </w:r>
-            <w:r>
-              <w:rPr>
-                <w:noProof/>
-                <w:webHidden/>
-              </w:rPr>
-              <w:fldChar w:fldCharType="begin"/>
-            </w:r>
-            <w:r>
-              <w:rPr>
-                <w:noProof/>
-                <w:webHidden/>
-              </w:rPr>
-              <w:instrText xml:space="preserve"> PAGEREF _Toc231093771 \h </w:instrText>
-            </w:r>
-            <w:r>
-              <w:rPr>
-                <w:noProof/>
-                <w:webHidden/>
-              </w:rPr>
-            </w:r>
-            <w:r>
-              <w:rPr>
-                <w:noProof/>
-                <w:webHidden/>
-              </w:rPr>
-              <w:fldChar w:fldCharType="separate"/>
-            </w:r>
-            <w:r>
-              <w:rPr>
-                <w:noProof/>
-                <w:webHidden/>
-              </w:rPr>
-              <w:t>42</w:t>
-            </w:r>
-            <w:r>
-              <w:rPr>
-                <w:noProof/>
-                <w:webHidden/>
-              </w:rPr>
-              <w:fldChar w:fldCharType="end"/>
-            </w:r>
-          </w:hyperlink>
-        </w:p>
-        <w:p>
-          <w:pPr>
-            <w:pStyle w:val="TDC1"/>
-            <w:tabs>
-              <w:tab w:val="left" w:pos="480"/>
-              <w:tab w:val="right" w:leader="dot" w:pos="10337"/>
-            </w:tabs>
-            <w:rPr>
-              <w:rFonts w:asciiTheme="minorHAnsi" w:eastAsiaTheme="minorEastAsia" w:hAnsiTheme="minorHAnsi"/>
-              <w:noProof/>
-              <w:szCs w:val="24"/>
-              <w:lang w:eastAsia="es-ES"/>
-            </w:rPr>
-          </w:pPr>
-          <w:hyperlink w:anchor="_Toc231093772" w:history="1">
-            <w:r>
-              <w:rPr>
-                <w:rStyle w:val="Hipervnculo"/>
-                <w:noProof/>
-              </w:rPr>
-              <w:t>9</w:t>
-            </w:r>
-            <w:r>
-              <w:rPr>
-                <w:rFonts w:asciiTheme="minorHAnsi" w:eastAsiaTheme="minorEastAsia" w:hAnsiTheme="minorHAnsi"/>
-                <w:noProof/>
-                <w:szCs w:val="24"/>
-                <w:lang w:eastAsia="es-ES"/>
-              </w:rPr>
-              <w:tab/>
-            </w:r>
-            <w:r>
-              <w:rPr>
-                <w:rStyle w:val="Hipervnculo"/>
-                <w:noProof/>
-              </w:rPr>
-              <w:t>Rs</w:t>
-            </w:r>
-            <w:r>
-              <w:rPr>
-                <w:noProof/>
-                <w:webHidden/>
-              </w:rPr>
-              <w:tab/>
-            </w:r>
-            <w:r>
-              <w:rPr>
-                <w:noProof/>
-                <w:webHidden/>
-              </w:rPr>
-              <w:fldChar w:fldCharType="begin"/>
-            </w:r>
-            <w:r>
-              <w:rPr>
-                <w:noProof/>
-                <w:webHidden/>
-              </w:rPr>
-              <w:instrText xml:space="preserve"> PAGEREF _Toc231093772 \h </w:instrText>
-            </w:r>
-            <w:r>
-              <w:rPr>
-                <w:noProof/>
-                <w:webHidden/>
-              </w:rPr>
-            </w:r>
-            <w:r>
-              <w:rPr>
-                <w:noProof/>
-                <w:webHidden/>
-              </w:rPr>
-              <w:fldChar w:fldCharType="separate"/>
-            </w:r>
-            <w:r>
-              <w:rPr>
-                <w:noProof/>
-                <w:webHidden/>
-              </w:rPr>
-              <w:t>44</w:t>
-            </w:r>
-            <w:r>
-              <w:rPr>
-                <w:noProof/>
-                <w:webHidden/>
-              </w:rPr>
-              <w:fldChar w:fldCharType="end"/>
-            </w:r>
-          </w:hyperlink>
-        </w:p>
-        <w:p>
-          <w:pPr>
-            <w:pStyle w:val="TDC2"/>
-            <w:tabs>
-              <w:tab w:val="left" w:pos="960"/>
-              <w:tab w:val="right" w:leader="dot" w:pos="10337"/>
-            </w:tabs>
-            <w:rPr>
-              <w:rFonts w:asciiTheme="minorHAnsi" w:eastAsiaTheme="minorEastAsia" w:hAnsiTheme="minorHAnsi"/>
-              <w:noProof/>
-              <w:szCs w:val="24"/>
-              <w:lang w:eastAsia="es-ES"/>
-            </w:rPr>
-          </w:pPr>
-          <w:hyperlink w:anchor="_Toc231093773" w:history="1">
-            <w:r>
-              <w:rPr>
-                <w:rStyle w:val="Hipervnculo"/>
-                <w:noProof/>
-              </w:rPr>
-              <w:t>9.1</w:t>
-            </w:r>
-            <w:r>
-              <w:rPr>
-                <w:rFonts w:asciiTheme="minorHAnsi" w:eastAsiaTheme="minorEastAsia" w:hAnsiTheme="minorHAnsi"/>
-                <w:noProof/>
-                <w:szCs w:val="24"/>
-                <w:lang w:eastAsia="es-ES"/>
-              </w:rPr>
-              <w:tab/>
-            </w:r>
-            <w:r>
-              <w:rPr>
-                <w:rStyle w:val="Hipervnculo"/>
-                <w:noProof/>
-              </w:rPr>
-              <w:t>BDM:</w:t>
-            </w:r>
-            <w:r>
-              <w:rPr>
-                <w:noProof/>
-                <w:webHidden/>
-              </w:rPr>
-              <w:tab/>
-            </w:r>
-            <w:r>
-              <w:rPr>
-                <w:noProof/>
-                <w:webHidden/>
-              </w:rPr>
-              <w:fldChar w:fldCharType="begin"/>
-            </w:r>
-            <w:r>
-              <w:rPr>
-                <w:noProof/>
-                <w:webHidden/>
-              </w:rPr>
-              <w:instrText xml:space="preserve"> PAGEREF _Toc231093773 \h </w:instrText>
-            </w:r>
-            <w:r>
-              <w:rPr>
-                <w:noProof/>
-                <w:webHidden/>
-              </w:rPr>
-            </w:r>
-            <w:r>
-              <w:rPr>
-                <w:noProof/>
-                <w:webHidden/>
-              </w:rPr>
-              <w:fldChar w:fldCharType="separate"/>
-            </w:r>
-            <w:r>
-              <w:rPr>
-                <w:noProof/>
-                <w:webHidden/>
-              </w:rPr>
-              <w:t>44</w:t>
-            </w:r>
-            <w:r>
-              <w:rPr>
-                <w:noProof/>
-                <w:webHidden/>
-              </w:rPr>
-              <w:fldChar w:fldCharType="end"/>
-            </w:r>
-          </w:hyperlink>
-        </w:p>
-        <w:p>
-          <w:pPr>
-            <w:pStyle w:val="TDC1"/>
-            <w:tabs>
-              <w:tab w:val="left" w:pos="720"/>
-              <w:tab w:val="right" w:leader="dot" w:pos="10337"/>
-            </w:tabs>
-            <w:rPr>
-              <w:rFonts w:asciiTheme="minorHAnsi" w:eastAsiaTheme="minorEastAsia" w:hAnsiTheme="minorHAnsi"/>
-              <w:noProof/>
-              <w:szCs w:val="24"/>
-              <w:lang w:eastAsia="es-ES"/>
-            </w:rPr>
-          </w:pPr>
-          <w:hyperlink w:anchor="_Toc231093774" w:history="1">
-            <w:r>
-              <w:rPr>
-                <w:rStyle w:val="Hipervnculo"/>
-                <w:noProof/>
-              </w:rPr>
-              <w:t>10</w:t>
-            </w:r>
-            <w:r>
-              <w:rPr>
-                <w:rFonts w:asciiTheme="minorHAnsi" w:eastAsiaTheme="minorEastAsia" w:hAnsiTheme="minorHAnsi"/>
-                <w:noProof/>
-                <w:szCs w:val="24"/>
-                <w:lang w:eastAsia="es-ES"/>
-              </w:rPr>
-              <w:tab/>
-            </w:r>
-            <w:r>
-              <w:rPr>
-                <w:rStyle w:val="Hipervnculo"/>
-                <w:noProof/>
-              </w:rPr>
-              <w:t>DISEÑO PANTALLAS</w:t>
-            </w:r>
-            <w:r>
-              <w:rPr>
-                <w:noProof/>
-                <w:webHidden/>
-              </w:rPr>
-              <w:tab/>
-            </w:r>
-            <w:r>
-              <w:rPr>
-                <w:noProof/>
-                <w:webHidden/>
-              </w:rPr>
-              <w:fldChar w:fldCharType="begin"/>
-            </w:r>
-            <w:r>
-              <w:rPr>
-                <w:noProof/>
-                <w:webHidden/>
-              </w:rPr>
-              <w:instrText xml:space="preserve"> PAGEREF _Toc231093774 \h </w:instrText>
-            </w:r>
-            <w:r>
-              <w:rPr>
-                <w:noProof/>
-                <w:webHidden/>
-              </w:rPr>
-            </w:r>
-            <w:r>
-              <w:rPr>
-                <w:noProof/>
-                <w:webHidden/>
-              </w:rPr>
-              <w:fldChar w:fldCharType="separate"/>
-            </w:r>
-            <w:r>
-              <w:rPr>
-                <w:noProof/>
-                <w:webHidden/>
-              </w:rPr>
-              <w:t>45</w:t>
+              <w:t>39</w:t>
             </w:r>
             <w:r>
               <w:rPr>
@@ -5614,7 +3970,7 @@
       <w:pPr>
         <w:pStyle w:val="Ttulo1"/>
       </w:pPr>
-      <w:bookmarkStart w:id="0" w:name="_Toc231093714"/>
+      <w:bookmarkStart w:id="0" w:name="_Toc242747178"/>
       <w:r>
         <w:lastRenderedPageBreak/>
         <w:t>AH</w:t>
@@ -5668,7 +4024,7 @@
                 <v:shape id="_x0000_i1025" type="#_x0000_t75" style="width:339.7pt;height:162.9pt" o:ole="">
                   <v:imagedata r:id="rId8" o:title=""/>
                 </v:shape>
-                <o:OLEObject Type="Embed" ProgID="PBrush" ShapeID="_x0000_i1025" DrawAspect="Content" ObjectID="_1852677538" r:id="rId9"/>
+                <o:OLEObject Type="Embed" ProgID="PBrush" ShapeID="_x0000_i1025" DrawAspect="Content" ObjectID="_1853368866" r:id="rId9"/>
               </w:object>
             </w:r>
           </w:p>
@@ -5679,7 +4035,7 @@
       <w:pPr>
         <w:pStyle w:val="Ttulo2"/>
       </w:pPr>
-      <w:bookmarkStart w:id="1" w:name="_Toc231093715"/>
+      <w:bookmarkStart w:id="1" w:name="_Toc242747179"/>
       <w:r>
         <w:t>Perfil geométrico</w:t>
       </w:r>
@@ -5715,7 +4071,7 @@
       <w:pPr>
         <w:pStyle w:val="Ttulo3"/>
       </w:pPr>
-      <w:bookmarkStart w:id="2" w:name="_Toc231093716"/>
+      <w:bookmarkStart w:id="2" w:name="_Toc242747180"/>
       <w:r>
         <w:t>Definición del Sistema de Referencia</w:t>
       </w:r>
@@ -5779,7 +4135,7 @@
       <w:pPr>
         <w:pStyle w:val="Ttulo3"/>
       </w:pPr>
-      <w:bookmarkStart w:id="3" w:name="_Toc231093717"/>
+      <w:bookmarkStart w:id="3" w:name="_Toc242747181"/>
       <w:r>
         <w:t>Recta y=H</w:t>
       </w:r>
@@ -5789,7 +4145,7 @@
       <w:pPr>
         <w:pStyle w:val="Ttulo3"/>
       </w:pPr>
-      <w:bookmarkStart w:id="4" w:name="_Toc231093718"/>
+      <w:bookmarkStart w:id="4" w:name="_Toc242747182"/>
       <w:r>
         <w:t xml:space="preserve">Circunferencia </w:t>
       </w:r>
@@ -6771,7 +5127,7 @@
       <w:pPr>
         <w:pStyle w:val="Ttulo3"/>
       </w:pPr>
-      <w:bookmarkStart w:id="5" w:name="_Toc231093719"/>
+      <w:bookmarkStart w:id="5" w:name="_Toc242747183"/>
       <w:r>
         <w:t xml:space="preserve">Circunferencia </w:t>
       </w:r>
@@ -7711,7 +6067,7 @@
       <w:pPr>
         <w:pStyle w:val="Ttulo3"/>
       </w:pPr>
-      <w:bookmarkStart w:id="6" w:name="_Toc231093720"/>
+      <w:bookmarkStart w:id="6" w:name="_Toc242747184"/>
       <w:r>
         <w:t>Puntos de tangencia</w:t>
       </w:r>
@@ -8515,7 +6871,7 @@
       <w:pPr>
         <w:pStyle w:val="Ttulo3"/>
       </w:pPr>
-      <w:bookmarkStart w:id="7" w:name="_Toc231093721"/>
+      <w:bookmarkStart w:id="7" w:name="_Toc242747185"/>
       <w:r>
         <w:t>Recta inclinada:</w:t>
       </w:r>
@@ -9118,7 +7474,7 @@
       <w:pPr>
         <w:pStyle w:val="Ttulo3"/>
       </w:pPr>
-      <w:bookmarkStart w:id="8" w:name="_Toc231093722"/>
+      <w:bookmarkStart w:id="8" w:name="_Toc242747186"/>
       <w:r>
         <w:t>Resumen de ecuaciones:</w:t>
       </w:r>
@@ -11509,10 +9865,12 @@
       <w:pPr>
         <w:pStyle w:val="Ttulo2"/>
       </w:pPr>
+      <w:bookmarkStart w:id="11" w:name="_Toc242747187"/>
       <w:proofErr w:type="gramStart"/>
       <w:r>
         <w:t>Programación :</w:t>
       </w:r>
+      <w:bookmarkEnd w:id="11"/>
       <w:proofErr w:type="gramEnd"/>
     </w:p>
     <w:p>
@@ -12756,11 +11114,11 @@
       <w:pPr>
         <w:pStyle w:val="Ttulo1"/>
       </w:pPr>
-      <w:bookmarkStart w:id="11" w:name="_Toc231093730"/>
+      <w:bookmarkStart w:id="12" w:name="_Toc242747188"/>
       <w:r>
         <w:t>ÓVALO</w:t>
       </w:r>
-      <w:bookmarkEnd w:id="11"/>
+      <w:bookmarkEnd w:id="12"/>
       <w:r>
         <w:t xml:space="preserve"> </w:t>
       </w:r>
@@ -12782,10 +11140,10 @@
           <w:p>
             <w:r>
               <w:object w:dxaOrig="3456" w:dyaOrig="2508" w14:anchorId="155E38DF">
-                <v:shape id="_x0000_i1026" type="#_x0000_t75" style="width:173.1pt;height:125.55pt" o:ole="">
+                <v:shape id="_x0000_i1031" type="#_x0000_t75" style="width:173.1pt;height:125.55pt" o:ole="">
                   <v:imagedata r:id="rId10" o:title=""/>
                 </v:shape>
-                <o:OLEObject Type="Embed" ProgID="PBrush" ShapeID="_x0000_i1026" DrawAspect="Content" ObjectID="_1852677539" r:id="rId11"/>
+                <o:OLEObject Type="Embed" ProgID="PBrush" ShapeID="_x0000_i1031" DrawAspect="Content" ObjectID="_1853368867" r:id="rId11"/>
               </w:object>
             </w:r>
           </w:p>
@@ -12880,11 +11238,11 @@
       <w:pPr>
         <w:pStyle w:val="Ttulo2"/>
       </w:pPr>
-      <w:bookmarkStart w:id="12" w:name="_Toc231093731"/>
+      <w:bookmarkStart w:id="13" w:name="_Toc242747189"/>
       <w:r>
         <w:t>Definición de Centros y Geometría</w:t>
       </w:r>
-      <w:bookmarkEnd w:id="12"/>
+      <w:bookmarkEnd w:id="13"/>
     </w:p>
     <w:p>
       <w:r>
@@ -13713,11 +12071,11 @@
       <w:pPr>
         <w:pStyle w:val="Ttulo3"/>
       </w:pPr>
-      <w:bookmarkStart w:id="13" w:name="_Toc231093732"/>
+      <w:bookmarkStart w:id="14" w:name="_Toc242747190"/>
       <w:r>
         <w:t>Arco Central (R):</w:t>
       </w:r>
-      <w:bookmarkEnd w:id="13"/>
+      <w:bookmarkEnd w:id="14"/>
     </w:p>
     <w:p>
       <w:pPr>
@@ -13789,7 +12147,7 @@
       <w:pPr>
         <w:pStyle w:val="Ttulo3"/>
       </w:pPr>
-      <w:bookmarkStart w:id="14" w:name="_Toc231093733"/>
+      <w:bookmarkStart w:id="15" w:name="_Toc242747191"/>
       <w:r>
         <w:t>Arco Lateral (</w:t>
       </w:r>
@@ -13799,17 +12157,17 @@
       <w:r>
         <w:t>):</w:t>
       </w:r>
-      <w:bookmarkEnd w:id="14"/>
+      <w:bookmarkEnd w:id="15"/>
     </w:p>
     <w:p>
       <w:pPr>
         <w:pStyle w:val="Ttulo3"/>
       </w:pPr>
-      <w:bookmarkStart w:id="15" w:name="_Toc231093734"/>
+      <w:bookmarkStart w:id="16" w:name="_Toc242747192"/>
       <w:r>
         <w:t>Tabla de Puntos Clave (Lado Derecho)</w:t>
       </w:r>
-      <w:bookmarkEnd w:id="15"/>
+      <w:bookmarkEnd w:id="16"/>
     </w:p>
     <w:tbl>
       <w:tblPr>
@@ -16013,11 +14371,11 @@
       <w:pPr>
         <w:pStyle w:val="Ttulo3"/>
       </w:pPr>
-      <w:bookmarkStart w:id="16" w:name="_Toc231093735"/>
+      <w:bookmarkStart w:id="17" w:name="_Toc242747193"/>
       <w:r>
         <w:t>Ecuaciones de los Tramos (Lado Derecho)</w:t>
       </w:r>
-      <w:bookmarkEnd w:id="16"/>
+      <w:bookmarkEnd w:id="17"/>
     </w:p>
     <w:p>
       <w:pPr>
@@ -17414,11 +15772,11 @@
       <w:pPr>
         <w:pStyle w:val="Ttulo3"/>
       </w:pPr>
-      <w:bookmarkStart w:id="17" w:name="_Toc231093736"/>
+      <w:bookmarkStart w:id="18" w:name="_Toc242747194"/>
       <w:r>
         <w:t>Tabla de cilindros con óvalo</w:t>
       </w:r>
-      <w:bookmarkEnd w:id="17"/>
+      <w:bookmarkEnd w:id="18"/>
     </w:p>
     <w:tbl>
       <w:tblPr>
@@ -22068,11 +20426,11 @@
       <w:pPr>
         <w:pStyle w:val="Ttulo1"/>
       </w:pPr>
-      <w:bookmarkStart w:id="18" w:name="_Toc231093740"/>
+      <w:bookmarkStart w:id="19" w:name="_Toc242747195"/>
       <w:r>
         <w:t>REDONDO</w:t>
       </w:r>
-      <w:bookmarkEnd w:id="18"/>
+      <w:bookmarkEnd w:id="19"/>
     </w:p>
     <w:tbl>
       <w:tblPr>
@@ -22090,68 +20448,14 @@
           </w:tcPr>
           <w:p>
             <w:r>
-              <w:rPr>
-                <w:noProof/>
-              </w:rPr>
-              <w:drawing>
-                <wp:anchor distT="0" distB="0" distL="114300" distR="114300" simplePos="0" relativeHeight="251659264" behindDoc="0" locked="0" layoutInCell="1" allowOverlap="1" wp14:anchorId="100E7F74" wp14:editId="22C1C1EF">
-                  <wp:simplePos x="0" y="0"/>
-                  <wp:positionH relativeFrom="column">
-                    <wp:posOffset>89</wp:posOffset>
-                  </wp:positionH>
-                  <wp:positionV relativeFrom="paragraph">
-                    <wp:posOffset>173355</wp:posOffset>
-                  </wp:positionV>
-                  <wp:extent cx="2029108" cy="1409897"/>
-                  <wp:effectExtent l="0" t="0" r="0" b="0"/>
-                  <wp:wrapSquare wrapText="bothSides"/>
-                  <wp:docPr id="552110542" name="Imagen 1"/>
-                  <wp:cNvGraphicFramePr>
-                    <a:graphicFrameLocks xmlns:a="http://schemas.openxmlformats.org/drawingml/2006/main" noChangeAspect="1"/>
-                  </wp:cNvGraphicFramePr>
-                  <a:graphic xmlns:a="http://schemas.openxmlformats.org/drawingml/2006/main">
-                    <a:graphicData uri="http://schemas.openxmlformats.org/drawingml/2006/picture">
-                      <pic:pic xmlns:pic="http://schemas.openxmlformats.org/drawingml/2006/picture">
-                        <pic:nvPicPr>
-                          <pic:cNvPr id="552110542" name=""/>
-                          <pic:cNvPicPr/>
-                        </pic:nvPicPr>
-                        <pic:blipFill>
-                          <a:blip r:embed="rId12">
-                            <a:extLst>
-                              <a:ext uri="{28A0092B-C50C-407E-A947-70E740481C1C}">
-                                <a14:useLocalDpi xmlns:a14="http://schemas.microsoft.com/office/drawing/2010/main" val="0"/>
-                              </a:ext>
-                            </a:extLst>
-                          </a:blip>
-                          <a:stretch>
-                            <a:fillRect/>
-                          </a:stretch>
-                        </pic:blipFill>
-                        <pic:spPr>
-                          <a:xfrm>
-                            <a:off x="0" y="0"/>
-                            <a:ext cx="2029108" cy="1409897"/>
-                          </a:xfrm>
-                          <a:prstGeom prst="rect">
-                            <a:avLst/>
-                          </a:prstGeom>
-                        </pic:spPr>
-                      </pic:pic>
-                    </a:graphicData>
-                  </a:graphic>
-                </wp:anchor>
-              </w:drawing>
+              <w:object w:dxaOrig="2388" w:dyaOrig="1836" w14:anchorId="7A4BDE77">
+                <v:shape id="_x0000_i1048" type="#_x0000_t75" style="width:119.55pt;height:91.85pt" o:ole="">
+                  <v:imagedata r:id="rId12" o:title=""/>
+                </v:shape>
+                <o:OLEObject Type="Embed" ProgID="PBrush" ShapeID="_x0000_i1048" DrawAspect="Content" ObjectID="_1853368868" r:id="rId13"/>
+              </w:object>
             </w:r>
           </w:p>
-          <w:p/>
-          <w:p/>
-          <w:p/>
-          <w:p/>
-          <w:p/>
-          <w:p/>
-          <w:p/>
-          <w:p/>
           <w:p>
             <w:r>
               <w:t>R=55</w:t>
@@ -22220,24 +20524,24 @@
       <w:pPr>
         <w:pStyle w:val="Ttulo2"/>
       </w:pPr>
-      <w:bookmarkStart w:id="19" w:name="_Toc231093741"/>
+      <w:bookmarkStart w:id="20" w:name="_Toc242747196"/>
       <w:r>
         <w:t>Análisis</w:t>
       </w:r>
       <w:r>
         <w:t xml:space="preserve"> Geométrico (Lado Izquierdo)</w:t>
       </w:r>
-      <w:bookmarkEnd w:id="19"/>
+      <w:bookmarkEnd w:id="20"/>
     </w:p>
     <w:p>
       <w:pPr>
         <w:pStyle w:val="Ttulo3"/>
       </w:pPr>
-      <w:bookmarkStart w:id="20" w:name="_Toc231093742"/>
+      <w:bookmarkStart w:id="21" w:name="_Toc242747197"/>
       <w:r>
         <w:t>Arco Central (R):</w:t>
       </w:r>
-      <w:bookmarkEnd w:id="20"/>
+      <w:bookmarkEnd w:id="21"/>
     </w:p>
     <w:p>
       <w:pPr>
@@ -22404,7 +20708,7 @@
       <w:pPr>
         <w:pStyle w:val="Ttulo3"/>
       </w:pPr>
-      <w:bookmarkStart w:id="21" w:name="_Toc231093743"/>
+      <w:bookmarkStart w:id="22" w:name="_Toc242747198"/>
       <w:r>
         <w:t>Recta Inclinada (30</w:t>
       </w:r>
@@ -22414,7 +20718,7 @@
       <w:r>
         <w:t>):</w:t>
       </w:r>
-      <w:bookmarkEnd w:id="21"/>
+      <w:bookmarkEnd w:id="22"/>
     </w:p>
     <w:p>
       <w:pPr>
@@ -22510,11 +20814,11 @@
       <w:pPr>
         <w:pStyle w:val="Ttulo3"/>
       </w:pPr>
-      <w:bookmarkStart w:id="22" w:name="_Toc231093744"/>
+      <w:bookmarkStart w:id="23" w:name="_Toc242747199"/>
       <w:r>
         <w:t>Arco Inferior (R=8):</w:t>
       </w:r>
-      <w:bookmarkEnd w:id="22"/>
+      <w:bookmarkEnd w:id="23"/>
     </w:p>
     <w:p>
       <w:pPr>
@@ -22713,11 +21017,11 @@
       <w:pPr>
         <w:pStyle w:val="Ttulo3"/>
       </w:pPr>
-      <w:bookmarkStart w:id="23" w:name="_Toc231093745"/>
+      <w:bookmarkStart w:id="24" w:name="_Toc242747200"/>
       <w:r>
         <w:t>Tabla de Puntos Clave</w:t>
       </w:r>
-      <w:bookmarkEnd w:id="23"/>
+      <w:bookmarkEnd w:id="24"/>
     </w:p>
     <w:p>
       <w:r>
@@ -24185,7 +22489,7 @@
       <w:pPr>
         <w:pStyle w:val="Ttulo3"/>
       </w:pPr>
-      <w:bookmarkStart w:id="24" w:name="_Toc231093746"/>
+      <w:bookmarkStart w:id="25" w:name="_Toc242747201"/>
       <w:r>
         <w:t>Ecuaciones de los Tramos (</w:t>
       </w:r>
@@ -24232,7 +22536,7 @@
       <w:r>
         <w:t>)</w:t>
       </w:r>
-      <w:bookmarkEnd w:id="24"/>
+      <w:bookmarkEnd w:id="25"/>
     </w:p>
     <w:p>
       <w:pPr>
@@ -25739,11 +24043,11 @@
       <w:pPr>
         <w:pStyle w:val="Ttulo3"/>
       </w:pPr>
-      <w:bookmarkStart w:id="25" w:name="_Toc231093747"/>
+      <w:bookmarkStart w:id="26" w:name="_Toc242747202"/>
       <w:r>
         <w:t>Tabla de cilindros con redondo</w:t>
       </w:r>
-      <w:bookmarkEnd w:id="25"/>
+      <w:bookmarkEnd w:id="26"/>
     </w:p>
     <w:tbl>
       <w:tblPr>
@@ -27333,12 +25637,12 @@
       <w:pPr>
         <w:pStyle w:val="Ttulo1"/>
       </w:pPr>
-      <w:bookmarkStart w:id="26" w:name="_Toc231093752"/>
+      <w:bookmarkStart w:id="27" w:name="_Toc242747203"/>
       <w:r>
         <w:lastRenderedPageBreak/>
         <w:t>C1</w:t>
       </w:r>
-      <w:bookmarkEnd w:id="26"/>
+      <w:bookmarkEnd w:id="27"/>
     </w:p>
     <w:tbl>
       <w:tblPr>
@@ -27358,9 +25662,9 @@
             <w:r>
               <w:object w:dxaOrig="4932" w:dyaOrig="3732" w14:anchorId="51B79C46">
                 <v:shape id="_x0000_i1027" type="#_x0000_t75" style="width:247.4pt;height:186.9pt" o:ole="">
-                  <v:imagedata r:id="rId13" o:title=""/>
+                  <v:imagedata r:id="rId14" o:title=""/>
                 </v:shape>
-                <o:OLEObject Type="Embed" ProgID="PBrush" ShapeID="_x0000_i1027" DrawAspect="Content" ObjectID="_1852677540" r:id="rId14"/>
+                <o:OLEObject Type="Embed" ProgID="PBrush" ShapeID="_x0000_i1027" DrawAspect="Content" ObjectID="_1853368869" r:id="rId15"/>
               </w:object>
             </w:r>
           </w:p>
@@ -31685,7 +29989,7 @@
         </m:oMath>
       </m:oMathPara>
     </w:p>
-    <w:bookmarkStart w:id="27" w:name="_Hlk230050453"/>
+    <w:bookmarkStart w:id="28" w:name="_Hlk230050453"/>
     <w:p>
       <w:pPr>
         <w:rPr>
@@ -31872,7 +30176,7 @@
         </m:oMath>
       </m:oMathPara>
     </w:p>
-    <w:bookmarkEnd w:id="27"/>
+    <w:bookmarkEnd w:id="28"/>
     <w:p/>
     <w:p>
       <w:r>
@@ -36099,7 +34403,7 @@
             </w:rPr>
             <m:t>+</m:t>
           </m:r>
-          <w:bookmarkStart w:id="28" w:name="_Hlk230052635"/>
+          <w:bookmarkStart w:id="29" w:name="_Hlk230052635"/>
           <m:r>
             <w:rPr>
               <w:rFonts w:ascii="Cambria Math" w:hAnsi="Cambria Math"/>
@@ -36150,7 +34454,7 @@
               </m:sSub>
             </m:e>
           </m:d>
-          <w:bookmarkEnd w:id="28"/>
+          <w:bookmarkEnd w:id="29"/>
           <m:sSub>
             <m:sSubPr>
               <m:ctrlPr>
@@ -38882,11 +37186,11 @@
       <w:pPr>
         <w:pStyle w:val="Ttulo2"/>
       </w:pPr>
-      <w:bookmarkStart w:id="29" w:name="_Toc231093753"/>
+      <w:bookmarkStart w:id="30" w:name="_Toc242747204"/>
       <w:r>
         <w:t>Análisis de Centros y Geometría</w:t>
       </w:r>
-      <w:bookmarkEnd w:id="29"/>
+      <w:bookmarkEnd w:id="30"/>
     </w:p>
     <w:p>
       <w:r>
@@ -38897,44 +37201,9 @@
       <w:pPr>
         <w:pStyle w:val="Ttulo3"/>
       </w:pPr>
-      <w:bookmarkStart w:id="30" w:name="_Toc231093754"/>
+      <w:bookmarkStart w:id="31" w:name="_Toc242747205"/>
       <w:r>
         <w:t>Arco Superior (R=160,0):</w:t>
-      </w:r>
-      <w:bookmarkEnd w:id="30"/>
-    </w:p>
-    <w:p>
-      <w:pPr>
-        <w:numPr>
-          <w:ilvl w:val="1"/>
-          <w:numId w:val="34"/>
-        </w:numPr>
-      </w:pPr>
-      <w:r>
-        <w:t>R</w:t>
-      </w:r>
-      <w:r>
-        <w:t>esta en y = 35,0.</w:t>
-      </w:r>
-    </w:p>
-    <w:p>
-      <w:pPr>
-        <w:numPr>
-          <w:ilvl w:val="1"/>
-          <w:numId w:val="34"/>
-        </w:numPr>
-      </w:pPr>
-      <w:r>
-        <w:t>Centro C1: (0, 35 - 160) = (0, -125).</w:t>
-      </w:r>
-    </w:p>
-    <w:p>
-      <w:pPr>
-        <w:pStyle w:val="Ttulo3"/>
-      </w:pPr>
-      <w:bookmarkStart w:id="31" w:name="_Toc231093755"/>
-      <w:r>
-        <w:t>Arco Intermedio (R=40,0):</w:t>
       </w:r>
       <w:bookmarkEnd w:id="31"/>
     </w:p>
@@ -38946,16 +37215,30 @@
         </w:numPr>
       </w:pPr>
       <w:r>
-        <w:t>Es convexo. Su centro C2 se sitúa a una distancia de 160 - 40 = 120 del centro C1.</w:t>
+        <w:t>R</w:t>
+      </w:r>
+      <w:r>
+        <w:t>esta en y = 35,0.</w:t>
+      </w:r>
+    </w:p>
+    <w:p>
+      <w:pPr>
+        <w:numPr>
+          <w:ilvl w:val="1"/>
+          <w:numId w:val="34"/>
+        </w:numPr>
+      </w:pPr>
+      <w:r>
+        <w:t>Centro C1: (0, 35 - 160) = (0, -125).</w:t>
       </w:r>
     </w:p>
     <w:p>
       <w:pPr>
         <w:pStyle w:val="Ttulo3"/>
       </w:pPr>
-      <w:bookmarkStart w:id="32" w:name="_Toc231093756"/>
-      <w:r>
-        <w:t>Arco Inferior (R=8,0):</w:t>
+      <w:bookmarkStart w:id="32" w:name="_Toc242747206"/>
+      <w:r>
+        <w:t>Arco Intermedio (R=40,0):</w:t>
       </w:r>
       <w:bookmarkEnd w:id="32"/>
     </w:p>
@@ -38967,8 +37250,18 @@
         </w:numPr>
       </w:pPr>
       <w:r>
-        <w:t>Es cóncavo y tangente a la base (y=0).</w:t>
-      </w:r>
+        <w:t>Es convexo. Su centro C2 se sitúa a una distancia de 160 - 40 = 120 del centro C1.</w:t>
+      </w:r>
+    </w:p>
+    <w:p>
+      <w:pPr>
+        <w:pStyle w:val="Ttulo3"/>
+      </w:pPr>
+      <w:bookmarkStart w:id="33" w:name="_Toc242747207"/>
+      <w:r>
+        <w:t>Arco Inferior (R=8,0):</w:t>
+      </w:r>
+      <w:bookmarkEnd w:id="33"/>
     </w:p>
     <w:p>
       <w:pPr>
@@ -38978,6 +37271,17 @@
         </w:numPr>
       </w:pPr>
       <w:r>
+        <w:t>Es cóncavo y tangente a la base (y=0).</w:t>
+      </w:r>
+    </w:p>
+    <w:p>
+      <w:pPr>
+        <w:numPr>
+          <w:ilvl w:val="1"/>
+          <w:numId w:val="34"/>
+        </w:numPr>
+      </w:pPr>
+      <w:r>
         <w:t>Centro C3: Su coordenada y es 8,0. Su distancia al centro C2 es 40 + 8 = 48.</w:t>
       </w:r>
     </w:p>
@@ -38985,11 +37289,11 @@
       <w:pPr>
         <w:pStyle w:val="Ttulo3"/>
       </w:pPr>
-      <w:bookmarkStart w:id="33" w:name="_Toc231093757"/>
+      <w:bookmarkStart w:id="34" w:name="_Toc242747208"/>
       <w:r>
         <w:t>Tabla de Puntos Clave (Lado Derecho)</w:t>
       </w:r>
-      <w:bookmarkEnd w:id="33"/>
+      <w:bookmarkEnd w:id="34"/>
     </w:p>
     <w:p>
       <w:r>
@@ -39614,11 +37918,11 @@
       <w:pPr>
         <w:pStyle w:val="Ttulo3"/>
       </w:pPr>
-      <w:bookmarkStart w:id="34" w:name="_Toc231093758"/>
+      <w:bookmarkStart w:id="35" w:name="_Toc242747209"/>
       <w:r>
         <w:t>Ecuaciones de los Tramos (Lado Derecho)</w:t>
       </w:r>
-      <w:bookmarkEnd w:id="34"/>
+      <w:bookmarkEnd w:id="35"/>
     </w:p>
     <w:p>
       <w:pPr>
@@ -39998,7 +38302,7 @@
       <w:pPr>
         <w:pStyle w:val="Ttulo1"/>
       </w:pPr>
-      <w:bookmarkStart w:id="35" w:name="_Toc231093764"/>
+      <w:bookmarkStart w:id="36" w:name="_Toc242747210"/>
       <w:r>
         <w:lastRenderedPageBreak/>
         <w:t>C27</w:t>
@@ -40009,7 +38313,7 @@
       <w:r>
         <w:t xml:space="preserve"> y C29</w:t>
       </w:r>
-      <w:bookmarkEnd w:id="35"/>
+      <w:bookmarkEnd w:id="36"/>
     </w:p>
     <w:tbl>
       <w:tblPr>
@@ -40053,7 +38357,7 @@
                           </pic:cNvPicPr>
                         </pic:nvPicPr>
                         <pic:blipFill>
-                          <a:blip r:embed="rId15">
+                          <a:blip r:embed="rId16">
                             <a:extLst>
                               <a:ext uri="{28A0092B-C50C-407E-A947-70E740481C1C}">
                                 <a14:useLocalDpi xmlns:a14="http://schemas.microsoft.com/office/drawing/2010/main" val="0"/>
@@ -42684,12 +40988,12 @@
       <w:pPr>
         <w:pStyle w:val="Ttulo2"/>
       </w:pPr>
-      <w:bookmarkStart w:id="36" w:name="_Toc231093765"/>
+      <w:bookmarkStart w:id="37" w:name="_Toc242747211"/>
       <w:proofErr w:type="gramStart"/>
       <w:r>
         <w:t>Tabla medias</w:t>
       </w:r>
-      <w:bookmarkEnd w:id="36"/>
+      <w:bookmarkEnd w:id="37"/>
       <w:proofErr w:type="gramEnd"/>
     </w:p>
     <w:p>
@@ -44207,22 +42511,22 @@
       <w:pPr>
         <w:pStyle w:val="Ttulo1"/>
       </w:pPr>
-      <w:bookmarkStart w:id="37" w:name="_Toc231093766"/>
+      <w:bookmarkStart w:id="38" w:name="_Toc242747212"/>
       <w:r>
         <w:lastRenderedPageBreak/>
         <w:t>LUCES</w:t>
       </w:r>
-      <w:bookmarkEnd w:id="37"/>
+      <w:bookmarkEnd w:id="38"/>
     </w:p>
     <w:p>
       <w:pPr>
         <w:pStyle w:val="Ttulo2"/>
       </w:pPr>
-      <w:bookmarkStart w:id="38" w:name="_Toc231093767"/>
+      <w:bookmarkStart w:id="39" w:name="_Toc242747213"/>
       <w:r>
         <w:t>BDM</w:t>
       </w:r>
-      <w:bookmarkEnd w:id="38"/>
+      <w:bookmarkEnd w:id="39"/>
     </w:p>
     <w:p>
       <w:pPr>
@@ -44466,11 +42770,11 @@
       <w:pPr>
         <w:pStyle w:val="Ttulo2"/>
       </w:pPr>
-      <w:bookmarkStart w:id="39" w:name="_Toc231093768"/>
+      <w:bookmarkStart w:id="40" w:name="_Toc242747214"/>
       <w:r>
         <w:t>Continuo:</w:t>
       </w:r>
-      <w:bookmarkEnd w:id="39"/>
+      <w:bookmarkEnd w:id="40"/>
     </w:p>
     <w:p>
       <w:r>
@@ -44624,6 +42928,35 @@
       </w:r>
       <w:r>
         <w:t xml:space="preserve"> "TOLERANCIA": 0.5, "LUZ": 10},  </w:t>
+      </w:r>
+    </w:p>
+    <w:p>
+      <w:r>
+        <w:t xml:space="preserve">    8: {"ALTURA": 33.0,</w:t>
+      </w:r>
+      <w:r>
+        <w:t xml:space="preserve"> “ANCHO”: </w:t>
+      </w:r>
+      <w:proofErr w:type="spellStart"/>
+      <w:proofErr w:type="gramStart"/>
+      <w:r>
+        <w:t>None</w:t>
+      </w:r>
+      <w:proofErr w:type="spellEnd"/>
+      <w:r>
+        <w:t xml:space="preserve"> ,</w:t>
+      </w:r>
+      <w:proofErr w:type="gramEnd"/>
+      <w:r>
+        <w:t xml:space="preserve"> "TOLERANCIA": </w:t>
+      </w:r>
+      <w:proofErr w:type="spellStart"/>
+      <w:r>
+        <w:t>None</w:t>
+      </w:r>
+      <w:proofErr w:type="spellEnd"/>
+      <w:r>
+        <w:t>, "LUZ": 9},</w:t>
       </w:r>
     </w:p>
     <w:p>
@@ -44633,34 +42966,6 @@
         </w:rPr>
       </w:pPr>
       <w:r>
-        <w:rPr>
-          <w:lang w:val="it-IT"/>
-        </w:rPr>
-        <w:t xml:space="preserve">    8: {"ALTURA": 33.0,</w:t>
-      </w:r>
-      <w:r>
-        <w:rPr>
-          <w:lang w:val="it-IT"/>
-        </w:rPr>
-        <w:t xml:space="preserve"> “ANCHO”: None ,</w:t>
-      </w:r>
-      <w:r>
-        <w:rPr>
-          <w:lang w:val="it-IT"/>
-        </w:rPr>
-        <w:t xml:space="preserve"> "TOLERANCIA": None, "LUZ": 9},</w:t>
-      </w:r>
-    </w:p>
-    <w:p>
-      <w:pPr>
-        <w:rPr>
-          <w:lang w:val="it-IT"/>
-        </w:rPr>
-      </w:pPr>
-      <w:r>
-        <w:rPr>
-          <w:lang w:val="it-IT"/>
-        </w:rPr>
         <w:t xml:space="preserve">    </w:t>
       </w:r>
       <w:r>
@@ -44758,11 +43063,11 @@
       <w:pPr>
         <w:pStyle w:val="Ttulo2"/>
       </w:pPr>
-      <w:bookmarkStart w:id="40" w:name="_Toc231093769"/>
+      <w:bookmarkStart w:id="41" w:name="_Toc242747215"/>
       <w:r>
         <w:t>Reynols</w:t>
       </w:r>
-      <w:bookmarkEnd w:id="40"/>
+      <w:bookmarkEnd w:id="41"/>
     </w:p>
     <w:p>
       <w:proofErr w:type="spellStart"/>
@@ -46015,12 +44320,12 @@
       <w:pPr>
         <w:pStyle w:val="Ttulo2"/>
       </w:pPr>
-      <w:bookmarkStart w:id="41" w:name="_Toc231093770"/>
+      <w:bookmarkStart w:id="42" w:name="_Toc242747216"/>
       <w:r>
         <w:lastRenderedPageBreak/>
         <w:t>BLOQUE:</w:t>
       </w:r>
-      <w:bookmarkEnd w:id="41"/>
+      <w:bookmarkEnd w:id="42"/>
     </w:p>
     <w:p>
       <w:pPr>
@@ -57998,11 +56303,11 @@
       <w:pPr>
         <w:pStyle w:val="Ttulo2"/>
       </w:pPr>
-      <w:bookmarkStart w:id="42" w:name="_Toc231093771"/>
+      <w:bookmarkStart w:id="43" w:name="_Toc242747217"/>
       <w:r>
         <w:t>RSM</w:t>
       </w:r>
-      <w:bookmarkEnd w:id="42"/>
+      <w:bookmarkEnd w:id="43"/>
     </w:p>
     <w:p>
       <w:r>
@@ -58270,24 +56575,24 @@
       <w:pPr>
         <w:pStyle w:val="Ttulo1"/>
       </w:pPr>
-      <w:bookmarkStart w:id="43" w:name="_Toc231093772"/>
+      <w:bookmarkStart w:id="44" w:name="_Toc242747218"/>
       <w:proofErr w:type="spellStart"/>
       <w:r>
         <w:lastRenderedPageBreak/>
         <w:t>Rs</w:t>
       </w:r>
-      <w:bookmarkEnd w:id="43"/>
+      <w:bookmarkEnd w:id="44"/>
       <w:proofErr w:type="spellEnd"/>
     </w:p>
     <w:p>
       <w:pPr>
         <w:pStyle w:val="Ttulo2"/>
       </w:pPr>
-      <w:bookmarkStart w:id="44" w:name="_Toc231093773"/>
+      <w:bookmarkStart w:id="45" w:name="_Toc242747219"/>
       <w:r>
         <w:t>BDM:</w:t>
       </w:r>
-      <w:bookmarkEnd w:id="44"/>
+      <w:bookmarkEnd w:id="45"/>
     </w:p>
     <w:p>
       <w:proofErr w:type="spellStart"/>
@@ -58402,12 +56707,12 @@
       <w:pPr>
         <w:pStyle w:val="Ttulo1"/>
       </w:pPr>
-      <w:bookmarkStart w:id="45" w:name="_Toc231093774"/>
+      <w:bookmarkStart w:id="46" w:name="_Toc242747220"/>
       <w:r>
         <w:lastRenderedPageBreak/>
         <w:t>DISEÑO PANTALLAS</w:t>
       </w:r>
-      <w:bookmarkEnd w:id="45"/>
+      <w:bookmarkEnd w:id="46"/>
     </w:p>
     <w:p>
       <w:r>
